--- a/SiraFit Documentation.docx
+++ b/SiraFit Documentation.docx
@@ -9,7 +9,6 @@
           <w:bCs/>
         </w:rPr>
       </w:pPr>
-      <w:proofErr w:type="spellStart"/>
       <w:r>
         <w:rPr>
           <w:b/>
@@ -17,7 +16,6 @@
         </w:rPr>
         <w:t>SiraFit</w:t>
       </w:r>
-      <w:proofErr w:type="spellEnd"/>
     </w:p>
     <w:p>
       <w:pPr>
@@ -35,13 +33,8 @@
       </w:r>
     </w:p>
     <w:p>
-      <w:proofErr w:type="spellStart"/>
-      <w:r>
-        <w:t>SiraFit</w:t>
-      </w:r>
-      <w:proofErr w:type="spellEnd"/>
-      <w:r>
-        <w:t xml:space="preserve"> is an AI-assisted career operations platform that helps users organize, evaluate, tailor, and track job applications through a structured workflow system.</w:t>
+      <w:r>
+        <w:t>SiraFit is an AI-assisted career operations platform that helps users organize, evaluate, tailor, and track job applications through a structured workflow system.</w:t>
       </w:r>
     </w:p>
     <w:p>
@@ -51,15 +44,7 @@
     </w:p>
     <w:p>
       <w:r>
-        <w:t xml:space="preserve">Instead of relying on mass auto-applying or unreliable autonomous AI agents, </w:t>
-      </w:r>
-      <w:proofErr w:type="spellStart"/>
-      <w:r>
-        <w:t>SiraFit</w:t>
-      </w:r>
-      <w:proofErr w:type="spellEnd"/>
-      <w:r>
-        <w:t xml:space="preserve"> focuses on deterministic pipelines, structured data, and controlled AI assistance.</w:t>
+        <w:t>Instead of relying on mass auto-applying or unreliable autonomous AI agents, SiraFit focuses on deterministic pipelines, structured data, and controlled AI assistance.</w:t>
       </w:r>
     </w:p>
     <w:p>
@@ -134,13 +119,8 @@
       </w:r>
     </w:p>
     <w:p>
-      <w:proofErr w:type="spellStart"/>
-      <w:r>
-        <w:t>SiraFit</w:t>
-      </w:r>
-      <w:proofErr w:type="spellEnd"/>
-      <w:r>
-        <w:t xml:space="preserve"> combines:</w:t>
+      <w:r>
+        <w:t>SiraFit combines:</w:t>
       </w:r>
     </w:p>
     <w:p>
@@ -307,13 +287,9 @@
         <w:t>The application is designed as a modular system using Python backend services and a modern web frontend.</w:t>
       </w:r>
     </w:p>
-    <w:p>
-      <w:r>
-        <w:pict w14:anchorId="36BF9992">
-          <v:rect id="_x0000_i1025" style="width:0;height:1.5pt" o:hralign="center" o:hrstd="t" o:hr="t" fillcolor="#a0a0a0" stroked="f"/>
-        </w:pict>
-      </w:r>
-    </w:p>
+    <w:p/>
+    <w:p/>
+    <w:p/>
     <w:p>
       <w:pPr>
         <w:rPr>
@@ -326,6 +302,7 @@
           <w:b/>
           <w:bCs/>
         </w:rPr>
+        <w:lastRenderedPageBreak/>
         <w:t>Core Product Vision</w:t>
       </w:r>
     </w:p>
@@ -342,7 +319,6 @@
         </w:numPr>
       </w:pPr>
       <w:r>
-        <w:lastRenderedPageBreak/>
         <w:t>searching job boards randomly</w:t>
       </w:r>
     </w:p>
@@ -402,13 +378,8 @@
       </w:r>
     </w:p>
     <w:p>
-      <w:proofErr w:type="spellStart"/>
-      <w:r>
-        <w:t>SiraFit</w:t>
-      </w:r>
-      <w:proofErr w:type="spellEnd"/>
-      <w:r>
-        <w:t xml:space="preserve"> transforms this into a structured operational pipeline.</w:t>
+      <w:r>
+        <w:t>SiraFit transforms this into a structured operational pipeline.</w:t>
       </w:r>
     </w:p>
     <w:p>
@@ -418,15 +389,7 @@
     </w:p>
     <w:p>
       <w:r>
-        <w:t xml:space="preserve">Instead of treating job applications as isolated tasks, </w:t>
-      </w:r>
-      <w:proofErr w:type="spellStart"/>
-      <w:r>
-        <w:t>SiraFit</w:t>
-      </w:r>
-      <w:proofErr w:type="spellEnd"/>
-      <w:r>
-        <w:t xml:space="preserve"> treats them as a continuous workflow.</w:t>
+        <w:t>Instead of treating job applications as isolated tasks, SiraFit treats them as a continuous workflow.</w:t>
       </w:r>
     </w:p>
     <w:p>
@@ -508,13 +471,6 @@
     <w:p>
       <w:r>
         <w:t>The goal is to improve efficiency, organization, and targeting.</w:t>
-      </w:r>
-    </w:p>
-    <w:p>
-      <w:r>
-        <w:pict w14:anchorId="6F733CC5">
-          <v:rect id="_x0000_i1026" style="width:0;height:1.5pt" o:hralign="center" o:hrstd="t" o:hr="t" fillcolor="#a0a0a0" stroked="f"/>
-        </w:pict>
       </w:r>
     </w:p>
     <w:p>
@@ -663,7 +619,933 @@
     </w:p>
     <w:p>
       <w:r>
+        <w:lastRenderedPageBreak/>
         <w:t>The system uses browser automation and scraping pipelines to extract structured information from job listings.</w:t>
+      </w:r>
+    </w:p>
+    <w:p>
+      <w:pPr>
+        <w:rPr>
+          <w:b/>
+          <w:bCs/>
+        </w:rPr>
+      </w:pPr>
+      <w:r>
+        <w:rPr>
+          <w:b/>
+          <w:bCs/>
+        </w:rPr>
+        <w:t>Extracted Job Data</w:t>
+      </w:r>
+    </w:p>
+    <w:p>
+      <w:r>
+        <w:t>The system extracts:</w:t>
+      </w:r>
+    </w:p>
+    <w:p>
+      <w:pPr>
+        <w:numPr>
+          <w:ilvl w:val="0"/>
+          <w:numId w:val="8"/>
+        </w:numPr>
+      </w:pPr>
+      <w:r>
+        <w:t>job title</w:t>
+      </w:r>
+    </w:p>
+    <w:p>
+      <w:pPr>
+        <w:numPr>
+          <w:ilvl w:val="0"/>
+          <w:numId w:val="8"/>
+        </w:numPr>
+      </w:pPr>
+      <w:r>
+        <w:t>company name</w:t>
+      </w:r>
+    </w:p>
+    <w:p>
+      <w:pPr>
+        <w:numPr>
+          <w:ilvl w:val="0"/>
+          <w:numId w:val="8"/>
+        </w:numPr>
+      </w:pPr>
+      <w:r>
+        <w:t>location</w:t>
+      </w:r>
+    </w:p>
+    <w:p>
+      <w:pPr>
+        <w:numPr>
+          <w:ilvl w:val="0"/>
+          <w:numId w:val="8"/>
+        </w:numPr>
+      </w:pPr>
+      <w:r>
+        <w:t>remote/hybrid/on-site status</w:t>
+      </w:r>
+    </w:p>
+    <w:p>
+      <w:pPr>
+        <w:numPr>
+          <w:ilvl w:val="0"/>
+          <w:numId w:val="8"/>
+        </w:numPr>
+      </w:pPr>
+      <w:r>
+        <w:t>compensation range</w:t>
+      </w:r>
+    </w:p>
+    <w:p>
+      <w:pPr>
+        <w:numPr>
+          <w:ilvl w:val="0"/>
+          <w:numId w:val="8"/>
+        </w:numPr>
+      </w:pPr>
+      <w:r>
+        <w:t>responsibilities</w:t>
+      </w:r>
+    </w:p>
+    <w:p>
+      <w:pPr>
+        <w:numPr>
+          <w:ilvl w:val="0"/>
+          <w:numId w:val="8"/>
+        </w:numPr>
+      </w:pPr>
+      <w:r>
+        <w:t>required skills</w:t>
+      </w:r>
+    </w:p>
+    <w:p>
+      <w:pPr>
+        <w:numPr>
+          <w:ilvl w:val="0"/>
+          <w:numId w:val="8"/>
+        </w:numPr>
+      </w:pPr>
+      <w:r>
+        <w:t>preferred skills</w:t>
+      </w:r>
+    </w:p>
+    <w:p>
+      <w:pPr>
+        <w:numPr>
+          <w:ilvl w:val="0"/>
+          <w:numId w:val="8"/>
+        </w:numPr>
+      </w:pPr>
+      <w:r>
+        <w:t>years of experience</w:t>
+      </w:r>
+    </w:p>
+    <w:p>
+      <w:pPr>
+        <w:numPr>
+          <w:ilvl w:val="0"/>
+          <w:numId w:val="8"/>
+        </w:numPr>
+      </w:pPr>
+      <w:r>
+        <w:t>employment type</w:t>
+      </w:r>
+    </w:p>
+    <w:p>
+      <w:pPr>
+        <w:numPr>
+          <w:ilvl w:val="0"/>
+          <w:numId w:val="8"/>
+        </w:numPr>
+      </w:pPr>
+      <w:r>
+        <w:t>application deadline</w:t>
+      </w:r>
+    </w:p>
+    <w:p>
+      <w:pPr>
+        <w:numPr>
+          <w:ilvl w:val="0"/>
+          <w:numId w:val="8"/>
+        </w:numPr>
+      </w:pPr>
+      <w:r>
+        <w:t>job URL</w:t>
+      </w:r>
+    </w:p>
+    <w:p>
+      <w:pPr>
+        <w:rPr>
+          <w:b/>
+          <w:bCs/>
+        </w:rPr>
+      </w:pPr>
+      <w:r>
+        <w:rPr>
+          <w:b/>
+          <w:bCs/>
+        </w:rPr>
+        <w:t>Job Normalization</w:t>
+      </w:r>
+    </w:p>
+    <w:p>
+      <w:r>
+        <w:t>Scraped jobs are normalized into a consistent schema.</w:t>
+      </w:r>
+    </w:p>
+    <w:p>
+      <w:r>
+        <w:t>This prevents inconsistent data structures across job boards.</w:t>
+      </w:r>
+    </w:p>
+    <w:p>
+      <w:r>
+        <w:t>Example:</w:t>
+      </w:r>
+    </w:p>
+    <w:p>
+      <w:r>
+        <w:t>Different job boards may use:</w:t>
+      </w:r>
+    </w:p>
+    <w:p>
+      <w:pPr>
+        <w:numPr>
+          <w:ilvl w:val="0"/>
+          <w:numId w:val="9"/>
+        </w:numPr>
+      </w:pPr>
+      <w:r>
+        <w:t>Required Skills</w:t>
+      </w:r>
+    </w:p>
+    <w:p>
+      <w:pPr>
+        <w:numPr>
+          <w:ilvl w:val="0"/>
+          <w:numId w:val="9"/>
+        </w:numPr>
+      </w:pPr>
+      <w:r>
+        <w:t>Qualifications</w:t>
+      </w:r>
+    </w:p>
+    <w:p>
+      <w:pPr>
+        <w:numPr>
+          <w:ilvl w:val="0"/>
+          <w:numId w:val="9"/>
+        </w:numPr>
+      </w:pPr>
+      <w:r>
+        <w:t>What You Need</w:t>
+      </w:r>
+    </w:p>
+    <w:p>
+      <w:pPr>
+        <w:numPr>
+          <w:ilvl w:val="0"/>
+          <w:numId w:val="9"/>
+        </w:numPr>
+      </w:pPr>
+      <w:r>
+        <w:t>Technical Requirements</w:t>
+      </w:r>
+    </w:p>
+    <w:p>
+      <w:r>
+        <w:t>SiraFit converts all of these into a unified internal structure.</w:t>
+      </w:r>
+    </w:p>
+    <w:p>
+      <w:r>
+        <w:pict w14:anchorId="32EF3D64">
+          <v:rect id="_x0000_i1027" style="width:0;height:1.5pt" o:hralign="center" o:hrstd="t" o:hr="t" fillcolor="#a0a0a0" stroked="f"/>
+        </w:pict>
+      </w:r>
+    </w:p>
+    <w:p>
+      <w:pPr>
+        <w:rPr>
+          <w:b/>
+          <w:bCs/>
+        </w:rPr>
+      </w:pPr>
+      <w:r>
+        <w:rPr>
+          <w:b/>
+          <w:bCs/>
+        </w:rPr>
+        <w:t>2. AI Job Analysis Engine</w:t>
+      </w:r>
+    </w:p>
+    <w:p>
+      <w:r>
+        <w:t>After a job is imported, SiraFit performs AI-assisted analysis.</w:t>
+      </w:r>
+    </w:p>
+    <w:p>
+      <w:r>
+        <w:t>The analysis engine extracts semantic meaning from job descriptions.</w:t>
+      </w:r>
+    </w:p>
+    <w:p>
+      <w:r>
+        <w:t>The purpose is to transform unstructured text into structured opportunity intelligence.</w:t>
+      </w:r>
+    </w:p>
+    <w:p>
+      <w:pPr>
+        <w:rPr>
+          <w:b/>
+          <w:bCs/>
+        </w:rPr>
+      </w:pPr>
+      <w:r>
+        <w:rPr>
+          <w:b/>
+          <w:bCs/>
+        </w:rPr>
+        <w:t>Analysis Outputs</w:t>
+      </w:r>
+    </w:p>
+    <w:p>
+      <w:r>
+        <w:t>The engine identifies:</w:t>
+      </w:r>
+    </w:p>
+    <w:p>
+      <w:pPr>
+        <w:numPr>
+          <w:ilvl w:val="0"/>
+          <w:numId w:val="10"/>
+        </w:numPr>
+      </w:pPr>
+      <w:r>
+        <w:t>role category</w:t>
+      </w:r>
+    </w:p>
+    <w:p>
+      <w:pPr>
+        <w:numPr>
+          <w:ilvl w:val="0"/>
+          <w:numId w:val="10"/>
+        </w:numPr>
+      </w:pPr>
+      <w:r>
+        <w:t>seniority level</w:t>
+      </w:r>
+    </w:p>
+    <w:p>
+      <w:pPr>
+        <w:numPr>
+          <w:ilvl w:val="0"/>
+          <w:numId w:val="10"/>
+        </w:numPr>
+      </w:pPr>
+      <w:r>
+        <w:lastRenderedPageBreak/>
+        <w:t>primary technologies</w:t>
+      </w:r>
+    </w:p>
+    <w:p>
+      <w:pPr>
+        <w:numPr>
+          <w:ilvl w:val="0"/>
+          <w:numId w:val="10"/>
+        </w:numPr>
+      </w:pPr>
+      <w:r>
+        <w:t>secondary technologies</w:t>
+      </w:r>
+    </w:p>
+    <w:p>
+      <w:pPr>
+        <w:numPr>
+          <w:ilvl w:val="0"/>
+          <w:numId w:val="10"/>
+        </w:numPr>
+      </w:pPr>
+      <w:r>
+        <w:t>soft skill requirements</w:t>
+      </w:r>
+    </w:p>
+    <w:p>
+      <w:pPr>
+        <w:numPr>
+          <w:ilvl w:val="0"/>
+          <w:numId w:val="10"/>
+        </w:numPr>
+      </w:pPr>
+      <w:r>
+        <w:t>domain specialization</w:t>
+      </w:r>
+    </w:p>
+    <w:p>
+      <w:pPr>
+        <w:numPr>
+          <w:ilvl w:val="0"/>
+          <w:numId w:val="10"/>
+        </w:numPr>
+      </w:pPr>
+      <w:r>
+        <w:t>leadership expectations</w:t>
+      </w:r>
+    </w:p>
+    <w:p>
+      <w:pPr>
+        <w:numPr>
+          <w:ilvl w:val="0"/>
+          <w:numId w:val="10"/>
+        </w:numPr>
+      </w:pPr>
+      <w:r>
+        <w:t>communication requirements</w:t>
+      </w:r>
+    </w:p>
+    <w:p>
+      <w:pPr>
+        <w:numPr>
+          <w:ilvl w:val="0"/>
+          <w:numId w:val="10"/>
+        </w:numPr>
+      </w:pPr>
+      <w:r>
+        <w:t>architecture responsibilities</w:t>
+      </w:r>
+    </w:p>
+    <w:p>
+      <w:pPr>
+        <w:numPr>
+          <w:ilvl w:val="0"/>
+          <w:numId w:val="10"/>
+        </w:numPr>
+      </w:pPr>
+      <w:r>
+        <w:t>cloud infrastructure requirements</w:t>
+      </w:r>
+    </w:p>
+    <w:p>
+      <w:pPr>
+        <w:numPr>
+          <w:ilvl w:val="0"/>
+          <w:numId w:val="10"/>
+        </w:numPr>
+      </w:pPr>
+      <w:r>
+        <w:t>backend/frontend/mobile focus</w:t>
+      </w:r>
+    </w:p>
+    <w:p>
+      <w:pPr>
+        <w:numPr>
+          <w:ilvl w:val="0"/>
+          <w:numId w:val="10"/>
+        </w:numPr>
+      </w:pPr>
+      <w:r>
+        <w:t>security expectations</w:t>
+      </w:r>
+    </w:p>
+    <w:p>
+      <w:pPr>
+        <w:numPr>
+          <w:ilvl w:val="0"/>
+          <w:numId w:val="10"/>
+        </w:numPr>
+      </w:pPr>
+      <w:r>
+        <w:t>DevOps requirements</w:t>
+      </w:r>
+    </w:p>
+    <w:p>
+      <w:pPr>
+        <w:rPr>
+          <w:b/>
+          <w:bCs/>
+        </w:rPr>
+      </w:pPr>
+      <w:r>
+        <w:rPr>
+          <w:b/>
+          <w:bCs/>
+        </w:rPr>
+        <w:t>Example</w:t>
+      </w:r>
+    </w:p>
+    <w:p>
+      <w:r>
+        <w:t>Input:</w:t>
+      </w:r>
+    </w:p>
+    <w:p>
+      <w:r>
+        <w:t>"Seeking a backend engineer with experience in distributed systems, Kubernetes, PostgreSQL, and scalable APIs."</w:t>
+      </w:r>
+    </w:p>
+    <w:p>
+      <w:r>
+        <w:t>Output:</w:t>
+      </w:r>
+    </w:p>
+    <w:p>
+      <w:r>
+        <w:t>{</w:t>
+      </w:r>
+    </w:p>
+    <w:p>
+      <w:r>
+        <w:t xml:space="preserve">  "</w:t>
+      </w:r>
+      <w:proofErr w:type="gramStart"/>
+      <w:r>
+        <w:t>role</w:t>
+      </w:r>
+      <w:proofErr w:type="gramEnd"/>
+      <w:r>
+        <w:t>_type": "backend_engineer",</w:t>
+      </w:r>
+    </w:p>
+    <w:p>
+      <w:r>
+        <w:t xml:space="preserve">  "seniority": "mid_senior",</w:t>
+      </w:r>
+    </w:p>
+    <w:p>
+      <w:r>
+        <w:t xml:space="preserve">  "skills": [</w:t>
+      </w:r>
+    </w:p>
+    <w:p>
+      <w:r>
+        <w:t xml:space="preserve">    "Kubernetes",</w:t>
+      </w:r>
+    </w:p>
+    <w:p>
+      <w:r>
+        <w:t xml:space="preserve">    "PostgreSQL",</w:t>
+      </w:r>
+    </w:p>
+    <w:p>
+      <w:r>
+        <w:t xml:space="preserve">    "Distributed Systems",</w:t>
+      </w:r>
+    </w:p>
+    <w:p>
+      <w:r>
+        <w:t xml:space="preserve">    "API Design"</w:t>
+      </w:r>
+    </w:p>
+    <w:p>
+      <w:r>
+        <w:t xml:space="preserve">  ],</w:t>
+      </w:r>
+    </w:p>
+    <w:p>
+      <w:r>
+        <w:t xml:space="preserve">  "focus": [</w:t>
+      </w:r>
+    </w:p>
+    <w:p>
+      <w:r>
+        <w:t xml:space="preserve">    "scalability",</w:t>
+      </w:r>
+    </w:p>
+    <w:p>
+      <w:r>
+        <w:t xml:space="preserve">    "infrastructure"</w:t>
+      </w:r>
+    </w:p>
+    <w:p>
+      <w:r>
+        <w:t xml:space="preserve">  ]</w:t>
+      </w:r>
+    </w:p>
+    <w:p>
+      <w:r>
+        <w:t>}</w:t>
+      </w:r>
+    </w:p>
+    <w:p>
+      <w:r>
+        <w:t>This structured output becomes usable across the platform.</w:t>
+      </w:r>
+    </w:p>
+    <w:p>
+      <w:r>
+        <w:pict w14:anchorId="1F12E77E">
+          <v:rect id="_x0000_i1028" style="width:0;height:1.5pt" o:hralign="center" o:hrstd="t" o:hr="t" fillcolor="#a0a0a0" stroked="f"/>
+        </w:pict>
+      </w:r>
+    </w:p>
+    <w:p>
+      <w:pPr>
+        <w:rPr>
+          <w:b/>
+          <w:bCs/>
+        </w:rPr>
+      </w:pPr>
+      <w:r>
+        <w:rPr>
+          <w:b/>
+          <w:bCs/>
+        </w:rPr>
+        <w:t>3. Resume Master Profile System</w:t>
+      </w:r>
+    </w:p>
+    <w:p>
+      <w:r>
+        <w:t>The Resume Master Profile is the foundation of the platform.</w:t>
+      </w:r>
+    </w:p>
+    <w:p>
+      <w:r>
+        <w:t>Instead of repeatedly uploading different resumes, users maintain a centralized structured profile.</w:t>
+      </w:r>
+    </w:p>
+    <w:p>
+      <w:r>
+        <w:lastRenderedPageBreak/>
+        <w:t>This profile acts as the source of truth.</w:t>
+      </w:r>
+    </w:p>
+    <w:p>
+      <w:pPr>
+        <w:rPr>
+          <w:b/>
+          <w:bCs/>
+        </w:rPr>
+      </w:pPr>
+      <w:r>
+        <w:rPr>
+          <w:b/>
+          <w:bCs/>
+        </w:rPr>
+        <w:t>Profile Sections</w:t>
+      </w:r>
+    </w:p>
+    <w:p>
+      <w:r>
+        <w:t>Users manage:</w:t>
+      </w:r>
+    </w:p>
+    <w:p>
+      <w:pPr>
+        <w:numPr>
+          <w:ilvl w:val="0"/>
+          <w:numId w:val="11"/>
+        </w:numPr>
+      </w:pPr>
+      <w:r>
+        <w:t>work experience</w:t>
+      </w:r>
+    </w:p>
+    <w:p>
+      <w:pPr>
+        <w:numPr>
+          <w:ilvl w:val="0"/>
+          <w:numId w:val="11"/>
+        </w:numPr>
+      </w:pPr>
+      <w:r>
+        <w:t>projects</w:t>
+      </w:r>
+    </w:p>
+    <w:p>
+      <w:pPr>
+        <w:numPr>
+          <w:ilvl w:val="0"/>
+          <w:numId w:val="11"/>
+        </w:numPr>
+      </w:pPr>
+      <w:r>
+        <w:t>technical skills</w:t>
+      </w:r>
+    </w:p>
+    <w:p>
+      <w:pPr>
+        <w:numPr>
+          <w:ilvl w:val="0"/>
+          <w:numId w:val="11"/>
+        </w:numPr>
+      </w:pPr>
+      <w:r>
+        <w:t>education</w:t>
+      </w:r>
+    </w:p>
+    <w:p>
+      <w:pPr>
+        <w:numPr>
+          <w:ilvl w:val="0"/>
+          <w:numId w:val="11"/>
+        </w:numPr>
+      </w:pPr>
+      <w:r>
+        <w:t>certifications</w:t>
+      </w:r>
+    </w:p>
+    <w:p>
+      <w:pPr>
+        <w:numPr>
+          <w:ilvl w:val="0"/>
+          <w:numId w:val="11"/>
+        </w:numPr>
+      </w:pPr>
+      <w:r>
+        <w:t>achievements</w:t>
+      </w:r>
+    </w:p>
+    <w:p>
+      <w:pPr>
+        <w:numPr>
+          <w:ilvl w:val="0"/>
+          <w:numId w:val="11"/>
+        </w:numPr>
+      </w:pPr>
+      <w:r>
+        <w:t>leadership experience</w:t>
+      </w:r>
+    </w:p>
+    <w:p>
+      <w:pPr>
+        <w:numPr>
+          <w:ilvl w:val="0"/>
+          <w:numId w:val="11"/>
+        </w:numPr>
+      </w:pPr>
+      <w:proofErr w:type="gramStart"/>
+      <w:r>
+        <w:t>open source</w:t>
+      </w:r>
+      <w:proofErr w:type="gramEnd"/>
+      <w:r>
+        <w:t xml:space="preserve"> contributions</w:t>
+      </w:r>
+    </w:p>
+    <w:p>
+      <w:pPr>
+        <w:numPr>
+          <w:ilvl w:val="0"/>
+          <w:numId w:val="11"/>
+        </w:numPr>
+      </w:pPr>
+      <w:r>
+        <w:t>languages</w:t>
+      </w:r>
+    </w:p>
+    <w:p>
+      <w:pPr>
+        <w:numPr>
+          <w:ilvl w:val="0"/>
+          <w:numId w:val="11"/>
+        </w:numPr>
+      </w:pPr>
+      <w:r>
+        <w:t>social links</w:t>
+      </w:r>
+    </w:p>
+    <w:p>
+      <w:r>
+        <w:t>Each entry is stored as structured JSON.</w:t>
+      </w:r>
+    </w:p>
+    <w:p>
+      <w:pPr>
+        <w:rPr>
+          <w:b/>
+          <w:bCs/>
+        </w:rPr>
+      </w:pPr>
+      <w:r>
+        <w:rPr>
+          <w:b/>
+          <w:bCs/>
+        </w:rPr>
+        <w:t>Benefits</w:t>
+      </w:r>
+    </w:p>
+    <w:p>
+      <w:r>
+        <w:t>This approach provides:</w:t>
+      </w:r>
+    </w:p>
+    <w:p>
+      <w:pPr>
+        <w:numPr>
+          <w:ilvl w:val="0"/>
+          <w:numId w:val="12"/>
+        </w:numPr>
+      </w:pPr>
+      <w:r>
+        <w:t>reduced hallucinations</w:t>
+      </w:r>
+    </w:p>
+    <w:p>
+      <w:pPr>
+        <w:numPr>
+          <w:ilvl w:val="0"/>
+          <w:numId w:val="12"/>
+        </w:numPr>
+      </w:pPr>
+      <w:r>
+        <w:t>easier tailoring</w:t>
+      </w:r>
+    </w:p>
+    <w:p>
+      <w:pPr>
+        <w:numPr>
+          <w:ilvl w:val="0"/>
+          <w:numId w:val="12"/>
+        </w:numPr>
+      </w:pPr>
+      <w:r>
+        <w:t>reusable resume components</w:t>
+      </w:r>
+    </w:p>
+    <w:p>
+      <w:pPr>
+        <w:numPr>
+          <w:ilvl w:val="0"/>
+          <w:numId w:val="12"/>
+        </w:numPr>
+      </w:pPr>
+      <w:r>
+        <w:t>consistent formatting</w:t>
+      </w:r>
+    </w:p>
+    <w:p>
+      <w:pPr>
+        <w:numPr>
+          <w:ilvl w:val="0"/>
+          <w:numId w:val="12"/>
+        </w:numPr>
+      </w:pPr>
+      <w:r>
+        <w:t>version control</w:t>
+      </w:r>
+    </w:p>
+    <w:p>
+      <w:pPr>
+        <w:numPr>
+          <w:ilvl w:val="0"/>
+          <w:numId w:val="12"/>
+        </w:numPr>
+      </w:pPr>
+      <w:r>
+        <w:t>easier updates</w:t>
+      </w:r>
+    </w:p>
+    <w:p>
+      <w:r>
+        <w:t>The system avoids raw PDF editing workflows.</w:t>
+      </w:r>
+    </w:p>
+    <w:p>
+      <w:r>
+        <w:t>Structured profile data is significantly more reliable.</w:t>
+      </w:r>
+    </w:p>
+    <w:p>
+      <w:r>
+        <w:pict w14:anchorId="33478F29">
+          <v:rect id="_x0000_i1029" style="width:0;height:1.5pt" o:hralign="center" o:hrstd="t" o:hr="t" fillcolor="#a0a0a0" stroked="f"/>
+        </w:pict>
+      </w:r>
+    </w:p>
+    <w:p>
+      <w:pPr>
+        <w:rPr>
+          <w:b/>
+          <w:bCs/>
+        </w:rPr>
+      </w:pPr>
+      <w:r>
+        <w:rPr>
+          <w:b/>
+          <w:bCs/>
+        </w:rPr>
+        <w:t>4. Match Scoring Engine</w:t>
+      </w:r>
+    </w:p>
+    <w:p>
+      <w:r>
+        <w:t>The Match Scoring Engine evaluates how well a user fits a job opportunity.</w:t>
+      </w:r>
+    </w:p>
+    <w:p>
+      <w:r>
+        <w:t>The scoring system combines deterministic logic with AI-assisted reasoning.</w:t>
+      </w:r>
+    </w:p>
+    <w:p>
+      <w:pPr>
+        <w:rPr>
+          <w:b/>
+          <w:bCs/>
+        </w:rPr>
+      </w:pPr>
+      <w:r>
+        <w:rPr>
+          <w:b/>
+          <w:bCs/>
+        </w:rPr>
+        <w:t>Deterministic Scoring</w:t>
+      </w:r>
+    </w:p>
+    <w:p>
+      <w:r>
+        <w:t>The numerical score is generated through rule-based logic.</w:t>
+      </w:r>
+    </w:p>
+    <w:p>
+      <w:r>
+        <w:t>This ensures:</w:t>
+      </w:r>
+    </w:p>
+    <w:p>
+      <w:pPr>
+        <w:numPr>
+          <w:ilvl w:val="0"/>
+          <w:numId w:val="13"/>
+        </w:numPr>
+      </w:pPr>
+      <w:r>
+        <w:t>consistency</w:t>
+      </w:r>
+    </w:p>
+    <w:p>
+      <w:pPr>
+        <w:numPr>
+          <w:ilvl w:val="0"/>
+          <w:numId w:val="13"/>
+        </w:numPr>
+      </w:pPr>
+      <w:r>
+        <w:t>transparency</w:t>
+      </w:r>
+    </w:p>
+    <w:p>
+      <w:pPr>
+        <w:numPr>
+          <w:ilvl w:val="0"/>
+          <w:numId w:val="13"/>
+        </w:numPr>
+      </w:pPr>
+      <w:r>
+        <w:t>predictable outputs</w:t>
+      </w:r>
+    </w:p>
+    <w:p>
+      <w:pPr>
+        <w:numPr>
+          <w:ilvl w:val="0"/>
+          <w:numId w:val="13"/>
+        </w:numPr>
+      </w:pPr>
+      <w:r>
+        <w:t>reduced hallucination risk</w:t>
       </w:r>
     </w:p>
     <w:p>
@@ -679,442 +1561,111 @@
           <w:bCs/>
         </w:rPr>
         <w:lastRenderedPageBreak/>
-        <w:t>Extracted Job Data</w:t>
-      </w:r>
-    </w:p>
-    <w:p>
-      <w:r>
-        <w:t>The system extracts:</w:t>
-      </w:r>
-    </w:p>
-    <w:p>
-      <w:pPr>
-        <w:numPr>
-          <w:ilvl w:val="0"/>
-          <w:numId w:val="8"/>
-        </w:numPr>
-      </w:pPr>
-      <w:r>
-        <w:t>job title</w:t>
-      </w:r>
-    </w:p>
-    <w:p>
-      <w:pPr>
-        <w:numPr>
-          <w:ilvl w:val="0"/>
-          <w:numId w:val="8"/>
-        </w:numPr>
-      </w:pPr>
-      <w:r>
-        <w:t>company name</w:t>
-      </w:r>
-    </w:p>
-    <w:p>
-      <w:pPr>
-        <w:numPr>
-          <w:ilvl w:val="0"/>
-          <w:numId w:val="8"/>
-        </w:numPr>
-      </w:pPr>
-      <w:r>
-        <w:t>location</w:t>
-      </w:r>
-    </w:p>
-    <w:p>
-      <w:pPr>
-        <w:numPr>
-          <w:ilvl w:val="0"/>
-          <w:numId w:val="8"/>
-        </w:numPr>
-      </w:pPr>
-      <w:r>
-        <w:t>remote/hybrid/on-site status</w:t>
-      </w:r>
-    </w:p>
-    <w:p>
-      <w:pPr>
-        <w:numPr>
-          <w:ilvl w:val="0"/>
-          <w:numId w:val="8"/>
-        </w:numPr>
-      </w:pPr>
-      <w:r>
-        <w:t>compensation range</w:t>
-      </w:r>
-    </w:p>
-    <w:p>
-      <w:pPr>
-        <w:numPr>
-          <w:ilvl w:val="0"/>
-          <w:numId w:val="8"/>
-        </w:numPr>
-      </w:pPr>
-      <w:r>
-        <w:t>responsibilities</w:t>
-      </w:r>
-    </w:p>
-    <w:p>
-      <w:pPr>
-        <w:numPr>
-          <w:ilvl w:val="0"/>
-          <w:numId w:val="8"/>
-        </w:numPr>
-      </w:pPr>
-      <w:r>
-        <w:t>required skills</w:t>
-      </w:r>
-    </w:p>
-    <w:p>
-      <w:pPr>
-        <w:numPr>
-          <w:ilvl w:val="0"/>
-          <w:numId w:val="8"/>
-        </w:numPr>
-      </w:pPr>
-      <w:r>
-        <w:t>preferred skills</w:t>
-      </w:r>
-    </w:p>
-    <w:p>
-      <w:pPr>
-        <w:numPr>
-          <w:ilvl w:val="0"/>
-          <w:numId w:val="8"/>
-        </w:numPr>
-      </w:pPr>
-      <w:r>
-        <w:t>years of experience</w:t>
-      </w:r>
-    </w:p>
-    <w:p>
-      <w:pPr>
-        <w:numPr>
-          <w:ilvl w:val="0"/>
-          <w:numId w:val="8"/>
-        </w:numPr>
-      </w:pPr>
-      <w:r>
-        <w:t>employment type</w:t>
-      </w:r>
-    </w:p>
-    <w:p>
-      <w:pPr>
-        <w:numPr>
-          <w:ilvl w:val="0"/>
-          <w:numId w:val="8"/>
-        </w:numPr>
-      </w:pPr>
-      <w:r>
-        <w:t>application deadline</w:t>
-      </w:r>
-    </w:p>
-    <w:p>
-      <w:pPr>
-        <w:numPr>
-          <w:ilvl w:val="0"/>
-          <w:numId w:val="8"/>
-        </w:numPr>
-      </w:pPr>
-      <w:r>
-        <w:t>job URL</w:t>
-      </w:r>
-    </w:p>
-    <w:p>
-      <w:pPr>
-        <w:rPr>
-          <w:b/>
-          <w:bCs/>
-        </w:rPr>
-      </w:pPr>
-      <w:r>
-        <w:rPr>
-          <w:b/>
-          <w:bCs/>
-        </w:rPr>
-        <w:t>Job Normalization</w:t>
-      </w:r>
-    </w:p>
-    <w:p>
-      <w:r>
-        <w:t>Scraped jobs are normalized into a consistent schema.</w:t>
-      </w:r>
-    </w:p>
-    <w:p>
-      <w:r>
-        <w:t>This prevents inconsistent data structures across job boards.</w:t>
-      </w:r>
-    </w:p>
-    <w:p>
-      <w:r>
-        <w:t>Example:</w:t>
-      </w:r>
-    </w:p>
-    <w:p>
-      <w:r>
-        <w:t>Different job boards may use:</w:t>
-      </w:r>
-    </w:p>
-    <w:p>
-      <w:pPr>
-        <w:numPr>
-          <w:ilvl w:val="0"/>
-          <w:numId w:val="9"/>
-        </w:numPr>
-      </w:pPr>
-      <w:r>
-        <w:t>Required Skills</w:t>
-      </w:r>
-    </w:p>
-    <w:p>
-      <w:pPr>
-        <w:numPr>
-          <w:ilvl w:val="0"/>
-          <w:numId w:val="9"/>
-        </w:numPr>
-      </w:pPr>
-      <w:r>
-        <w:t>Qualifications</w:t>
-      </w:r>
-    </w:p>
-    <w:p>
-      <w:pPr>
-        <w:numPr>
-          <w:ilvl w:val="0"/>
-          <w:numId w:val="9"/>
-        </w:numPr>
-      </w:pPr>
-      <w:r>
-        <w:t>What You Need</w:t>
-      </w:r>
-    </w:p>
-    <w:p>
-      <w:pPr>
-        <w:numPr>
-          <w:ilvl w:val="0"/>
-          <w:numId w:val="9"/>
-        </w:numPr>
-      </w:pPr>
-      <w:r>
-        <w:t>Technical Requirements</w:t>
-      </w:r>
-    </w:p>
-    <w:p>
-      <w:proofErr w:type="spellStart"/>
-      <w:r>
-        <w:t>SiraFit</w:t>
-      </w:r>
-      <w:proofErr w:type="spellEnd"/>
-      <w:r>
-        <w:t xml:space="preserve"> converts all of these into a unified internal structure.</w:t>
-      </w:r>
-    </w:p>
-    <w:p>
-      <w:r>
-        <w:pict w14:anchorId="32EF3D64">
-          <v:rect id="_x0000_i1027" style="width:0;height:1.5pt" o:hralign="center" o:hrstd="t" o:hr="t" fillcolor="#a0a0a0" stroked="f"/>
-        </w:pict>
-      </w:r>
-    </w:p>
-    <w:p>
-      <w:pPr>
-        <w:rPr>
-          <w:b/>
-          <w:bCs/>
-        </w:rPr>
-      </w:pPr>
-      <w:r>
-        <w:rPr>
-          <w:b/>
-          <w:bCs/>
-        </w:rPr>
-        <w:t>2. AI Job Analysis Engine</w:t>
-      </w:r>
-    </w:p>
-    <w:p>
-      <w:r>
-        <w:t xml:space="preserve">After a job is imported, </w:t>
-      </w:r>
-      <w:proofErr w:type="spellStart"/>
-      <w:r>
-        <w:t>SiraFit</w:t>
-      </w:r>
-      <w:proofErr w:type="spellEnd"/>
-      <w:r>
-        <w:t xml:space="preserve"> performs AI-assisted analysis.</w:t>
-      </w:r>
-    </w:p>
-    <w:p>
-      <w:r>
-        <w:t>The analysis engine extracts semantic meaning from job descriptions.</w:t>
-      </w:r>
-    </w:p>
-    <w:p>
-      <w:r>
-        <w:t>The purpose is to transform unstructured text into structured opportunity intelligence.</w:t>
-      </w:r>
-    </w:p>
-    <w:p>
-      <w:pPr>
-        <w:rPr>
-          <w:b/>
-          <w:bCs/>
-        </w:rPr>
-      </w:pPr>
-      <w:r>
-        <w:rPr>
-          <w:b/>
-          <w:bCs/>
-        </w:rPr>
-        <w:t>Analysis Outputs</w:t>
-      </w:r>
-    </w:p>
-    <w:p>
-      <w:r>
-        <w:t>The engine identifies:</w:t>
-      </w:r>
-    </w:p>
-    <w:p>
-      <w:pPr>
-        <w:numPr>
-          <w:ilvl w:val="0"/>
-          <w:numId w:val="10"/>
-        </w:numPr>
-      </w:pPr>
-      <w:r>
-        <w:t>role category</w:t>
-      </w:r>
-    </w:p>
-    <w:p>
-      <w:pPr>
-        <w:numPr>
-          <w:ilvl w:val="0"/>
-          <w:numId w:val="10"/>
-        </w:numPr>
-      </w:pPr>
-      <w:r>
-        <w:t>seniority level</w:t>
-      </w:r>
-    </w:p>
-    <w:p>
-      <w:pPr>
-        <w:numPr>
-          <w:ilvl w:val="0"/>
-          <w:numId w:val="10"/>
-        </w:numPr>
-      </w:pPr>
-      <w:r>
-        <w:t>primary technologies</w:t>
-      </w:r>
-    </w:p>
-    <w:p>
-      <w:pPr>
-        <w:numPr>
-          <w:ilvl w:val="0"/>
-          <w:numId w:val="10"/>
-        </w:numPr>
-      </w:pPr>
-      <w:r>
-        <w:t>secondary technologies</w:t>
-      </w:r>
-    </w:p>
-    <w:p>
-      <w:pPr>
-        <w:numPr>
-          <w:ilvl w:val="0"/>
-          <w:numId w:val="10"/>
-        </w:numPr>
-      </w:pPr>
-      <w:r>
-        <w:lastRenderedPageBreak/>
-        <w:t>soft skill requirements</w:t>
-      </w:r>
-    </w:p>
-    <w:p>
-      <w:pPr>
-        <w:numPr>
-          <w:ilvl w:val="0"/>
-          <w:numId w:val="10"/>
-        </w:numPr>
-      </w:pPr>
-      <w:r>
-        <w:t>domain specialization</w:t>
-      </w:r>
-    </w:p>
-    <w:p>
-      <w:pPr>
-        <w:numPr>
-          <w:ilvl w:val="0"/>
-          <w:numId w:val="10"/>
-        </w:numPr>
-      </w:pPr>
-      <w:r>
-        <w:t>leadership expectations</w:t>
-      </w:r>
-    </w:p>
-    <w:p>
-      <w:pPr>
-        <w:numPr>
-          <w:ilvl w:val="0"/>
-          <w:numId w:val="10"/>
-        </w:numPr>
-      </w:pPr>
-      <w:r>
-        <w:t>communication requirements</w:t>
-      </w:r>
-    </w:p>
-    <w:p>
-      <w:pPr>
-        <w:numPr>
-          <w:ilvl w:val="0"/>
-          <w:numId w:val="10"/>
-        </w:numPr>
-      </w:pPr>
-      <w:r>
-        <w:t>architecture responsibilities</w:t>
-      </w:r>
-    </w:p>
-    <w:p>
-      <w:pPr>
-        <w:numPr>
-          <w:ilvl w:val="0"/>
-          <w:numId w:val="10"/>
-        </w:numPr>
-      </w:pPr>
-      <w:r>
-        <w:t>cloud infrastructure requirements</w:t>
-      </w:r>
-    </w:p>
-    <w:p>
-      <w:pPr>
-        <w:numPr>
-          <w:ilvl w:val="0"/>
-          <w:numId w:val="10"/>
-        </w:numPr>
-      </w:pPr>
-      <w:r>
-        <w:t>backend/frontend/mobile focus</w:t>
-      </w:r>
-    </w:p>
-    <w:p>
-      <w:pPr>
-        <w:numPr>
-          <w:ilvl w:val="0"/>
-          <w:numId w:val="10"/>
-        </w:numPr>
-      </w:pPr>
-      <w:r>
-        <w:t>security expectations</w:t>
-      </w:r>
-    </w:p>
-    <w:p>
-      <w:pPr>
-        <w:numPr>
-          <w:ilvl w:val="0"/>
-          <w:numId w:val="10"/>
-        </w:numPr>
-      </w:pPr>
-      <w:r>
-        <w:t>DevOps requirements</w:t>
+        <w:t>Scoring Factors</w:t>
+      </w:r>
+    </w:p>
+    <w:p>
+      <w:r>
+        <w:t>The engine evaluates:</w:t>
+      </w:r>
+    </w:p>
+    <w:p>
+      <w:pPr>
+        <w:numPr>
+          <w:ilvl w:val="0"/>
+          <w:numId w:val="14"/>
+        </w:numPr>
+      </w:pPr>
+      <w:r>
+        <w:t>skill overlap</w:t>
+      </w:r>
+    </w:p>
+    <w:p>
+      <w:pPr>
+        <w:numPr>
+          <w:ilvl w:val="0"/>
+          <w:numId w:val="14"/>
+        </w:numPr>
+      </w:pPr>
+      <w:r>
+        <w:t>experience match</w:t>
+      </w:r>
+    </w:p>
+    <w:p>
+      <w:pPr>
+        <w:numPr>
+          <w:ilvl w:val="0"/>
+          <w:numId w:val="14"/>
+        </w:numPr>
+      </w:pPr>
+      <w:r>
+        <w:t>technology compatibility</w:t>
+      </w:r>
+    </w:p>
+    <w:p>
+      <w:pPr>
+        <w:numPr>
+          <w:ilvl w:val="0"/>
+          <w:numId w:val="14"/>
+        </w:numPr>
+      </w:pPr>
+      <w:r>
+        <w:t>seniority alignment</w:t>
+      </w:r>
+    </w:p>
+    <w:p>
+      <w:pPr>
+        <w:numPr>
+          <w:ilvl w:val="0"/>
+          <w:numId w:val="14"/>
+        </w:numPr>
+      </w:pPr>
+      <w:r>
+        <w:t>domain relevance</w:t>
+      </w:r>
+    </w:p>
+    <w:p>
+      <w:pPr>
+        <w:numPr>
+          <w:ilvl w:val="0"/>
+          <w:numId w:val="14"/>
+        </w:numPr>
+      </w:pPr>
+      <w:r>
+        <w:t>location preference</w:t>
+      </w:r>
+    </w:p>
+    <w:p>
+      <w:pPr>
+        <w:numPr>
+          <w:ilvl w:val="0"/>
+          <w:numId w:val="14"/>
+        </w:numPr>
+      </w:pPr>
+      <w:r>
+        <w:t>remote compatibility</w:t>
+      </w:r>
+    </w:p>
+    <w:p>
+      <w:pPr>
+        <w:numPr>
+          <w:ilvl w:val="0"/>
+          <w:numId w:val="14"/>
+        </w:numPr>
+      </w:pPr>
+      <w:r>
+        <w:t>education requirements</w:t>
+      </w:r>
+    </w:p>
+    <w:p>
+      <w:pPr>
+        <w:numPr>
+          <w:ilvl w:val="0"/>
+          <w:numId w:val="14"/>
+        </w:numPr>
+      </w:pPr>
+      <w:r>
+        <w:t>leadership requirements</w:t>
       </w:r>
     </w:p>
     <w:p>
@@ -1134,128 +1685,27 @@
     </w:p>
     <w:p>
       <w:r>
-        <w:t>Input:</w:t>
-      </w:r>
-    </w:p>
-    <w:p>
-      <w:r>
-        <w:t>"Seeking a backend engineer with experience in distributed systems, Kubernetes, PostgreSQL, and scalable APIs."</w:t>
-      </w:r>
-    </w:p>
-    <w:p>
-      <w:r>
-        <w:t>Output:</w:t>
-      </w:r>
-    </w:p>
-    <w:p>
-      <w:r>
-        <w:t>{</w:t>
-      </w:r>
-    </w:p>
-    <w:p>
-      <w:r>
-        <w:t xml:space="preserve">  "</w:t>
-      </w:r>
-      <w:proofErr w:type="spellStart"/>
-      <w:proofErr w:type="gramStart"/>
-      <w:r>
-        <w:t>role</w:t>
-      </w:r>
-      <w:proofErr w:type="gramEnd"/>
-      <w:r>
-        <w:t>_type</w:t>
-      </w:r>
-      <w:proofErr w:type="spellEnd"/>
-      <w:r>
-        <w:t>": "</w:t>
-      </w:r>
-      <w:proofErr w:type="spellStart"/>
-      <w:r>
-        <w:t>backend_engineer</w:t>
-      </w:r>
-      <w:proofErr w:type="spellEnd"/>
-      <w:r>
-        <w:t>",</w:t>
-      </w:r>
-    </w:p>
-    <w:p>
-      <w:r>
-        <w:t xml:space="preserve">  "seniority": "</w:t>
-      </w:r>
-      <w:proofErr w:type="spellStart"/>
-      <w:r>
-        <w:t>mid_senior</w:t>
-      </w:r>
-      <w:proofErr w:type="spellEnd"/>
-      <w:r>
-        <w:t>",</w:t>
-      </w:r>
-    </w:p>
-    <w:p>
-      <w:r>
-        <w:t xml:space="preserve">  "skills": [</w:t>
-      </w:r>
-    </w:p>
-    <w:p>
-      <w:r>
-        <w:t xml:space="preserve">    "Kubernetes",</w:t>
-      </w:r>
-    </w:p>
-    <w:p>
-      <w:r>
-        <w:t xml:space="preserve">    "PostgreSQL",</w:t>
-      </w:r>
-    </w:p>
-    <w:p>
-      <w:r>
-        <w:t xml:space="preserve">    "Distributed Systems",</w:t>
-      </w:r>
-    </w:p>
-    <w:p>
-      <w:r>
-        <w:t xml:space="preserve">    "API Design"</w:t>
-      </w:r>
-    </w:p>
-    <w:p>
-      <w:r>
-        <w:t xml:space="preserve">  ],</w:t>
-      </w:r>
-    </w:p>
-    <w:p>
-      <w:r>
-        <w:t xml:space="preserve">  "focus": [</w:t>
-      </w:r>
-    </w:p>
-    <w:p>
-      <w:r>
-        <w:t xml:space="preserve">    "scalability",</w:t>
-      </w:r>
-    </w:p>
-    <w:p>
-      <w:r>
-        <w:t xml:space="preserve">    "infrastructure"</w:t>
-      </w:r>
-    </w:p>
-    <w:p>
-      <w:r>
-        <w:t xml:space="preserve">  ]</w:t>
-      </w:r>
-    </w:p>
-    <w:p>
-      <w:r>
-        <w:t>}</w:t>
-      </w:r>
-    </w:p>
-    <w:p>
-      <w:r>
-        <w:t>This structured output becomes usable across the platform.</w:t>
-      </w:r>
-    </w:p>
-    <w:p>
-      <w:r>
-        <w:pict w14:anchorId="1F12E77E">
-          <v:rect id="_x0000_i1028" style="width:0;height:1.5pt" o:hralign="center" o:hrstd="t" o:hr="t" fillcolor="#a0a0a0" stroked="f"/>
-        </w:pict>
+        <w:t>Technical Match: 84</w:t>
+      </w:r>
+    </w:p>
+    <w:p>
+      <w:r>
+        <w:t>Experience Match: 76</w:t>
+      </w:r>
+    </w:p>
+    <w:p>
+      <w:r>
+        <w:t>Infrastructure Match: 91</w:t>
+      </w:r>
+    </w:p>
+    <w:p>
+      <w:r>
+        <w:t>Domain Match: 63</w:t>
+      </w:r>
+    </w:p>
+    <w:p>
+      <w:r>
+        <w:t>Overall Match: 81</w:t>
       </w:r>
     </w:p>
     <w:p>
@@ -1270,22 +1720,34 @@
           <w:b/>
           <w:bCs/>
         </w:rPr>
-        <w:t>3. Resume Master Profile System</w:t>
-      </w:r>
-    </w:p>
-    <w:p>
-      <w:r>
-        <w:t>The Resume Master Profile is the foundation of the platform.</w:t>
-      </w:r>
-    </w:p>
-    <w:p>
-      <w:r>
-        <w:t>Instead of repeatedly uploading different resumes, users maintain a centralized structured profile.</w:t>
-      </w:r>
-    </w:p>
-    <w:p>
-      <w:r>
-        <w:t>This profile acts as the source of truth.</w:t>
+        <w:t>AI Reasoning Layer</w:t>
+      </w:r>
+    </w:p>
+    <w:p>
+      <w:r>
+        <w:t>AI generates explanations for the score.</w:t>
+      </w:r>
+    </w:p>
+    <w:p>
+      <w:r>
+        <w:t>Example:</w:t>
+      </w:r>
+    </w:p>
+    <w:p>
+      <w:r>
+        <w:t>"Strong backend infrastructure alignment due to Kubernetes and PostgreSQL experience. Missing direct fintech domain experience reduced the domain score."</w:t>
+      </w:r>
+    </w:p>
+    <w:p>
+      <w:r>
+        <w:t>AI does not control the scoring algorithm itself.</w:t>
+      </w:r>
+    </w:p>
+    <w:p>
+      <w:r>
+        <w:pict w14:anchorId="5B4BEF2F">
+          <v:rect id="_x0000_i1030" style="width:0;height:1.5pt" o:hralign="center" o:hrstd="t" o:hr="t" fillcolor="#a0a0a0" stroked="f"/>
+        </w:pict>
       </w:r>
     </w:p>
     <w:p>
@@ -1300,133 +1762,2440 @@
           <w:b/>
           <w:bCs/>
         </w:rPr>
-        <w:t>Profile Sections</w:t>
+        <w:t>5. Tailored Resume Generation</w:t>
+      </w:r>
+    </w:p>
+    <w:p>
+      <w:r>
+        <w:t>One of the most important features of SiraFit is intelligent resume tailoring.</w:t>
+      </w:r>
+    </w:p>
+    <w:p>
+      <w:r>
+        <w:t>The system generates optimized resumes specific to individual job opportunities.</w:t>
+      </w:r>
+    </w:p>
+    <w:p>
+      <w:pPr>
+        <w:rPr>
+          <w:b/>
+          <w:bCs/>
+        </w:rPr>
+      </w:pPr>
+      <w:r>
+        <w:rPr>
+          <w:b/>
+          <w:bCs/>
+        </w:rPr>
+        <w:t>Workflow</w:t>
+      </w:r>
+    </w:p>
+    <w:p>
+      <w:r>
+        <w:t>Job Analysis</w:t>
+      </w:r>
+    </w:p>
+    <w:p>
+      <w:r>
+        <w:t>+</w:t>
+      </w:r>
+    </w:p>
+    <w:p>
+      <w:r>
+        <w:t>Master Profile</w:t>
+      </w:r>
+    </w:p>
+    <w:p>
+      <w:r>
+        <w:t>+</w:t>
+      </w:r>
+    </w:p>
+    <w:p>
+      <w:r>
+        <w:t>Scoring Priorities</w:t>
+      </w:r>
+    </w:p>
+    <w:p>
+      <w:r>
+        <w:t>→</w:t>
+      </w:r>
+    </w:p>
+    <w:p>
+      <w:r>
+        <w:t>Resume Generation</w:t>
       </w:r>
     </w:p>
     <w:p>
       <w:r>
         <w:lastRenderedPageBreak/>
-        <w:t>Users manage:</w:t>
-      </w:r>
-    </w:p>
-    <w:p>
-      <w:pPr>
-        <w:numPr>
-          <w:ilvl w:val="0"/>
-          <w:numId w:val="11"/>
-        </w:numPr>
-      </w:pPr>
-      <w:r>
-        <w:t>work experience</w:t>
-      </w:r>
-    </w:p>
-    <w:p>
-      <w:pPr>
-        <w:numPr>
-          <w:ilvl w:val="0"/>
-          <w:numId w:val="11"/>
-        </w:numPr>
-      </w:pPr>
-      <w:r>
-        <w:t>projects</w:t>
-      </w:r>
-    </w:p>
-    <w:p>
-      <w:pPr>
-        <w:numPr>
-          <w:ilvl w:val="0"/>
-          <w:numId w:val="11"/>
-        </w:numPr>
-      </w:pPr>
-      <w:r>
-        <w:t>technical skills</w:t>
-      </w:r>
-    </w:p>
-    <w:p>
-      <w:pPr>
-        <w:numPr>
-          <w:ilvl w:val="0"/>
-          <w:numId w:val="11"/>
-        </w:numPr>
-      </w:pPr>
-      <w:r>
-        <w:t>education</w:t>
-      </w:r>
-    </w:p>
-    <w:p>
-      <w:pPr>
-        <w:numPr>
-          <w:ilvl w:val="0"/>
-          <w:numId w:val="11"/>
-        </w:numPr>
-      </w:pPr>
-      <w:r>
-        <w:t>certifications</w:t>
-      </w:r>
-    </w:p>
-    <w:p>
-      <w:pPr>
-        <w:numPr>
-          <w:ilvl w:val="0"/>
-          <w:numId w:val="11"/>
-        </w:numPr>
-      </w:pPr>
-      <w:r>
-        <w:t>achievements</w:t>
-      </w:r>
-    </w:p>
-    <w:p>
-      <w:pPr>
-        <w:numPr>
-          <w:ilvl w:val="0"/>
-          <w:numId w:val="11"/>
-        </w:numPr>
-      </w:pPr>
-      <w:r>
-        <w:t>leadership experience</w:t>
-      </w:r>
-    </w:p>
-    <w:p>
-      <w:pPr>
-        <w:numPr>
-          <w:ilvl w:val="0"/>
-          <w:numId w:val="11"/>
-        </w:numPr>
-      </w:pPr>
-      <w:proofErr w:type="gramStart"/>
-      <w:r>
-        <w:t>open source</w:t>
-      </w:r>
-      <w:proofErr w:type="gramEnd"/>
-      <w:r>
-        <w:t xml:space="preserve"> contributions</w:t>
-      </w:r>
-    </w:p>
-    <w:p>
-      <w:pPr>
-        <w:numPr>
-          <w:ilvl w:val="0"/>
-          <w:numId w:val="11"/>
-        </w:numPr>
-      </w:pPr>
-      <w:r>
-        <w:t>languages</w:t>
-      </w:r>
-    </w:p>
-    <w:p>
-      <w:pPr>
-        <w:numPr>
-          <w:ilvl w:val="0"/>
-          <w:numId w:val="11"/>
-        </w:numPr>
-      </w:pPr>
-      <w:r>
-        <w:t>social links</w:t>
-      </w:r>
-    </w:p>
-    <w:p>
-      <w:r>
-        <w:t>Each entry is stored as structured JSON.</w:t>
+        <w:t>→</w:t>
+      </w:r>
+    </w:p>
+    <w:p>
+      <w:r>
+        <w:t>Structured Resume JSON</w:t>
+      </w:r>
+    </w:p>
+    <w:p>
+      <w:r>
+        <w:t>→</w:t>
+      </w:r>
+    </w:p>
+    <w:p>
+      <w:r>
+        <w:t>HTML Rendering</w:t>
+      </w:r>
+    </w:p>
+    <w:p>
+      <w:r>
+        <w:t>→</w:t>
+      </w:r>
+    </w:p>
+    <w:p>
+      <w:r>
+        <w:t>PDF Export</w:t>
+      </w:r>
+    </w:p>
+    <w:p>
+      <w:pPr>
+        <w:rPr>
+          <w:b/>
+          <w:bCs/>
+        </w:rPr>
+      </w:pPr>
+      <w:r>
+        <w:rPr>
+          <w:b/>
+          <w:bCs/>
+        </w:rPr>
+        <w:t>Resume Tailoring Rules</w:t>
+      </w:r>
+    </w:p>
+    <w:p>
+      <w:r>
+        <w:t>The generation engine:</w:t>
+      </w:r>
+    </w:p>
+    <w:p>
+      <w:pPr>
+        <w:numPr>
+          <w:ilvl w:val="0"/>
+          <w:numId w:val="15"/>
+        </w:numPr>
+      </w:pPr>
+      <w:r>
+        <w:t>prioritizes matching skills</w:t>
+      </w:r>
+    </w:p>
+    <w:p>
+      <w:pPr>
+        <w:numPr>
+          <w:ilvl w:val="0"/>
+          <w:numId w:val="15"/>
+        </w:numPr>
+      </w:pPr>
+      <w:r>
+        <w:t>emphasizes relevant experience</w:t>
+      </w:r>
+    </w:p>
+    <w:p>
+      <w:pPr>
+        <w:numPr>
+          <w:ilvl w:val="0"/>
+          <w:numId w:val="15"/>
+        </w:numPr>
+      </w:pPr>
+      <w:r>
+        <w:t>adjusts project ordering</w:t>
+      </w:r>
+    </w:p>
+    <w:p>
+      <w:pPr>
+        <w:numPr>
+          <w:ilvl w:val="0"/>
+          <w:numId w:val="15"/>
+        </w:numPr>
+      </w:pPr>
+      <w:r>
+        <w:t>highlights matching technologies</w:t>
+      </w:r>
+    </w:p>
+    <w:p>
+      <w:pPr>
+        <w:numPr>
+          <w:ilvl w:val="0"/>
+          <w:numId w:val="15"/>
+        </w:numPr>
+      </w:pPr>
+      <w:r>
+        <w:t>improves ATS keyword alignment</w:t>
+      </w:r>
+    </w:p>
+    <w:p>
+      <w:pPr>
+        <w:numPr>
+          <w:ilvl w:val="0"/>
+          <w:numId w:val="15"/>
+        </w:numPr>
+      </w:pPr>
+      <w:r>
+        <w:t>preserves factual accuracy</w:t>
+      </w:r>
+    </w:p>
+    <w:p>
+      <w:pPr>
+        <w:rPr>
+          <w:b/>
+          <w:bCs/>
+        </w:rPr>
+      </w:pPr>
+      <w:r>
+        <w:rPr>
+          <w:b/>
+          <w:bCs/>
+        </w:rPr>
+        <w:t>Critical Safety Rules</w:t>
+      </w:r>
+    </w:p>
+    <w:p>
+      <w:r>
+        <w:t>The system never:</w:t>
+      </w:r>
+    </w:p>
+    <w:p>
+      <w:pPr>
+        <w:numPr>
+          <w:ilvl w:val="0"/>
+          <w:numId w:val="16"/>
+        </w:numPr>
+      </w:pPr>
+      <w:r>
+        <w:t>invents experience</w:t>
+      </w:r>
+    </w:p>
+    <w:p>
+      <w:pPr>
+        <w:numPr>
+          <w:ilvl w:val="0"/>
+          <w:numId w:val="16"/>
+        </w:numPr>
+      </w:pPr>
+      <w:r>
+        <w:t>fabricates companies</w:t>
+      </w:r>
+    </w:p>
+    <w:p>
+      <w:pPr>
+        <w:numPr>
+          <w:ilvl w:val="0"/>
+          <w:numId w:val="16"/>
+        </w:numPr>
+      </w:pPr>
+      <w:r>
+        <w:t>creates fake skills</w:t>
+      </w:r>
+    </w:p>
+    <w:p>
+      <w:pPr>
+        <w:numPr>
+          <w:ilvl w:val="0"/>
+          <w:numId w:val="16"/>
+        </w:numPr>
+      </w:pPr>
+      <w:r>
+        <w:t>fabricates certifications</w:t>
+      </w:r>
+    </w:p>
+    <w:p>
+      <w:r>
+        <w:t>All generated content must originate from the user profile.</w:t>
+      </w:r>
+    </w:p>
+    <w:p>
+      <w:pPr>
+        <w:rPr>
+          <w:b/>
+          <w:bCs/>
+        </w:rPr>
+      </w:pPr>
+      <w:r>
+        <w:rPr>
+          <w:b/>
+          <w:bCs/>
+        </w:rPr>
+        <w:t>ATS Optimization</w:t>
+      </w:r>
+    </w:p>
+    <w:p>
+      <w:r>
+        <w:t>Generated resumes are:</w:t>
+      </w:r>
+    </w:p>
+    <w:p>
+      <w:pPr>
+        <w:numPr>
+          <w:ilvl w:val="0"/>
+          <w:numId w:val="17"/>
+        </w:numPr>
+      </w:pPr>
+      <w:r>
+        <w:t>machine readable</w:t>
+      </w:r>
+    </w:p>
+    <w:p>
+      <w:pPr>
+        <w:numPr>
+          <w:ilvl w:val="0"/>
+          <w:numId w:val="17"/>
+        </w:numPr>
+      </w:pPr>
+      <w:r>
+        <w:t>ATS friendly</w:t>
+      </w:r>
+    </w:p>
+    <w:p>
+      <w:pPr>
+        <w:numPr>
+          <w:ilvl w:val="0"/>
+          <w:numId w:val="17"/>
+        </w:numPr>
+      </w:pPr>
+      <w:r>
+        <w:t>keyword optimized</w:t>
+      </w:r>
+    </w:p>
+    <w:p>
+      <w:pPr>
+        <w:numPr>
+          <w:ilvl w:val="0"/>
+          <w:numId w:val="17"/>
+        </w:numPr>
+      </w:pPr>
+      <w:r>
+        <w:t>formatting consistent</w:t>
+      </w:r>
+    </w:p>
+    <w:p>
+      <w:pPr>
+        <w:numPr>
+          <w:ilvl w:val="0"/>
+          <w:numId w:val="17"/>
+        </w:numPr>
+      </w:pPr>
+      <w:r>
+        <w:t>exportable as PDF</w:t>
+      </w:r>
+    </w:p>
+    <w:p>
+      <w:pPr>
+        <w:rPr>
+          <w:b/>
+          <w:bCs/>
+        </w:rPr>
+      </w:pPr>
+      <w:r>
+        <w:rPr>
+          <w:b/>
+          <w:bCs/>
+        </w:rPr>
+        <w:t>Resume Templates</w:t>
+      </w:r>
+    </w:p>
+    <w:p>
+      <w:r>
+        <w:t>The platform supports multiple resume styles:</w:t>
+      </w:r>
+    </w:p>
+    <w:p>
+      <w:pPr>
+        <w:numPr>
+          <w:ilvl w:val="0"/>
+          <w:numId w:val="18"/>
+        </w:numPr>
+      </w:pPr>
+      <w:r>
+        <w:t>minimal</w:t>
+      </w:r>
+    </w:p>
+    <w:p>
+      <w:pPr>
+        <w:numPr>
+          <w:ilvl w:val="0"/>
+          <w:numId w:val="18"/>
+        </w:numPr>
+      </w:pPr>
+      <w:r>
+        <w:t>modern</w:t>
+      </w:r>
+    </w:p>
+    <w:p>
+      <w:pPr>
+        <w:numPr>
+          <w:ilvl w:val="0"/>
+          <w:numId w:val="18"/>
+        </w:numPr>
+      </w:pPr>
+      <w:r>
+        <w:t>technical</w:t>
+      </w:r>
+    </w:p>
+    <w:p>
+      <w:pPr>
+        <w:numPr>
+          <w:ilvl w:val="0"/>
+          <w:numId w:val="18"/>
+        </w:numPr>
+      </w:pPr>
+      <w:r>
+        <w:t>corporate</w:t>
+      </w:r>
+    </w:p>
+    <w:p>
+      <w:pPr>
+        <w:numPr>
+          <w:ilvl w:val="0"/>
+          <w:numId w:val="18"/>
+        </w:numPr>
+      </w:pPr>
+      <w:r>
+        <w:t>compact</w:t>
+      </w:r>
+    </w:p>
+    <w:p>
+      <w:r>
+        <w:lastRenderedPageBreak/>
+        <w:t>Users can customize:</w:t>
+      </w:r>
+    </w:p>
+    <w:p>
+      <w:pPr>
+        <w:numPr>
+          <w:ilvl w:val="0"/>
+          <w:numId w:val="19"/>
+        </w:numPr>
+      </w:pPr>
+      <w:r>
+        <w:t>typography</w:t>
+      </w:r>
+    </w:p>
+    <w:p>
+      <w:pPr>
+        <w:numPr>
+          <w:ilvl w:val="0"/>
+          <w:numId w:val="19"/>
+        </w:numPr>
+      </w:pPr>
+      <w:r>
+        <w:t>spacing</w:t>
+      </w:r>
+    </w:p>
+    <w:p>
+      <w:pPr>
+        <w:numPr>
+          <w:ilvl w:val="0"/>
+          <w:numId w:val="19"/>
+        </w:numPr>
+      </w:pPr>
+      <w:r>
+        <w:t>ordering</w:t>
+      </w:r>
+    </w:p>
+    <w:p>
+      <w:pPr>
+        <w:numPr>
+          <w:ilvl w:val="0"/>
+          <w:numId w:val="19"/>
+        </w:numPr>
+      </w:pPr>
+      <w:r>
+        <w:t>section visibility</w:t>
+      </w:r>
+    </w:p>
+    <w:p>
+      <w:pPr>
+        <w:numPr>
+          <w:ilvl w:val="0"/>
+          <w:numId w:val="19"/>
+        </w:numPr>
+      </w:pPr>
+      <w:r>
+        <w:t>accent colors</w:t>
+      </w:r>
+    </w:p>
+    <w:p>
+      <w:r>
+        <w:pict w14:anchorId="0B23CF5F">
+          <v:rect id="_x0000_i1031" style="width:0;height:1.5pt" o:hralign="center" o:hrstd="t" o:hr="t" fillcolor="#a0a0a0" stroked="f"/>
+        </w:pict>
+      </w:r>
+    </w:p>
+    <w:p>
+      <w:pPr>
+        <w:rPr>
+          <w:b/>
+          <w:bCs/>
+        </w:rPr>
+      </w:pPr>
+      <w:r>
+        <w:rPr>
+          <w:b/>
+          <w:bCs/>
+        </w:rPr>
+        <w:t>6. Cover Letter Generation</w:t>
+      </w:r>
+    </w:p>
+    <w:p>
+      <w:r>
+        <w:t>SiraFit includes optional AI-assisted cover letter generation.</w:t>
+      </w:r>
+    </w:p>
+    <w:p>
+      <w:r>
+        <w:t>The system generates concise, role-specific cover letters using:</w:t>
+      </w:r>
+    </w:p>
+    <w:p>
+      <w:pPr>
+        <w:numPr>
+          <w:ilvl w:val="0"/>
+          <w:numId w:val="20"/>
+        </w:numPr>
+      </w:pPr>
+      <w:r>
+        <w:t>job analysis</w:t>
+      </w:r>
+    </w:p>
+    <w:p>
+      <w:pPr>
+        <w:numPr>
+          <w:ilvl w:val="0"/>
+          <w:numId w:val="20"/>
+        </w:numPr>
+      </w:pPr>
+      <w:r>
+        <w:t>user experience</w:t>
+      </w:r>
+    </w:p>
+    <w:p>
+      <w:pPr>
+        <w:numPr>
+          <w:ilvl w:val="0"/>
+          <w:numId w:val="20"/>
+        </w:numPr>
+      </w:pPr>
+      <w:r>
+        <w:t>company information</w:t>
+      </w:r>
+    </w:p>
+    <w:p>
+      <w:pPr>
+        <w:numPr>
+          <w:ilvl w:val="0"/>
+          <w:numId w:val="20"/>
+        </w:numPr>
+      </w:pPr>
+      <w:r>
+        <w:t>role priorities</w:t>
+      </w:r>
+    </w:p>
+    <w:p>
+      <w:pPr>
+        <w:rPr>
+          <w:b/>
+          <w:bCs/>
+        </w:rPr>
+      </w:pPr>
+      <w:r>
+        <w:rPr>
+          <w:b/>
+          <w:bCs/>
+        </w:rPr>
+        <w:t>Design Principles</w:t>
+      </w:r>
+    </w:p>
+    <w:p>
+      <w:r>
+        <w:t>Generated cover letters should:</w:t>
+      </w:r>
+    </w:p>
+    <w:p>
+      <w:pPr>
+        <w:numPr>
+          <w:ilvl w:val="0"/>
+          <w:numId w:val="21"/>
+        </w:numPr>
+      </w:pPr>
+      <w:r>
+        <w:t>remain concise</w:t>
+      </w:r>
+    </w:p>
+    <w:p>
+      <w:pPr>
+        <w:numPr>
+          <w:ilvl w:val="0"/>
+          <w:numId w:val="21"/>
+        </w:numPr>
+      </w:pPr>
+      <w:r>
+        <w:t>avoid generic filler</w:t>
+      </w:r>
+    </w:p>
+    <w:p>
+      <w:pPr>
+        <w:numPr>
+          <w:ilvl w:val="0"/>
+          <w:numId w:val="21"/>
+        </w:numPr>
+      </w:pPr>
+      <w:r>
+        <w:t>emphasize alignment</w:t>
+      </w:r>
+    </w:p>
+    <w:p>
+      <w:pPr>
+        <w:numPr>
+          <w:ilvl w:val="0"/>
+          <w:numId w:val="21"/>
+        </w:numPr>
+      </w:pPr>
+      <w:r>
+        <w:t>reference relevant experience</w:t>
+      </w:r>
+    </w:p>
+    <w:p>
+      <w:pPr>
+        <w:numPr>
+          <w:ilvl w:val="0"/>
+          <w:numId w:val="21"/>
+        </w:numPr>
+      </w:pPr>
+      <w:r>
+        <w:t>maintain professional tone</w:t>
+      </w:r>
+    </w:p>
+    <w:p>
+      <w:r>
+        <w:t>The system avoids:</w:t>
+      </w:r>
+    </w:p>
+    <w:p>
+      <w:pPr>
+        <w:numPr>
+          <w:ilvl w:val="0"/>
+          <w:numId w:val="22"/>
+        </w:numPr>
+      </w:pPr>
+      <w:r>
+        <w:t>exaggerated enthusiasm</w:t>
+      </w:r>
+    </w:p>
+    <w:p>
+      <w:pPr>
+        <w:numPr>
+          <w:ilvl w:val="0"/>
+          <w:numId w:val="22"/>
+        </w:numPr>
+      </w:pPr>
+      <w:r>
+        <w:t>unrealistic claims</w:t>
+      </w:r>
+    </w:p>
+    <w:p>
+      <w:pPr>
+        <w:numPr>
+          <w:ilvl w:val="0"/>
+          <w:numId w:val="22"/>
+        </w:numPr>
+      </w:pPr>
+      <w:r>
+        <w:t>generic AI language</w:t>
+      </w:r>
+    </w:p>
+    <w:p>
+      <w:r>
+        <w:pict w14:anchorId="77D71533">
+          <v:rect id="_x0000_i1032" style="width:0;height:1.5pt" o:hralign="center" o:hrstd="t" o:hr="t" fillcolor="#a0a0a0" stroked="f"/>
+        </w:pict>
+      </w:r>
+    </w:p>
+    <w:p>
+      <w:pPr>
+        <w:rPr>
+          <w:b/>
+          <w:bCs/>
+        </w:rPr>
+      </w:pPr>
+      <w:r>
+        <w:rPr>
+          <w:b/>
+          <w:bCs/>
+        </w:rPr>
+        <w:t>7. Application Tracking Dashboard</w:t>
+      </w:r>
+    </w:p>
+    <w:p>
+      <w:r>
+        <w:t>The Application Tracking Dashboard centralizes all application activities.</w:t>
+      </w:r>
+    </w:p>
+    <w:p>
+      <w:r>
+        <w:t>Users can monitor their entire application pipeline from a single interface.</w:t>
+      </w:r>
+    </w:p>
+    <w:p>
+      <w:pPr>
+        <w:rPr>
+          <w:b/>
+          <w:bCs/>
+        </w:rPr>
+      </w:pPr>
+      <w:r>
+        <w:rPr>
+          <w:b/>
+          <w:bCs/>
+        </w:rPr>
+        <w:t>Supported Statuses</w:t>
+      </w:r>
+    </w:p>
+    <w:p>
+      <w:pPr>
+        <w:numPr>
+          <w:ilvl w:val="0"/>
+          <w:numId w:val="23"/>
+        </w:numPr>
+      </w:pPr>
+      <w:r>
+        <w:t>saved</w:t>
+      </w:r>
+    </w:p>
+    <w:p>
+      <w:pPr>
+        <w:numPr>
+          <w:ilvl w:val="0"/>
+          <w:numId w:val="23"/>
+        </w:numPr>
+      </w:pPr>
+      <w:r>
+        <w:t>preparing</w:t>
+      </w:r>
+    </w:p>
+    <w:p>
+      <w:pPr>
+        <w:numPr>
+          <w:ilvl w:val="0"/>
+          <w:numId w:val="23"/>
+        </w:numPr>
+      </w:pPr>
+      <w:r>
+        <w:t>applied</w:t>
+      </w:r>
+    </w:p>
+    <w:p>
+      <w:pPr>
+        <w:numPr>
+          <w:ilvl w:val="0"/>
+          <w:numId w:val="23"/>
+        </w:numPr>
+      </w:pPr>
+      <w:r>
+        <w:t>online assessment</w:t>
+      </w:r>
+    </w:p>
+    <w:p>
+      <w:pPr>
+        <w:numPr>
+          <w:ilvl w:val="0"/>
+          <w:numId w:val="23"/>
+        </w:numPr>
+      </w:pPr>
+      <w:r>
+        <w:t>interview</w:t>
+      </w:r>
+    </w:p>
+    <w:p>
+      <w:pPr>
+        <w:numPr>
+          <w:ilvl w:val="0"/>
+          <w:numId w:val="23"/>
+        </w:numPr>
+      </w:pPr>
+      <w:r>
+        <w:lastRenderedPageBreak/>
+        <w:t>final round</w:t>
+      </w:r>
+    </w:p>
+    <w:p>
+      <w:pPr>
+        <w:numPr>
+          <w:ilvl w:val="0"/>
+          <w:numId w:val="23"/>
+        </w:numPr>
+      </w:pPr>
+      <w:r>
+        <w:t>rejected</w:t>
+      </w:r>
+    </w:p>
+    <w:p>
+      <w:pPr>
+        <w:numPr>
+          <w:ilvl w:val="0"/>
+          <w:numId w:val="23"/>
+        </w:numPr>
+      </w:pPr>
+      <w:r>
+        <w:t>offer received</w:t>
+      </w:r>
+    </w:p>
+    <w:p>
+      <w:pPr>
+        <w:numPr>
+          <w:ilvl w:val="0"/>
+          <w:numId w:val="23"/>
+        </w:numPr>
+      </w:pPr>
+      <w:r>
+        <w:t>accepted</w:t>
+      </w:r>
+    </w:p>
+    <w:p>
+      <w:pPr>
+        <w:numPr>
+          <w:ilvl w:val="0"/>
+          <w:numId w:val="23"/>
+        </w:numPr>
+      </w:pPr>
+      <w:r>
+        <w:t>archived</w:t>
+      </w:r>
+    </w:p>
+    <w:p>
+      <w:pPr>
+        <w:rPr>
+          <w:b/>
+          <w:bCs/>
+        </w:rPr>
+      </w:pPr>
+      <w:r>
+        <w:rPr>
+          <w:b/>
+          <w:bCs/>
+        </w:rPr>
+        <w:t>Features</w:t>
+      </w:r>
+    </w:p>
+    <w:p>
+      <w:r>
+        <w:t>Users can:</w:t>
+      </w:r>
+    </w:p>
+    <w:p>
+      <w:pPr>
+        <w:numPr>
+          <w:ilvl w:val="0"/>
+          <w:numId w:val="24"/>
+        </w:numPr>
+      </w:pPr>
+      <w:r>
+        <w:t>add notes</w:t>
+      </w:r>
+    </w:p>
+    <w:p>
+      <w:pPr>
+        <w:numPr>
+          <w:ilvl w:val="0"/>
+          <w:numId w:val="24"/>
+        </w:numPr>
+      </w:pPr>
+      <w:r>
+        <w:t>attach contacts</w:t>
+      </w:r>
+    </w:p>
+    <w:p>
+      <w:pPr>
+        <w:numPr>
+          <w:ilvl w:val="0"/>
+          <w:numId w:val="24"/>
+        </w:numPr>
+      </w:pPr>
+      <w:r>
+        <w:t>track recruiter information</w:t>
+      </w:r>
+    </w:p>
+    <w:p>
+      <w:pPr>
+        <w:numPr>
+          <w:ilvl w:val="0"/>
+          <w:numId w:val="24"/>
+        </w:numPr>
+      </w:pPr>
+      <w:r>
+        <w:t>monitor timelines</w:t>
+      </w:r>
+    </w:p>
+    <w:p>
+      <w:pPr>
+        <w:numPr>
+          <w:ilvl w:val="0"/>
+          <w:numId w:val="24"/>
+        </w:numPr>
+      </w:pPr>
+      <w:r>
+        <w:t>store interview feedback</w:t>
+      </w:r>
+    </w:p>
+    <w:p>
+      <w:pPr>
+        <w:numPr>
+          <w:ilvl w:val="0"/>
+          <w:numId w:val="24"/>
+        </w:numPr>
+      </w:pPr>
+      <w:r>
+        <w:t>save salary information</w:t>
+      </w:r>
+    </w:p>
+    <w:p>
+      <w:pPr>
+        <w:numPr>
+          <w:ilvl w:val="0"/>
+          <w:numId w:val="24"/>
+        </w:numPr>
+      </w:pPr>
+      <w:r>
+        <w:t>organize opportunities</w:t>
+      </w:r>
+    </w:p>
+    <w:p>
+      <w:pPr>
+        <w:rPr>
+          <w:b/>
+          <w:bCs/>
+        </w:rPr>
+      </w:pPr>
+      <w:r>
+        <w:rPr>
+          <w:b/>
+          <w:bCs/>
+        </w:rPr>
+        <w:t>Timeline Tracking</w:t>
+      </w:r>
+    </w:p>
+    <w:p>
+      <w:r>
+        <w:t>The system records:</w:t>
+      </w:r>
+    </w:p>
+    <w:p>
+      <w:pPr>
+        <w:numPr>
+          <w:ilvl w:val="0"/>
+          <w:numId w:val="25"/>
+        </w:numPr>
+      </w:pPr>
+      <w:r>
+        <w:t>application dates</w:t>
+      </w:r>
+    </w:p>
+    <w:p>
+      <w:pPr>
+        <w:numPr>
+          <w:ilvl w:val="0"/>
+          <w:numId w:val="25"/>
+        </w:numPr>
+      </w:pPr>
+      <w:r>
+        <w:t>response times</w:t>
+      </w:r>
+    </w:p>
+    <w:p>
+      <w:pPr>
+        <w:numPr>
+          <w:ilvl w:val="0"/>
+          <w:numId w:val="25"/>
+        </w:numPr>
+      </w:pPr>
+      <w:r>
+        <w:t>interview stages</w:t>
+      </w:r>
+    </w:p>
+    <w:p>
+      <w:pPr>
+        <w:numPr>
+          <w:ilvl w:val="0"/>
+          <w:numId w:val="25"/>
+        </w:numPr>
+      </w:pPr>
+      <w:r>
+        <w:t>follow-up reminders</w:t>
+      </w:r>
+    </w:p>
+    <w:p>
+      <w:r>
+        <w:pict w14:anchorId="11552D62">
+          <v:rect id="_x0000_i1033" style="width:0;height:1.5pt" o:hralign="center" o:hrstd="t" o:hr="t" fillcolor="#a0a0a0" stroked="f"/>
+        </w:pict>
+      </w:r>
+    </w:p>
+    <w:p>
+      <w:pPr>
+        <w:rPr>
+          <w:b/>
+          <w:bCs/>
+        </w:rPr>
+      </w:pPr>
+      <w:r>
+        <w:rPr>
+          <w:b/>
+          <w:bCs/>
+        </w:rPr>
+        <w:t>8. Batch Processing System</w:t>
+      </w:r>
+    </w:p>
+    <w:p>
+      <w:r>
+        <w:t>Batch processing is a major productivity feature.</w:t>
+      </w:r>
+    </w:p>
+    <w:p>
+      <w:r>
+        <w:t>Users can import multiple jobs simultaneously.</w:t>
+      </w:r>
+    </w:p>
+    <w:p>
+      <w:r>
+        <w:t>Example workflow:</w:t>
+      </w:r>
+    </w:p>
+    <w:p>
+      <w:r>
+        <w:t>Import 50 jobs</w:t>
+      </w:r>
+    </w:p>
+    <w:p>
+      <w:r>
+        <w:t>→</w:t>
+      </w:r>
+    </w:p>
+    <w:p>
+      <w:r>
+        <w:t>Analyze all jobs</w:t>
+      </w:r>
+    </w:p>
+    <w:p>
+      <w:r>
+        <w:t>→</w:t>
+      </w:r>
+    </w:p>
+    <w:p>
+      <w:r>
+        <w:t>Generate scores</w:t>
+      </w:r>
+    </w:p>
+    <w:p>
+      <w:r>
+        <w:t>→</w:t>
+      </w:r>
+    </w:p>
+    <w:p>
+      <w:r>
+        <w:t>Rank opportunities</w:t>
+      </w:r>
+    </w:p>
+    <w:p>
+      <w:r>
+        <w:t>→</w:t>
+      </w:r>
+    </w:p>
+    <w:p>
+      <w:r>
+        <w:t>Prioritize best matches</w:t>
+      </w:r>
+    </w:p>
+    <w:p>
+      <w:r>
+        <w:t>This significantly reduces repetitive manual review.</w:t>
+      </w:r>
+    </w:p>
+    <w:p>
+      <w:pPr>
+        <w:rPr>
+          <w:b/>
+          <w:bCs/>
+        </w:rPr>
+      </w:pPr>
+      <w:r>
+        <w:rPr>
+          <w:b/>
+          <w:bCs/>
+        </w:rPr>
+        <w:lastRenderedPageBreak/>
+        <w:t>Batch Operations</w:t>
+      </w:r>
+    </w:p>
+    <w:p>
+      <w:r>
+        <w:t>Supported batch actions:</w:t>
+      </w:r>
+    </w:p>
+    <w:p>
+      <w:pPr>
+        <w:numPr>
+          <w:ilvl w:val="0"/>
+          <w:numId w:val="26"/>
+        </w:numPr>
+      </w:pPr>
+      <w:r>
+        <w:t>bulk imports</w:t>
+      </w:r>
+    </w:p>
+    <w:p>
+      <w:pPr>
+        <w:numPr>
+          <w:ilvl w:val="0"/>
+          <w:numId w:val="26"/>
+        </w:numPr>
+      </w:pPr>
+      <w:r>
+        <w:t>bulk analysis</w:t>
+      </w:r>
+    </w:p>
+    <w:p>
+      <w:pPr>
+        <w:numPr>
+          <w:ilvl w:val="0"/>
+          <w:numId w:val="26"/>
+        </w:numPr>
+      </w:pPr>
+      <w:r>
+        <w:t>bulk scoring</w:t>
+      </w:r>
+    </w:p>
+    <w:p>
+      <w:pPr>
+        <w:numPr>
+          <w:ilvl w:val="0"/>
+          <w:numId w:val="26"/>
+        </w:numPr>
+      </w:pPr>
+      <w:r>
+        <w:t>bulk status updates</w:t>
+      </w:r>
+    </w:p>
+    <w:p>
+      <w:pPr>
+        <w:numPr>
+          <w:ilvl w:val="0"/>
+          <w:numId w:val="26"/>
+        </w:numPr>
+      </w:pPr>
+      <w:r>
+        <w:t>bulk tagging</w:t>
+      </w:r>
+    </w:p>
+    <w:p>
+      <w:pPr>
+        <w:numPr>
+          <w:ilvl w:val="0"/>
+          <w:numId w:val="26"/>
+        </w:numPr>
+      </w:pPr>
+      <w:r>
+        <w:t>bulk archiving</w:t>
+      </w:r>
+    </w:p>
+    <w:p>
+      <w:r>
+        <w:pict w14:anchorId="0BBAB2CA">
+          <v:rect id="_x0000_i1034" style="width:0;height:1.5pt" o:hralign="center" o:hrstd="t" o:hr="t" fillcolor="#a0a0a0" stroked="f"/>
+        </w:pict>
+      </w:r>
+    </w:p>
+    <w:p>
+      <w:pPr>
+        <w:rPr>
+          <w:b/>
+          <w:bCs/>
+        </w:rPr>
+      </w:pPr>
+      <w:r>
+        <w:rPr>
+          <w:b/>
+          <w:bCs/>
+        </w:rPr>
+        <w:t>9. Search and Filtering System</w:t>
+      </w:r>
+    </w:p>
+    <w:p>
+      <w:r>
+        <w:t>SiraFit provides advanced filtering across jobs and applications.</w:t>
+      </w:r>
+    </w:p>
+    <w:p>
+      <w:pPr>
+        <w:rPr>
+          <w:b/>
+          <w:bCs/>
+        </w:rPr>
+      </w:pPr>
+      <w:r>
+        <w:rPr>
+          <w:b/>
+          <w:bCs/>
+        </w:rPr>
+        <w:t>Filters</w:t>
+      </w:r>
+    </w:p>
+    <w:p>
+      <w:r>
+        <w:t>Users can filter by:</w:t>
+      </w:r>
+    </w:p>
+    <w:p>
+      <w:pPr>
+        <w:numPr>
+          <w:ilvl w:val="0"/>
+          <w:numId w:val="27"/>
+        </w:numPr>
+      </w:pPr>
+      <w:r>
+        <w:t>score</w:t>
+      </w:r>
+    </w:p>
+    <w:p>
+      <w:pPr>
+        <w:numPr>
+          <w:ilvl w:val="0"/>
+          <w:numId w:val="27"/>
+        </w:numPr>
+      </w:pPr>
+      <w:r>
+        <w:t>salary</w:t>
+      </w:r>
+    </w:p>
+    <w:p>
+      <w:pPr>
+        <w:numPr>
+          <w:ilvl w:val="0"/>
+          <w:numId w:val="27"/>
+        </w:numPr>
+      </w:pPr>
+      <w:r>
+        <w:t>remote status</w:t>
+      </w:r>
+    </w:p>
+    <w:p>
+      <w:pPr>
+        <w:numPr>
+          <w:ilvl w:val="0"/>
+          <w:numId w:val="27"/>
+        </w:numPr>
+      </w:pPr>
+      <w:r>
+        <w:t>country</w:t>
+      </w:r>
+    </w:p>
+    <w:p>
+      <w:pPr>
+        <w:numPr>
+          <w:ilvl w:val="0"/>
+          <w:numId w:val="27"/>
+        </w:numPr>
+      </w:pPr>
+      <w:r>
+        <w:t>sponsorship availability</w:t>
+      </w:r>
+    </w:p>
+    <w:p>
+      <w:pPr>
+        <w:numPr>
+          <w:ilvl w:val="0"/>
+          <w:numId w:val="27"/>
+        </w:numPr>
+      </w:pPr>
+      <w:r>
+        <w:t>technology stack</w:t>
+      </w:r>
+    </w:p>
+    <w:p>
+      <w:pPr>
+        <w:numPr>
+          <w:ilvl w:val="0"/>
+          <w:numId w:val="27"/>
+        </w:numPr>
+      </w:pPr>
+      <w:r>
+        <w:t>company name</w:t>
+      </w:r>
+    </w:p>
+    <w:p>
+      <w:pPr>
+        <w:numPr>
+          <w:ilvl w:val="0"/>
+          <w:numId w:val="27"/>
+        </w:numPr>
+      </w:pPr>
+      <w:r>
+        <w:t>application status</w:t>
+      </w:r>
+    </w:p>
+    <w:p>
+      <w:pPr>
+        <w:numPr>
+          <w:ilvl w:val="0"/>
+          <w:numId w:val="27"/>
+        </w:numPr>
+      </w:pPr>
+      <w:r>
+        <w:t>experience level</w:t>
+      </w:r>
+    </w:p>
+    <w:p>
+      <w:pPr>
+        <w:numPr>
+          <w:ilvl w:val="0"/>
+          <w:numId w:val="27"/>
+        </w:numPr>
+      </w:pPr>
+      <w:r>
+        <w:t>role category</w:t>
+      </w:r>
+    </w:p>
+    <w:p>
+      <w:pPr>
+        <w:rPr>
+          <w:b/>
+          <w:bCs/>
+        </w:rPr>
+      </w:pPr>
+      <w:r>
+        <w:rPr>
+          <w:b/>
+          <w:bCs/>
+        </w:rPr>
+        <w:t>Search</w:t>
+      </w:r>
+    </w:p>
+    <w:p>
+      <w:r>
+        <w:t>The platform supports:</w:t>
+      </w:r>
+    </w:p>
+    <w:p>
+      <w:pPr>
+        <w:numPr>
+          <w:ilvl w:val="0"/>
+          <w:numId w:val="28"/>
+        </w:numPr>
+      </w:pPr>
+      <w:r>
+        <w:t>full-text search</w:t>
+      </w:r>
+    </w:p>
+    <w:p>
+      <w:pPr>
+        <w:numPr>
+          <w:ilvl w:val="0"/>
+          <w:numId w:val="28"/>
+        </w:numPr>
+      </w:pPr>
+      <w:r>
+        <w:t>semantic filtering</w:t>
+      </w:r>
+    </w:p>
+    <w:p>
+      <w:pPr>
+        <w:numPr>
+          <w:ilvl w:val="0"/>
+          <w:numId w:val="28"/>
+        </w:numPr>
+      </w:pPr>
+      <w:r>
+        <w:t>keyword matching</w:t>
+      </w:r>
+    </w:p>
+    <w:p>
+      <w:pPr>
+        <w:numPr>
+          <w:ilvl w:val="0"/>
+          <w:numId w:val="28"/>
+        </w:numPr>
+      </w:pPr>
+      <w:r>
+        <w:t>technology filtering</w:t>
+      </w:r>
+    </w:p>
+    <w:p>
+      <w:r>
+        <w:pict w14:anchorId="1469ACFA">
+          <v:rect id="_x0000_i1035" style="width:0;height:1.5pt" o:hralign="center" o:hrstd="t" o:hr="t" fillcolor="#a0a0a0" stroked="f"/>
+        </w:pict>
+      </w:r>
+    </w:p>
+    <w:p>
+      <w:pPr>
+        <w:rPr>
+          <w:b/>
+          <w:bCs/>
+        </w:rPr>
+      </w:pPr>
+      <w:r>
+        <w:rPr>
+          <w:b/>
+          <w:bCs/>
+        </w:rPr>
+        <w:t>10. Analytics and Insights</w:t>
+      </w:r>
+    </w:p>
+    <w:p>
+      <w:r>
+        <w:t>SiraFit provides analytics to improve application strategy.</w:t>
+      </w:r>
+    </w:p>
+    <w:p>
+      <w:pPr>
+        <w:rPr>
+          <w:b/>
+          <w:bCs/>
+        </w:rPr>
+      </w:pPr>
+      <w:r>
+        <w:rPr>
+          <w:b/>
+          <w:bCs/>
+        </w:rPr>
+        <w:t>Metrics</w:t>
+      </w:r>
+    </w:p>
+    <w:p>
+      <w:r>
+        <w:t>Users can track:</w:t>
+      </w:r>
+    </w:p>
+    <w:p>
+      <w:pPr>
+        <w:numPr>
+          <w:ilvl w:val="0"/>
+          <w:numId w:val="29"/>
+        </w:numPr>
+      </w:pPr>
+      <w:r>
+        <w:t>application success rate</w:t>
+      </w:r>
+    </w:p>
+    <w:p>
+      <w:pPr>
+        <w:numPr>
+          <w:ilvl w:val="0"/>
+          <w:numId w:val="29"/>
+        </w:numPr>
+      </w:pPr>
+      <w:r>
+        <w:lastRenderedPageBreak/>
+        <w:t>interview conversion rate</w:t>
+      </w:r>
+    </w:p>
+    <w:p>
+      <w:pPr>
+        <w:numPr>
+          <w:ilvl w:val="0"/>
+          <w:numId w:val="29"/>
+        </w:numPr>
+      </w:pPr>
+      <w:r>
+        <w:t>average response time</w:t>
+      </w:r>
+    </w:p>
+    <w:p>
+      <w:pPr>
+        <w:numPr>
+          <w:ilvl w:val="0"/>
+          <w:numId w:val="29"/>
+        </w:numPr>
+      </w:pPr>
+      <w:r>
+        <w:t>highest scoring roles</w:t>
+      </w:r>
+    </w:p>
+    <w:p>
+      <w:pPr>
+        <w:numPr>
+          <w:ilvl w:val="0"/>
+          <w:numId w:val="29"/>
+        </w:numPr>
+      </w:pPr>
+      <w:r>
+        <w:t>most common rejection stage</w:t>
+      </w:r>
+    </w:p>
+    <w:p>
+      <w:pPr>
+        <w:numPr>
+          <w:ilvl w:val="0"/>
+          <w:numId w:val="29"/>
+        </w:numPr>
+      </w:pPr>
+      <w:r>
+        <w:t>top matching technologies</w:t>
+      </w:r>
+    </w:p>
+    <w:p>
+      <w:pPr>
+        <w:numPr>
+          <w:ilvl w:val="0"/>
+          <w:numId w:val="29"/>
+        </w:numPr>
+      </w:pPr>
+      <w:r>
+        <w:t>geographic distribution</w:t>
+      </w:r>
+    </w:p>
+    <w:p>
+      <w:pPr>
+        <w:rPr>
+          <w:b/>
+          <w:bCs/>
+        </w:rPr>
+      </w:pPr>
+      <w:r>
+        <w:rPr>
+          <w:b/>
+          <w:bCs/>
+        </w:rPr>
+        <w:t>Insights</w:t>
+      </w:r>
+    </w:p>
+    <w:p>
+      <w:r>
+        <w:t>The platform can identify:</w:t>
+      </w:r>
+    </w:p>
+    <w:p>
+      <w:pPr>
+        <w:numPr>
+          <w:ilvl w:val="0"/>
+          <w:numId w:val="30"/>
+        </w:numPr>
+      </w:pPr>
+      <w:r>
+        <w:t>strongest technical alignment areas</w:t>
+      </w:r>
+    </w:p>
+    <w:p>
+      <w:pPr>
+        <w:numPr>
+          <w:ilvl w:val="0"/>
+          <w:numId w:val="30"/>
+        </w:numPr>
+      </w:pPr>
+      <w:r>
+        <w:t>weak skill gaps</w:t>
+      </w:r>
+    </w:p>
+    <w:p>
+      <w:pPr>
+        <w:numPr>
+          <w:ilvl w:val="0"/>
+          <w:numId w:val="30"/>
+        </w:numPr>
+      </w:pPr>
+      <w:r>
+        <w:t>over-applied role categories</w:t>
+      </w:r>
+    </w:p>
+    <w:p>
+      <w:pPr>
+        <w:numPr>
+          <w:ilvl w:val="0"/>
+          <w:numId w:val="30"/>
+        </w:numPr>
+      </w:pPr>
+      <w:r>
+        <w:t>underperforming resume types</w:t>
+      </w:r>
+    </w:p>
+    <w:p>
+      <w:r>
+        <w:pict w14:anchorId="351DB223">
+          <v:rect id="_x0000_i1036" style="width:0;height:1.5pt" o:hralign="center" o:hrstd="t" o:hr="t" fillcolor="#a0a0a0" stroked="f"/>
+        </w:pict>
+      </w:r>
+    </w:p>
+    <w:p>
+      <w:pPr>
+        <w:rPr>
+          <w:b/>
+          <w:bCs/>
+        </w:rPr>
+      </w:pPr>
+      <w:r>
+        <w:rPr>
+          <w:b/>
+          <w:bCs/>
+        </w:rPr>
+        <w:t>11. Notifications and Reminders</w:t>
+      </w:r>
+    </w:p>
+    <w:p>
+      <w:r>
+        <w:t>The platform includes reminder functionality.</w:t>
+      </w:r>
+    </w:p>
+    <w:p>
+      <w:r>
+        <w:t>Users can receive reminders for:</w:t>
+      </w:r>
+    </w:p>
+    <w:p>
+      <w:pPr>
+        <w:numPr>
+          <w:ilvl w:val="0"/>
+          <w:numId w:val="31"/>
+        </w:numPr>
+      </w:pPr>
+      <w:r>
+        <w:t>follow-ups</w:t>
+      </w:r>
+    </w:p>
+    <w:p>
+      <w:pPr>
+        <w:numPr>
+          <w:ilvl w:val="0"/>
+          <w:numId w:val="31"/>
+        </w:numPr>
+      </w:pPr>
+      <w:r>
+        <w:t>interview preparation</w:t>
+      </w:r>
+    </w:p>
+    <w:p>
+      <w:pPr>
+        <w:numPr>
+          <w:ilvl w:val="0"/>
+          <w:numId w:val="31"/>
+        </w:numPr>
+      </w:pPr>
+      <w:r>
+        <w:t>application deadlines</w:t>
+      </w:r>
+    </w:p>
+    <w:p>
+      <w:pPr>
+        <w:numPr>
+          <w:ilvl w:val="0"/>
+          <w:numId w:val="31"/>
+        </w:numPr>
+      </w:pPr>
+      <w:r>
+        <w:t>assessment deadlines</w:t>
+      </w:r>
+    </w:p>
+    <w:p>
+      <w:pPr>
+        <w:numPr>
+          <w:ilvl w:val="0"/>
+          <w:numId w:val="31"/>
+        </w:numPr>
+      </w:pPr>
+      <w:r>
+        <w:t>recruiter responses</w:t>
+      </w:r>
+    </w:p>
+    <w:p>
+      <w:r>
+        <w:t>Notifications can be delivered through:</w:t>
+      </w:r>
+    </w:p>
+    <w:p>
+      <w:pPr>
+        <w:numPr>
+          <w:ilvl w:val="0"/>
+          <w:numId w:val="32"/>
+        </w:numPr>
+      </w:pPr>
+      <w:r>
+        <w:t>email</w:t>
+      </w:r>
+    </w:p>
+    <w:p>
+      <w:pPr>
+        <w:numPr>
+          <w:ilvl w:val="0"/>
+          <w:numId w:val="32"/>
+        </w:numPr>
+      </w:pPr>
+      <w:r>
+        <w:t>in-app alerts</w:t>
+      </w:r>
+    </w:p>
+    <w:p>
+      <w:r>
+        <w:pict w14:anchorId="4F47AED9">
+          <v:rect id="_x0000_i1037" style="width:0;height:1.5pt" o:hralign="center" o:hrstd="t" o:hr="t" fillcolor="#a0a0a0" stroked="f"/>
+        </w:pict>
+      </w:r>
+    </w:p>
+    <w:p>
+      <w:pPr>
+        <w:rPr>
+          <w:b/>
+          <w:bCs/>
+        </w:rPr>
+      </w:pPr>
+      <w:r>
+        <w:rPr>
+          <w:b/>
+          <w:bCs/>
+        </w:rPr>
+        <w:t>12. Multi-Resume Management</w:t>
+      </w:r>
+    </w:p>
+    <w:p>
+      <w:r>
+        <w:t>Users may maintain multiple resume variants.</w:t>
+      </w:r>
+    </w:p>
+    <w:p>
+      <w:r>
+        <w:t>Examples:</w:t>
+      </w:r>
+    </w:p>
+    <w:p>
+      <w:pPr>
+        <w:numPr>
+          <w:ilvl w:val="0"/>
+          <w:numId w:val="33"/>
+        </w:numPr>
+      </w:pPr>
+      <w:r>
+        <w:t>backend engineer resume</w:t>
+      </w:r>
+    </w:p>
+    <w:p>
+      <w:pPr>
+        <w:numPr>
+          <w:ilvl w:val="0"/>
+          <w:numId w:val="33"/>
+        </w:numPr>
+      </w:pPr>
+      <w:r>
+        <w:t>full-stack resume</w:t>
+      </w:r>
+    </w:p>
+    <w:p>
+      <w:pPr>
+        <w:numPr>
+          <w:ilvl w:val="0"/>
+          <w:numId w:val="33"/>
+        </w:numPr>
+      </w:pPr>
+      <w:r>
+        <w:t>DevOps-focused resume</w:t>
+      </w:r>
+    </w:p>
+    <w:p>
+      <w:pPr>
+        <w:numPr>
+          <w:ilvl w:val="0"/>
+          <w:numId w:val="33"/>
+        </w:numPr>
+      </w:pPr>
+      <w:r>
+        <w:t>AI engineer resume</w:t>
+      </w:r>
+    </w:p>
+    <w:p>
+      <w:r>
+        <w:t>The platform can prioritize different resume profiles depending on the job category.</w:t>
+      </w:r>
+    </w:p>
+    <w:p>
+      <w:r>
+        <w:pict w14:anchorId="0C0B9546">
+          <v:rect id="_x0000_i1038" style="width:0;height:1.5pt" o:hralign="center" o:hrstd="t" o:hr="t" fillcolor="#a0a0a0" stroked="f"/>
+        </w:pict>
+      </w:r>
+    </w:p>
+    <w:p>
+      <w:pPr>
+        <w:rPr>
+          <w:b/>
+          <w:bCs/>
+        </w:rPr>
+      </w:pPr>
+      <w:r>
+        <w:rPr>
+          <w:b/>
+          <w:bCs/>
+        </w:rPr>
+        <w:t>Technical Architecture</w:t>
+      </w:r>
+    </w:p>
+    <w:p>
+      <w:pPr>
+        <w:rPr>
+          <w:b/>
+          <w:bCs/>
+        </w:rPr>
+      </w:pPr>
+      <w:r>
+        <w:rPr>
+          <w:b/>
+          <w:bCs/>
+        </w:rPr>
+        <w:lastRenderedPageBreak/>
+        <w:t>Backend Architecture</w:t>
+      </w:r>
+    </w:p>
+    <w:p>
+      <w:r>
+        <w:t>The backend uses a modular Python architecture.</w:t>
+      </w:r>
+    </w:p>
+    <w:p>
+      <w:pPr>
+        <w:rPr>
+          <w:b/>
+          <w:bCs/>
+        </w:rPr>
+      </w:pPr>
+      <w:r>
+        <w:rPr>
+          <w:b/>
+          <w:bCs/>
+        </w:rPr>
+        <w:t>Framework</w:t>
+      </w:r>
+    </w:p>
+    <w:p>
+      <w:r>
+        <w:t>Primary framework:</w:t>
+      </w:r>
+    </w:p>
+    <w:p>
+      <w:pPr>
+        <w:numPr>
+          <w:ilvl w:val="0"/>
+          <w:numId w:val="34"/>
+        </w:numPr>
+      </w:pPr>
+      <w:r>
+        <w:t>FastAPI</w:t>
+      </w:r>
+    </w:p>
+    <w:p>
+      <w:r>
+        <w:t>Reasons:</w:t>
+      </w:r>
+    </w:p>
+    <w:p>
+      <w:pPr>
+        <w:numPr>
+          <w:ilvl w:val="0"/>
+          <w:numId w:val="35"/>
+        </w:numPr>
+      </w:pPr>
+      <w:r>
+        <w:t>asynchronous support</w:t>
+      </w:r>
+    </w:p>
+    <w:p>
+      <w:pPr>
+        <w:numPr>
+          <w:ilvl w:val="0"/>
+          <w:numId w:val="35"/>
+        </w:numPr>
+      </w:pPr>
+      <w:r>
+        <w:t>high performance</w:t>
+      </w:r>
+    </w:p>
+    <w:p>
+      <w:pPr>
+        <w:numPr>
+          <w:ilvl w:val="0"/>
+          <w:numId w:val="35"/>
+        </w:numPr>
+      </w:pPr>
+      <w:r>
+        <w:t>clean API structure</w:t>
+      </w:r>
+    </w:p>
+    <w:p>
+      <w:pPr>
+        <w:numPr>
+          <w:ilvl w:val="0"/>
+          <w:numId w:val="35"/>
+        </w:numPr>
+      </w:pPr>
+      <w:r>
+        <w:t>strong typing support</w:t>
+      </w:r>
+    </w:p>
+    <w:p>
+      <w:pPr>
+        <w:numPr>
+          <w:ilvl w:val="0"/>
+          <w:numId w:val="35"/>
+        </w:numPr>
+      </w:pPr>
+      <w:r>
+        <w:t>modern Python ecosystem</w:t>
+      </w:r>
+    </w:p>
+    <w:p>
+      <w:pPr>
+        <w:numPr>
+          <w:ilvl w:val="0"/>
+          <w:numId w:val="35"/>
+        </w:numPr>
+      </w:pPr>
+      <w:r>
+        <w:t>background task compatibility</w:t>
+      </w:r>
+    </w:p>
+    <w:p>
+      <w:pPr>
+        <w:rPr>
+          <w:b/>
+          <w:bCs/>
+        </w:rPr>
+      </w:pPr>
+      <w:r>
+        <w:rPr>
+          <w:b/>
+          <w:bCs/>
+        </w:rPr>
+        <w:t>Supporting Technologies</w:t>
+      </w:r>
+    </w:p>
+    <w:p>
+      <w:pPr>
+        <w:numPr>
+          <w:ilvl w:val="0"/>
+          <w:numId w:val="36"/>
+        </w:numPr>
+      </w:pPr>
+      <w:r>
+        <w:t>SQLAlchemy</w:t>
+      </w:r>
+    </w:p>
+    <w:p>
+      <w:pPr>
+        <w:numPr>
+          <w:ilvl w:val="0"/>
+          <w:numId w:val="36"/>
+        </w:numPr>
+      </w:pPr>
+      <w:r>
+        <w:t>PostgreSQL</w:t>
+      </w:r>
+    </w:p>
+    <w:p>
+      <w:pPr>
+        <w:numPr>
+          <w:ilvl w:val="0"/>
+          <w:numId w:val="36"/>
+        </w:numPr>
+      </w:pPr>
+      <w:r>
+        <w:t>Redis</w:t>
+      </w:r>
+    </w:p>
+    <w:p>
+      <w:pPr>
+        <w:numPr>
+          <w:ilvl w:val="0"/>
+          <w:numId w:val="36"/>
+        </w:numPr>
+      </w:pPr>
+      <w:r>
+        <w:t>Celery</w:t>
+      </w:r>
+    </w:p>
+    <w:p>
+      <w:pPr>
+        <w:numPr>
+          <w:ilvl w:val="0"/>
+          <w:numId w:val="36"/>
+        </w:numPr>
+      </w:pPr>
+      <w:r>
+        <w:t>Playwright</w:t>
+      </w:r>
+    </w:p>
+    <w:p>
+      <w:pPr>
+        <w:numPr>
+          <w:ilvl w:val="0"/>
+          <w:numId w:val="36"/>
+        </w:numPr>
+      </w:pPr>
+      <w:r>
+        <w:t>Jinja2</w:t>
+      </w:r>
+    </w:p>
+    <w:p>
+      <w:r>
+        <w:pict w14:anchorId="336A5B1F">
+          <v:rect id="_x0000_i1039" style="width:0;height:1.5pt" o:hralign="center" o:hrstd="t" o:hr="t" fillcolor="#a0a0a0" stroked="f"/>
+        </w:pict>
+      </w:r>
+    </w:p>
+    <w:p>
+      <w:pPr>
+        <w:rPr>
+          <w:b/>
+          <w:bCs/>
+        </w:rPr>
+      </w:pPr>
+      <w:r>
+        <w:rPr>
+          <w:b/>
+          <w:bCs/>
+        </w:rPr>
+        <w:t>Frontend Architecture</w:t>
+      </w:r>
+    </w:p>
+    <w:p>
+      <w:r>
+        <w:t>The frontend uses:</w:t>
+      </w:r>
+    </w:p>
+    <w:p>
+      <w:pPr>
+        <w:numPr>
+          <w:ilvl w:val="0"/>
+          <w:numId w:val="37"/>
+        </w:numPr>
+      </w:pPr>
+      <w:r>
+        <w:t>Next.js</w:t>
+      </w:r>
+    </w:p>
+    <w:p>
+      <w:pPr>
+        <w:numPr>
+          <w:ilvl w:val="0"/>
+          <w:numId w:val="37"/>
+        </w:numPr>
+      </w:pPr>
+      <w:r>
+        <w:t>React</w:t>
+      </w:r>
+    </w:p>
+    <w:p>
+      <w:pPr>
+        <w:numPr>
+          <w:ilvl w:val="0"/>
+          <w:numId w:val="37"/>
+        </w:numPr>
+      </w:pPr>
+      <w:r>
+        <w:t>Tailwind CSS</w:t>
+      </w:r>
+    </w:p>
+    <w:p>
+      <w:pPr>
+        <w:rPr>
+          <w:b/>
+          <w:bCs/>
+        </w:rPr>
+      </w:pPr>
+      <w:r>
+        <w:rPr>
+          <w:b/>
+          <w:bCs/>
+        </w:rPr>
+        <w:t>Frontend Goals</w:t>
+      </w:r>
+    </w:p>
+    <w:p>
+      <w:r>
+        <w:t>The interface prioritizes:</w:t>
+      </w:r>
+    </w:p>
+    <w:p>
+      <w:pPr>
+        <w:numPr>
+          <w:ilvl w:val="0"/>
+          <w:numId w:val="38"/>
+        </w:numPr>
+      </w:pPr>
+      <w:r>
+        <w:t>speed</w:t>
+      </w:r>
+    </w:p>
+    <w:p>
+      <w:pPr>
+        <w:numPr>
+          <w:ilvl w:val="0"/>
+          <w:numId w:val="38"/>
+        </w:numPr>
+      </w:pPr>
+      <w:r>
+        <w:t>simplicity</w:t>
+      </w:r>
+    </w:p>
+    <w:p>
+      <w:pPr>
+        <w:numPr>
+          <w:ilvl w:val="0"/>
+          <w:numId w:val="38"/>
+        </w:numPr>
+      </w:pPr>
+      <w:r>
+        <w:t>workflow clarity</w:t>
+      </w:r>
+    </w:p>
+    <w:p>
+      <w:pPr>
+        <w:numPr>
+          <w:ilvl w:val="0"/>
+          <w:numId w:val="38"/>
+        </w:numPr>
+      </w:pPr>
+      <w:r>
+        <w:t>responsive design</w:t>
+      </w:r>
+    </w:p>
+    <w:p>
+      <w:pPr>
+        <w:numPr>
+          <w:ilvl w:val="0"/>
+          <w:numId w:val="38"/>
+        </w:numPr>
+      </w:pPr>
+      <w:r>
+        <w:t>dashboard usability</w:t>
+      </w:r>
+    </w:p>
+    <w:p>
+      <w:r>
+        <w:pict w14:anchorId="1236930D">
+          <v:rect id="_x0000_i1040" style="width:0;height:1.5pt" o:hralign="center" o:hrstd="t" o:hr="t" fillcolor="#a0a0a0" stroked="f"/>
+        </w:pict>
+      </w:r>
+    </w:p>
+    <w:p>
+      <w:pPr>
+        <w:rPr>
+          <w:b/>
+          <w:bCs/>
+        </w:rPr>
+      </w:pPr>
+      <w:r>
+        <w:rPr>
+          <w:b/>
+          <w:bCs/>
+        </w:rPr>
+        <w:t>AI Architecture</w:t>
+      </w:r>
+    </w:p>
+    <w:p>
+      <w:r>
+        <w:t>The AI layer is intentionally controlled.</w:t>
+      </w:r>
+    </w:p>
+    <w:p>
+      <w:r>
+        <w:lastRenderedPageBreak/>
+        <w:t>The platform avoids fully autonomous agent systems.</w:t>
+      </w:r>
+    </w:p>
+    <w:p>
+      <w:pPr>
+        <w:rPr>
+          <w:b/>
+          <w:bCs/>
+        </w:rPr>
+      </w:pPr>
+      <w:r>
+        <w:rPr>
+          <w:b/>
+          <w:bCs/>
+        </w:rPr>
+        <w:t>AI Responsibilities</w:t>
+      </w:r>
+    </w:p>
+    <w:p>
+      <w:r>
+        <w:t>AI is responsible for:</w:t>
+      </w:r>
+    </w:p>
+    <w:p>
+      <w:pPr>
+        <w:numPr>
+          <w:ilvl w:val="0"/>
+          <w:numId w:val="39"/>
+        </w:numPr>
+      </w:pPr>
+      <w:r>
+        <w:t>job analysis</w:t>
+      </w:r>
+    </w:p>
+    <w:p>
+      <w:pPr>
+        <w:numPr>
+          <w:ilvl w:val="0"/>
+          <w:numId w:val="39"/>
+        </w:numPr>
+      </w:pPr>
+      <w:r>
+        <w:t>resume tailoring</w:t>
+      </w:r>
+    </w:p>
+    <w:p>
+      <w:pPr>
+        <w:numPr>
+          <w:ilvl w:val="0"/>
+          <w:numId w:val="39"/>
+        </w:numPr>
+      </w:pPr>
+      <w:r>
+        <w:t>cover letter generation</w:t>
+      </w:r>
+    </w:p>
+    <w:p>
+      <w:pPr>
+        <w:numPr>
+          <w:ilvl w:val="0"/>
+          <w:numId w:val="39"/>
+        </w:numPr>
+      </w:pPr>
+      <w:r>
+        <w:t>scoring explanations</w:t>
+      </w:r>
+    </w:p>
+    <w:p>
+      <w:pPr>
+        <w:numPr>
+          <w:ilvl w:val="0"/>
+          <w:numId w:val="39"/>
+        </w:numPr>
+      </w:pPr>
+      <w:r>
+        <w:t>semantic extraction</w:t>
+      </w:r>
+    </w:p>
+    <w:p>
+      <w:pPr>
+        <w:rPr>
+          <w:b/>
+          <w:bCs/>
+        </w:rPr>
+      </w:pPr>
+      <w:r>
+        <w:rPr>
+          <w:b/>
+          <w:bCs/>
+        </w:rPr>
+        <w:t>AI Restrictions</w:t>
+      </w:r>
+    </w:p>
+    <w:p>
+      <w:r>
+        <w:t>AI is not responsible for:</w:t>
+      </w:r>
+    </w:p>
+    <w:p>
+      <w:pPr>
+        <w:numPr>
+          <w:ilvl w:val="0"/>
+          <w:numId w:val="40"/>
+        </w:numPr>
+      </w:pPr>
+      <w:r>
+        <w:t>application submission</w:t>
+      </w:r>
+    </w:p>
+    <w:p>
+      <w:pPr>
+        <w:numPr>
+          <w:ilvl w:val="0"/>
+          <w:numId w:val="40"/>
+        </w:numPr>
+      </w:pPr>
+      <w:r>
+        <w:t>uncontrolled decision making</w:t>
+      </w:r>
+    </w:p>
+    <w:p>
+      <w:pPr>
+        <w:numPr>
+          <w:ilvl w:val="0"/>
+          <w:numId w:val="40"/>
+        </w:numPr>
+      </w:pPr>
+      <w:r>
+        <w:t>scoring logic</w:t>
+      </w:r>
+    </w:p>
+    <w:p>
+      <w:pPr>
+        <w:numPr>
+          <w:ilvl w:val="0"/>
+          <w:numId w:val="40"/>
+        </w:numPr>
+      </w:pPr>
+      <w:r>
+        <w:t>system orchestration</w:t>
+      </w:r>
+    </w:p>
+    <w:p>
+      <w:r>
+        <w:t>The system uses deterministic pipelines.</w:t>
+      </w:r>
+    </w:p>
+    <w:p>
+      <w:r>
+        <w:t>This improves:</w:t>
+      </w:r>
+    </w:p>
+    <w:p>
+      <w:pPr>
+        <w:numPr>
+          <w:ilvl w:val="0"/>
+          <w:numId w:val="41"/>
+        </w:numPr>
+      </w:pPr>
+      <w:r>
+        <w:t>reliability</w:t>
+      </w:r>
+    </w:p>
+    <w:p>
+      <w:pPr>
+        <w:numPr>
+          <w:ilvl w:val="0"/>
+          <w:numId w:val="41"/>
+        </w:numPr>
+      </w:pPr>
+      <w:r>
+        <w:t>predictability</w:t>
+      </w:r>
+    </w:p>
+    <w:p>
+      <w:pPr>
+        <w:numPr>
+          <w:ilvl w:val="0"/>
+          <w:numId w:val="41"/>
+        </w:numPr>
+      </w:pPr>
+      <w:r>
+        <w:t>maintainability</w:t>
+      </w:r>
+    </w:p>
+    <w:p>
+      <w:pPr>
+        <w:numPr>
+          <w:ilvl w:val="0"/>
+          <w:numId w:val="41"/>
+        </w:numPr>
+      </w:pPr>
+      <w:r>
+        <w:t>debugging</w:t>
+      </w:r>
+    </w:p>
+    <w:p>
+      <w:r>
+        <w:pict w14:anchorId="52B40495">
+          <v:rect id="_x0000_i1041" style="width:0;height:1.5pt" o:hralign="center" o:hrstd="t" o:hr="t" fillcolor="#a0a0a0" stroked="f"/>
+        </w:pict>
+      </w:r>
+    </w:p>
+    <w:p>
+      <w:pPr>
+        <w:rPr>
+          <w:b/>
+          <w:bCs/>
+        </w:rPr>
+      </w:pPr>
+      <w:r>
+        <w:rPr>
+          <w:b/>
+          <w:bCs/>
+        </w:rPr>
+        <w:t>Worker Architecture</w:t>
+      </w:r>
+    </w:p>
+    <w:p>
+      <w:r>
+        <w:t>Long-running operations execute in background workers.</w:t>
+      </w:r>
+    </w:p>
+    <w:p>
+      <w:pPr>
+        <w:rPr>
+          <w:b/>
+          <w:bCs/>
+        </w:rPr>
+      </w:pPr>
+      <w:r>
+        <w:rPr>
+          <w:b/>
+          <w:bCs/>
+        </w:rPr>
+        <w:t>Background Tasks</w:t>
+      </w:r>
+    </w:p>
+    <w:p>
+      <w:r>
+        <w:t>Workers handle:</w:t>
+      </w:r>
+    </w:p>
+    <w:p>
+      <w:pPr>
+        <w:numPr>
+          <w:ilvl w:val="0"/>
+          <w:numId w:val="42"/>
+        </w:numPr>
+      </w:pPr>
+      <w:r>
+        <w:t>scraping</w:t>
+      </w:r>
+    </w:p>
+    <w:p>
+      <w:pPr>
+        <w:numPr>
+          <w:ilvl w:val="0"/>
+          <w:numId w:val="42"/>
+        </w:numPr>
+      </w:pPr>
+      <w:r>
+        <w:t>AI generation</w:t>
+      </w:r>
+    </w:p>
+    <w:p>
+      <w:pPr>
+        <w:numPr>
+          <w:ilvl w:val="0"/>
+          <w:numId w:val="42"/>
+        </w:numPr>
+      </w:pPr>
+      <w:r>
+        <w:t>PDF rendering</w:t>
+      </w:r>
+    </w:p>
+    <w:p>
+      <w:pPr>
+        <w:numPr>
+          <w:ilvl w:val="0"/>
+          <w:numId w:val="42"/>
+        </w:numPr>
+      </w:pPr>
+      <w:r>
+        <w:t>bulk processing</w:t>
+      </w:r>
+    </w:p>
+    <w:p>
+      <w:pPr>
+        <w:numPr>
+          <w:ilvl w:val="0"/>
+          <w:numId w:val="42"/>
+        </w:numPr>
+      </w:pPr>
+      <w:r>
+        <w:t>scheduled jobs</w:t>
       </w:r>
     </w:p>
     <w:p>
@@ -1446,2918 +4215,45 @@
     </w:p>
     <w:p>
       <w:r>
-        <w:t>This approach provides:</w:t>
-      </w:r>
-    </w:p>
-    <w:p>
-      <w:pPr>
-        <w:numPr>
-          <w:ilvl w:val="0"/>
-          <w:numId w:val="12"/>
-        </w:numPr>
-      </w:pPr>
-      <w:r>
-        <w:t>reduced hallucinations</w:t>
-      </w:r>
-    </w:p>
-    <w:p>
-      <w:pPr>
-        <w:numPr>
-          <w:ilvl w:val="0"/>
-          <w:numId w:val="12"/>
-        </w:numPr>
-      </w:pPr>
-      <w:r>
-        <w:t>easier tailoring</w:t>
-      </w:r>
-    </w:p>
-    <w:p>
-      <w:pPr>
-        <w:numPr>
-          <w:ilvl w:val="0"/>
-          <w:numId w:val="12"/>
-        </w:numPr>
-      </w:pPr>
-      <w:r>
-        <w:t>reusable resume components</w:t>
-      </w:r>
-    </w:p>
-    <w:p>
-      <w:pPr>
-        <w:numPr>
-          <w:ilvl w:val="0"/>
-          <w:numId w:val="12"/>
-        </w:numPr>
-      </w:pPr>
-      <w:r>
-        <w:t>consistent formatting</w:t>
-      </w:r>
-    </w:p>
-    <w:p>
-      <w:pPr>
-        <w:numPr>
-          <w:ilvl w:val="0"/>
-          <w:numId w:val="12"/>
-        </w:numPr>
-      </w:pPr>
-      <w:r>
-        <w:t>version control</w:t>
-      </w:r>
-    </w:p>
-    <w:p>
-      <w:pPr>
-        <w:numPr>
-          <w:ilvl w:val="0"/>
-          <w:numId w:val="12"/>
-        </w:numPr>
-      </w:pPr>
-      <w:r>
-        <w:t>easier updates</w:t>
-      </w:r>
-    </w:p>
-    <w:p>
-      <w:r>
-        <w:t>The system avoids raw PDF editing workflows.</w:t>
-      </w:r>
-    </w:p>
-    <w:p>
-      <w:r>
-        <w:t>Structured profile data is significantly more reliable.</w:t>
-      </w:r>
-    </w:p>
-    <w:p>
-      <w:r>
-        <w:pict w14:anchorId="33478F29">
-          <v:rect id="_x0000_i1029" style="width:0;height:1.5pt" o:hralign="center" o:hrstd="t" o:hr="t" fillcolor="#a0a0a0" stroked="f"/>
-        </w:pict>
-      </w:r>
-    </w:p>
-    <w:p>
-      <w:pPr>
-        <w:rPr>
-          <w:b/>
-          <w:bCs/>
-        </w:rPr>
-      </w:pPr>
-      <w:r>
-        <w:rPr>
-          <w:b/>
-          <w:bCs/>
-        </w:rPr>
-        <w:t>4. Match Scoring Engine</w:t>
-      </w:r>
-    </w:p>
-    <w:p>
-      <w:r>
-        <w:t>The Match Scoring Engine evaluates how well a user fits a job opportunity.</w:t>
-      </w:r>
-    </w:p>
-    <w:p>
-      <w:r>
-        <w:t>The scoring system combines deterministic logic with AI-assisted reasoning.</w:t>
-      </w:r>
-    </w:p>
-    <w:p>
-      <w:pPr>
-        <w:rPr>
-          <w:b/>
-          <w:bCs/>
-        </w:rPr>
-      </w:pPr>
-      <w:r>
-        <w:rPr>
-          <w:b/>
-          <w:bCs/>
-        </w:rPr>
-        <w:t>Deterministic Scoring</w:t>
-      </w:r>
-    </w:p>
-    <w:p>
-      <w:r>
-        <w:t>The numerical score is generated through rule-based logic.</w:t>
-      </w:r>
-    </w:p>
-    <w:p>
-      <w:r>
-        <w:t>This ensures:</w:t>
-      </w:r>
-    </w:p>
-    <w:p>
-      <w:pPr>
-        <w:numPr>
-          <w:ilvl w:val="0"/>
-          <w:numId w:val="13"/>
-        </w:numPr>
-      </w:pPr>
-      <w:r>
-        <w:t>consistency</w:t>
-      </w:r>
-    </w:p>
-    <w:p>
-      <w:pPr>
-        <w:numPr>
-          <w:ilvl w:val="0"/>
-          <w:numId w:val="13"/>
-        </w:numPr>
-      </w:pPr>
-      <w:r>
-        <w:t>transparency</w:t>
-      </w:r>
-    </w:p>
-    <w:p>
-      <w:pPr>
-        <w:numPr>
-          <w:ilvl w:val="0"/>
-          <w:numId w:val="13"/>
-        </w:numPr>
-      </w:pPr>
-      <w:r>
-        <w:t>predictable outputs</w:t>
-      </w:r>
-    </w:p>
-    <w:p>
-      <w:pPr>
-        <w:numPr>
-          <w:ilvl w:val="0"/>
-          <w:numId w:val="13"/>
-        </w:numPr>
-      </w:pPr>
-      <w:r>
-        <w:t>reduced hallucination risk</w:t>
-      </w:r>
-    </w:p>
-    <w:p>
-      <w:pPr>
-        <w:rPr>
-          <w:b/>
-          <w:bCs/>
-        </w:rPr>
-      </w:pPr>
-      <w:r>
-        <w:rPr>
-          <w:b/>
-          <w:bCs/>
-        </w:rPr>
-        <w:t>Scoring Factors</w:t>
-      </w:r>
-    </w:p>
-    <w:p>
-      <w:r>
-        <w:t>The engine evaluates:</w:t>
-      </w:r>
-    </w:p>
-    <w:p>
-      <w:pPr>
-        <w:numPr>
-          <w:ilvl w:val="0"/>
-          <w:numId w:val="14"/>
-        </w:numPr>
-      </w:pPr>
+        <w:t>This prevents:</w:t>
+      </w:r>
+    </w:p>
+    <w:p>
+      <w:pPr>
+        <w:numPr>
+          <w:ilvl w:val="0"/>
+          <w:numId w:val="43"/>
+        </w:numPr>
+      </w:pPr>
+      <w:r>
+        <w:t>API blocking</w:t>
+      </w:r>
+    </w:p>
+    <w:p>
+      <w:pPr>
+        <w:numPr>
+          <w:ilvl w:val="0"/>
+          <w:numId w:val="43"/>
+        </w:numPr>
+      </w:pPr>
+      <w:r>
+        <w:t>timeout issues</w:t>
+      </w:r>
+    </w:p>
+    <w:p>
+      <w:pPr>
+        <w:numPr>
+          <w:ilvl w:val="0"/>
+          <w:numId w:val="43"/>
+        </w:numPr>
+      </w:pPr>
+      <w:r>
+        <w:t>frontend delays</w:t>
+      </w:r>
+    </w:p>
+    <w:p>
       <w:r>
         <w:lastRenderedPageBreak/>
-        <w:t>skill overlap</w:t>
-      </w:r>
-    </w:p>
-    <w:p>
-      <w:pPr>
-        <w:numPr>
-          <w:ilvl w:val="0"/>
-          <w:numId w:val="14"/>
-        </w:numPr>
-      </w:pPr>
-      <w:r>
-        <w:t>experience match</w:t>
-      </w:r>
-    </w:p>
-    <w:p>
-      <w:pPr>
-        <w:numPr>
-          <w:ilvl w:val="0"/>
-          <w:numId w:val="14"/>
-        </w:numPr>
-      </w:pPr>
-      <w:r>
-        <w:t>technology compatibility</w:t>
-      </w:r>
-    </w:p>
-    <w:p>
-      <w:pPr>
-        <w:numPr>
-          <w:ilvl w:val="0"/>
-          <w:numId w:val="14"/>
-        </w:numPr>
-      </w:pPr>
-      <w:r>
-        <w:t>seniority alignment</w:t>
-      </w:r>
-    </w:p>
-    <w:p>
-      <w:pPr>
-        <w:numPr>
-          <w:ilvl w:val="0"/>
-          <w:numId w:val="14"/>
-        </w:numPr>
-      </w:pPr>
-      <w:r>
-        <w:t>domain relevance</w:t>
-      </w:r>
-    </w:p>
-    <w:p>
-      <w:pPr>
-        <w:numPr>
-          <w:ilvl w:val="0"/>
-          <w:numId w:val="14"/>
-        </w:numPr>
-      </w:pPr>
-      <w:r>
-        <w:t>location preference</w:t>
-      </w:r>
-    </w:p>
-    <w:p>
-      <w:pPr>
-        <w:numPr>
-          <w:ilvl w:val="0"/>
-          <w:numId w:val="14"/>
-        </w:numPr>
-      </w:pPr>
-      <w:r>
-        <w:t>remote compatibility</w:t>
-      </w:r>
-    </w:p>
-    <w:p>
-      <w:pPr>
-        <w:numPr>
-          <w:ilvl w:val="0"/>
-          <w:numId w:val="14"/>
-        </w:numPr>
-      </w:pPr>
-      <w:r>
-        <w:t>education requirements</w:t>
-      </w:r>
-    </w:p>
-    <w:p>
-      <w:pPr>
-        <w:numPr>
-          <w:ilvl w:val="0"/>
-          <w:numId w:val="14"/>
-        </w:numPr>
-      </w:pPr>
-      <w:r>
-        <w:t>leadership requirements</w:t>
-      </w:r>
-    </w:p>
-    <w:p>
-      <w:pPr>
-        <w:rPr>
-          <w:b/>
-          <w:bCs/>
-        </w:rPr>
-      </w:pPr>
-      <w:r>
-        <w:rPr>
-          <w:b/>
-          <w:bCs/>
-        </w:rPr>
-        <w:t>Example</w:t>
-      </w:r>
-    </w:p>
-    <w:p>
-      <w:r>
-        <w:t>Technical Match: 84</w:t>
-      </w:r>
-    </w:p>
-    <w:p>
-      <w:r>
-        <w:t>Experience Match: 76</w:t>
-      </w:r>
-    </w:p>
-    <w:p>
-      <w:r>
-        <w:t>Infrastructure Match: 91</w:t>
-      </w:r>
-    </w:p>
-    <w:p>
-      <w:r>
-        <w:t>Domain Match: 63</w:t>
-      </w:r>
-    </w:p>
-    <w:p>
-      <w:r>
-        <w:t>Overall Match: 81</w:t>
-      </w:r>
-    </w:p>
-    <w:p>
-      <w:pPr>
-        <w:rPr>
-          <w:b/>
-          <w:bCs/>
-        </w:rPr>
-      </w:pPr>
-      <w:r>
-        <w:rPr>
-          <w:b/>
-          <w:bCs/>
-        </w:rPr>
-        <w:t>AI Reasoning Layer</w:t>
-      </w:r>
-    </w:p>
-    <w:p>
-      <w:r>
-        <w:t>AI generates explanations for the score.</w:t>
-      </w:r>
-    </w:p>
-    <w:p>
-      <w:r>
-        <w:t>Example:</w:t>
-      </w:r>
-    </w:p>
-    <w:p>
-      <w:r>
-        <w:t>"Strong backend infrastructure alignment due to Kubernetes and PostgreSQL experience. Missing direct fintech domain experience reduced the domain score."</w:t>
-      </w:r>
-    </w:p>
-    <w:p>
-      <w:r>
-        <w:t>AI does not control the scoring algorithm itself.</w:t>
-      </w:r>
-    </w:p>
-    <w:p>
-      <w:r>
-        <w:pict w14:anchorId="5B4BEF2F">
-          <v:rect id="_x0000_i1030" style="width:0;height:1.5pt" o:hralign="center" o:hrstd="t" o:hr="t" fillcolor="#a0a0a0" stroked="f"/>
-        </w:pict>
-      </w:r>
-    </w:p>
-    <w:p>
-      <w:pPr>
-        <w:rPr>
-          <w:b/>
-          <w:bCs/>
-        </w:rPr>
-      </w:pPr>
-      <w:r>
-        <w:rPr>
-          <w:b/>
-          <w:bCs/>
-        </w:rPr>
-        <w:t>5. Tailored Resume Generation</w:t>
-      </w:r>
-    </w:p>
-    <w:p>
-      <w:r>
-        <w:t xml:space="preserve">One of the most important features of </w:t>
-      </w:r>
-      <w:proofErr w:type="spellStart"/>
-      <w:r>
-        <w:t>SiraFit</w:t>
-      </w:r>
-      <w:proofErr w:type="spellEnd"/>
-      <w:r>
-        <w:t xml:space="preserve"> is intelligent resume tailoring.</w:t>
-      </w:r>
-    </w:p>
-    <w:p>
-      <w:r>
-        <w:t>The system generates optimized resumes specific to individual job opportunities.</w:t>
-      </w:r>
-    </w:p>
-    <w:p>
-      <w:pPr>
-        <w:rPr>
-          <w:b/>
-          <w:bCs/>
-        </w:rPr>
-      </w:pPr>
-      <w:r>
-        <w:rPr>
-          <w:b/>
-          <w:bCs/>
-        </w:rPr>
-        <w:t>Workflow</w:t>
-      </w:r>
-    </w:p>
-    <w:p>
-      <w:r>
-        <w:t>Job Analysis</w:t>
-      </w:r>
-    </w:p>
-    <w:p>
-      <w:r>
-        <w:t>+</w:t>
-      </w:r>
-    </w:p>
-    <w:p>
-      <w:r>
-        <w:t>Master Profile</w:t>
-      </w:r>
-    </w:p>
-    <w:p>
-      <w:r>
-        <w:t>+</w:t>
-      </w:r>
-    </w:p>
-    <w:p>
-      <w:r>
-        <w:t>Scoring Priorities</w:t>
-      </w:r>
-    </w:p>
-    <w:p>
-      <w:r>
-        <w:t>→</w:t>
-      </w:r>
-    </w:p>
-    <w:p>
-      <w:r>
-        <w:t>Resume Generation</w:t>
-      </w:r>
-    </w:p>
-    <w:p>
-      <w:r>
-        <w:t>→</w:t>
-      </w:r>
-    </w:p>
-    <w:p>
-      <w:r>
-        <w:t>Structured Resume JSON</w:t>
-      </w:r>
-    </w:p>
-    <w:p>
-      <w:r>
-        <w:lastRenderedPageBreak/>
-        <w:t>→</w:t>
-      </w:r>
-    </w:p>
-    <w:p>
-      <w:r>
-        <w:t>HTML Rendering</w:t>
-      </w:r>
-    </w:p>
-    <w:p>
-      <w:r>
-        <w:t>→</w:t>
-      </w:r>
-    </w:p>
-    <w:p>
-      <w:r>
-        <w:t>PDF Export</w:t>
-      </w:r>
-    </w:p>
-    <w:p>
-      <w:pPr>
-        <w:rPr>
-          <w:b/>
-          <w:bCs/>
-        </w:rPr>
-      </w:pPr>
-      <w:r>
-        <w:rPr>
-          <w:b/>
-          <w:bCs/>
-        </w:rPr>
-        <w:t>Resume Tailoring Rules</w:t>
-      </w:r>
-    </w:p>
-    <w:p>
-      <w:r>
-        <w:t>The generation engine:</w:t>
-      </w:r>
-    </w:p>
-    <w:p>
-      <w:pPr>
-        <w:numPr>
-          <w:ilvl w:val="0"/>
-          <w:numId w:val="15"/>
-        </w:numPr>
-      </w:pPr>
-      <w:r>
-        <w:t>prioritizes matching skills</w:t>
-      </w:r>
-    </w:p>
-    <w:p>
-      <w:pPr>
-        <w:numPr>
-          <w:ilvl w:val="0"/>
-          <w:numId w:val="15"/>
-        </w:numPr>
-      </w:pPr>
-      <w:r>
-        <w:t>emphasizes relevant experience</w:t>
-      </w:r>
-    </w:p>
-    <w:p>
-      <w:pPr>
-        <w:numPr>
-          <w:ilvl w:val="0"/>
-          <w:numId w:val="15"/>
-        </w:numPr>
-      </w:pPr>
-      <w:r>
-        <w:t>adjusts project ordering</w:t>
-      </w:r>
-    </w:p>
-    <w:p>
-      <w:pPr>
-        <w:numPr>
-          <w:ilvl w:val="0"/>
-          <w:numId w:val="15"/>
-        </w:numPr>
-      </w:pPr>
-      <w:r>
-        <w:t>highlights matching technologies</w:t>
-      </w:r>
-    </w:p>
-    <w:p>
-      <w:pPr>
-        <w:numPr>
-          <w:ilvl w:val="0"/>
-          <w:numId w:val="15"/>
-        </w:numPr>
-      </w:pPr>
-      <w:r>
-        <w:t>improves ATS keyword alignment</w:t>
-      </w:r>
-    </w:p>
-    <w:p>
-      <w:pPr>
-        <w:numPr>
-          <w:ilvl w:val="0"/>
-          <w:numId w:val="15"/>
-        </w:numPr>
-      </w:pPr>
-      <w:r>
-        <w:t>preserves factual accuracy</w:t>
-      </w:r>
-    </w:p>
-    <w:p>
-      <w:pPr>
-        <w:rPr>
-          <w:b/>
-          <w:bCs/>
-        </w:rPr>
-      </w:pPr>
-      <w:r>
-        <w:rPr>
-          <w:b/>
-          <w:bCs/>
-        </w:rPr>
-        <w:t>Critical Safety Rules</w:t>
-      </w:r>
-    </w:p>
-    <w:p>
-      <w:r>
-        <w:t>The system never:</w:t>
-      </w:r>
-    </w:p>
-    <w:p>
-      <w:pPr>
-        <w:numPr>
-          <w:ilvl w:val="0"/>
-          <w:numId w:val="16"/>
-        </w:numPr>
-      </w:pPr>
-      <w:r>
-        <w:t>invents experience</w:t>
-      </w:r>
-    </w:p>
-    <w:p>
-      <w:pPr>
-        <w:numPr>
-          <w:ilvl w:val="0"/>
-          <w:numId w:val="16"/>
-        </w:numPr>
-      </w:pPr>
-      <w:r>
-        <w:t>fabricates companies</w:t>
-      </w:r>
-    </w:p>
-    <w:p>
-      <w:pPr>
-        <w:numPr>
-          <w:ilvl w:val="0"/>
-          <w:numId w:val="16"/>
-        </w:numPr>
-      </w:pPr>
-      <w:r>
-        <w:t>creates fake skills</w:t>
-      </w:r>
-    </w:p>
-    <w:p>
-      <w:pPr>
-        <w:numPr>
-          <w:ilvl w:val="0"/>
-          <w:numId w:val="16"/>
-        </w:numPr>
-      </w:pPr>
-      <w:r>
-        <w:t>fabricates certifications</w:t>
-      </w:r>
-    </w:p>
-    <w:p>
-      <w:r>
-        <w:t>All generated content must originate from the user profile.</w:t>
-      </w:r>
-    </w:p>
-    <w:p>
-      <w:pPr>
-        <w:rPr>
-          <w:b/>
-          <w:bCs/>
-        </w:rPr>
-      </w:pPr>
-      <w:r>
-        <w:rPr>
-          <w:b/>
-          <w:bCs/>
-        </w:rPr>
-        <w:t>ATS Optimization</w:t>
-      </w:r>
-    </w:p>
-    <w:p>
-      <w:r>
-        <w:t>Generated resumes are:</w:t>
-      </w:r>
-    </w:p>
-    <w:p>
-      <w:pPr>
-        <w:numPr>
-          <w:ilvl w:val="0"/>
-          <w:numId w:val="17"/>
-        </w:numPr>
-      </w:pPr>
-      <w:r>
-        <w:t>machine readable</w:t>
-      </w:r>
-    </w:p>
-    <w:p>
-      <w:pPr>
-        <w:numPr>
-          <w:ilvl w:val="0"/>
-          <w:numId w:val="17"/>
-        </w:numPr>
-      </w:pPr>
-      <w:r>
-        <w:t>ATS friendly</w:t>
-      </w:r>
-    </w:p>
-    <w:p>
-      <w:pPr>
-        <w:numPr>
-          <w:ilvl w:val="0"/>
-          <w:numId w:val="17"/>
-        </w:numPr>
-      </w:pPr>
-      <w:r>
-        <w:t>keyword optimized</w:t>
-      </w:r>
-    </w:p>
-    <w:p>
-      <w:pPr>
-        <w:numPr>
-          <w:ilvl w:val="0"/>
-          <w:numId w:val="17"/>
-        </w:numPr>
-      </w:pPr>
-      <w:r>
-        <w:t>formatting consistent</w:t>
-      </w:r>
-    </w:p>
-    <w:p>
-      <w:pPr>
-        <w:numPr>
-          <w:ilvl w:val="0"/>
-          <w:numId w:val="17"/>
-        </w:numPr>
-      </w:pPr>
-      <w:r>
-        <w:t>exportable as PDF</w:t>
-      </w:r>
-    </w:p>
-    <w:p>
-      <w:pPr>
-        <w:rPr>
-          <w:b/>
-          <w:bCs/>
-        </w:rPr>
-      </w:pPr>
-      <w:r>
-        <w:rPr>
-          <w:b/>
-          <w:bCs/>
-        </w:rPr>
-        <w:t>Resume Templates</w:t>
-      </w:r>
-    </w:p>
-    <w:p>
-      <w:r>
-        <w:t>The platform supports multiple resume styles:</w:t>
-      </w:r>
-    </w:p>
-    <w:p>
-      <w:pPr>
-        <w:numPr>
-          <w:ilvl w:val="0"/>
-          <w:numId w:val="18"/>
-        </w:numPr>
-      </w:pPr>
-      <w:r>
-        <w:t>minimal</w:t>
-      </w:r>
-    </w:p>
-    <w:p>
-      <w:pPr>
-        <w:numPr>
-          <w:ilvl w:val="0"/>
-          <w:numId w:val="18"/>
-        </w:numPr>
-      </w:pPr>
-      <w:r>
-        <w:t>modern</w:t>
-      </w:r>
-    </w:p>
-    <w:p>
-      <w:pPr>
-        <w:numPr>
-          <w:ilvl w:val="0"/>
-          <w:numId w:val="18"/>
-        </w:numPr>
-      </w:pPr>
-      <w:r>
-        <w:t>technical</w:t>
-      </w:r>
-    </w:p>
-    <w:p>
-      <w:pPr>
-        <w:numPr>
-          <w:ilvl w:val="0"/>
-          <w:numId w:val="18"/>
-        </w:numPr>
-      </w:pPr>
-      <w:r>
-        <w:t>corporate</w:t>
-      </w:r>
-    </w:p>
-    <w:p>
-      <w:pPr>
-        <w:numPr>
-          <w:ilvl w:val="0"/>
-          <w:numId w:val="18"/>
-        </w:numPr>
-      </w:pPr>
-      <w:r>
-        <w:t>compact</w:t>
-      </w:r>
-    </w:p>
-    <w:p>
-      <w:r>
-        <w:t>Users can customize:</w:t>
-      </w:r>
-    </w:p>
-    <w:p>
-      <w:pPr>
-        <w:numPr>
-          <w:ilvl w:val="0"/>
-          <w:numId w:val="19"/>
-        </w:numPr>
-      </w:pPr>
-      <w:r>
-        <w:t>typography</w:t>
-      </w:r>
-    </w:p>
-    <w:p>
-      <w:pPr>
-        <w:numPr>
-          <w:ilvl w:val="0"/>
-          <w:numId w:val="19"/>
-        </w:numPr>
-      </w:pPr>
-      <w:r>
-        <w:lastRenderedPageBreak/>
-        <w:t>spacing</w:t>
-      </w:r>
-    </w:p>
-    <w:p>
-      <w:pPr>
-        <w:numPr>
-          <w:ilvl w:val="0"/>
-          <w:numId w:val="19"/>
-        </w:numPr>
-      </w:pPr>
-      <w:r>
-        <w:t>ordering</w:t>
-      </w:r>
-    </w:p>
-    <w:p>
-      <w:pPr>
-        <w:numPr>
-          <w:ilvl w:val="0"/>
-          <w:numId w:val="19"/>
-        </w:numPr>
-      </w:pPr>
-      <w:r>
-        <w:t>section visibility</w:t>
-      </w:r>
-    </w:p>
-    <w:p>
-      <w:pPr>
-        <w:numPr>
-          <w:ilvl w:val="0"/>
-          <w:numId w:val="19"/>
-        </w:numPr>
-      </w:pPr>
-      <w:r>
-        <w:t>accent colors</w:t>
-      </w:r>
-    </w:p>
-    <w:p>
-      <w:r>
-        <w:pict w14:anchorId="0B23CF5F">
-          <v:rect id="_x0000_i1031" style="width:0;height:1.5pt" o:hralign="center" o:hrstd="t" o:hr="t" fillcolor="#a0a0a0" stroked="f"/>
-        </w:pict>
-      </w:r>
-    </w:p>
-    <w:p>
-      <w:pPr>
-        <w:rPr>
-          <w:b/>
-          <w:bCs/>
-        </w:rPr>
-      </w:pPr>
-      <w:r>
-        <w:rPr>
-          <w:b/>
-          <w:bCs/>
-        </w:rPr>
-        <w:t>6. Cover Letter Generation</w:t>
-      </w:r>
-    </w:p>
-    <w:p>
-      <w:proofErr w:type="spellStart"/>
-      <w:r>
-        <w:t>SiraFit</w:t>
-      </w:r>
-      <w:proofErr w:type="spellEnd"/>
-      <w:r>
-        <w:t xml:space="preserve"> includes optional AI-assisted cover letter generation.</w:t>
-      </w:r>
-    </w:p>
-    <w:p>
-      <w:r>
-        <w:t>The system generates concise, role-specific cover letters using:</w:t>
-      </w:r>
-    </w:p>
-    <w:p>
-      <w:pPr>
-        <w:numPr>
-          <w:ilvl w:val="0"/>
-          <w:numId w:val="20"/>
-        </w:numPr>
-      </w:pPr>
-      <w:r>
-        <w:t>job analysis</w:t>
-      </w:r>
-    </w:p>
-    <w:p>
-      <w:pPr>
-        <w:numPr>
-          <w:ilvl w:val="0"/>
-          <w:numId w:val="20"/>
-        </w:numPr>
-      </w:pPr>
-      <w:r>
-        <w:t>user experience</w:t>
-      </w:r>
-    </w:p>
-    <w:p>
-      <w:pPr>
-        <w:numPr>
-          <w:ilvl w:val="0"/>
-          <w:numId w:val="20"/>
-        </w:numPr>
-      </w:pPr>
-      <w:r>
-        <w:t>company information</w:t>
-      </w:r>
-    </w:p>
-    <w:p>
-      <w:pPr>
-        <w:numPr>
-          <w:ilvl w:val="0"/>
-          <w:numId w:val="20"/>
-        </w:numPr>
-      </w:pPr>
-      <w:r>
-        <w:t>role priorities</w:t>
-      </w:r>
-    </w:p>
-    <w:p>
-      <w:pPr>
-        <w:rPr>
-          <w:b/>
-          <w:bCs/>
-        </w:rPr>
-      </w:pPr>
-      <w:r>
-        <w:rPr>
-          <w:b/>
-          <w:bCs/>
-        </w:rPr>
-        <w:t>Design Principles</w:t>
-      </w:r>
-    </w:p>
-    <w:p>
-      <w:r>
-        <w:t>Generated cover letters should:</w:t>
-      </w:r>
-    </w:p>
-    <w:p>
-      <w:pPr>
-        <w:numPr>
-          <w:ilvl w:val="0"/>
-          <w:numId w:val="21"/>
-        </w:numPr>
-      </w:pPr>
-      <w:r>
-        <w:t>remain concise</w:t>
-      </w:r>
-    </w:p>
-    <w:p>
-      <w:pPr>
-        <w:numPr>
-          <w:ilvl w:val="0"/>
-          <w:numId w:val="21"/>
-        </w:numPr>
-      </w:pPr>
-      <w:r>
-        <w:t>avoid generic filler</w:t>
-      </w:r>
-    </w:p>
-    <w:p>
-      <w:pPr>
-        <w:numPr>
-          <w:ilvl w:val="0"/>
-          <w:numId w:val="21"/>
-        </w:numPr>
-      </w:pPr>
-      <w:r>
-        <w:t>emphasize alignment</w:t>
-      </w:r>
-    </w:p>
-    <w:p>
-      <w:pPr>
-        <w:numPr>
-          <w:ilvl w:val="0"/>
-          <w:numId w:val="21"/>
-        </w:numPr>
-      </w:pPr>
-      <w:r>
-        <w:t>reference relevant experience</w:t>
-      </w:r>
-    </w:p>
-    <w:p>
-      <w:pPr>
-        <w:numPr>
-          <w:ilvl w:val="0"/>
-          <w:numId w:val="21"/>
-        </w:numPr>
-      </w:pPr>
-      <w:r>
-        <w:t>maintain professional tone</w:t>
-      </w:r>
-    </w:p>
-    <w:p>
-      <w:r>
-        <w:t>The system avoids:</w:t>
-      </w:r>
-    </w:p>
-    <w:p>
-      <w:pPr>
-        <w:numPr>
-          <w:ilvl w:val="0"/>
-          <w:numId w:val="22"/>
-        </w:numPr>
-      </w:pPr>
-      <w:r>
-        <w:t>exaggerated enthusiasm</w:t>
-      </w:r>
-    </w:p>
-    <w:p>
-      <w:pPr>
-        <w:numPr>
-          <w:ilvl w:val="0"/>
-          <w:numId w:val="22"/>
-        </w:numPr>
-      </w:pPr>
-      <w:r>
-        <w:t>unrealistic claims</w:t>
-      </w:r>
-    </w:p>
-    <w:p>
-      <w:pPr>
-        <w:numPr>
-          <w:ilvl w:val="0"/>
-          <w:numId w:val="22"/>
-        </w:numPr>
-      </w:pPr>
-      <w:r>
-        <w:t>generic AI language</w:t>
-      </w:r>
-    </w:p>
-    <w:p>
-      <w:r>
-        <w:pict w14:anchorId="77D71533">
-          <v:rect id="_x0000_i1032" style="width:0;height:1.5pt" o:hralign="center" o:hrstd="t" o:hr="t" fillcolor="#a0a0a0" stroked="f"/>
-        </w:pict>
-      </w:r>
-    </w:p>
-    <w:p>
-      <w:pPr>
-        <w:rPr>
-          <w:b/>
-          <w:bCs/>
-        </w:rPr>
-      </w:pPr>
-      <w:r>
-        <w:rPr>
-          <w:b/>
-          <w:bCs/>
-        </w:rPr>
-        <w:t>7. Application Tracking Dashboard</w:t>
-      </w:r>
-    </w:p>
-    <w:p>
-      <w:r>
-        <w:t>The Application Tracking Dashboard centralizes all application activities.</w:t>
-      </w:r>
-    </w:p>
-    <w:p>
-      <w:r>
-        <w:t>Users can monitor their entire application pipeline from a single interface.</w:t>
-      </w:r>
-    </w:p>
-    <w:p>
-      <w:pPr>
-        <w:rPr>
-          <w:b/>
-          <w:bCs/>
-        </w:rPr>
-      </w:pPr>
-      <w:r>
-        <w:rPr>
-          <w:b/>
-          <w:bCs/>
-        </w:rPr>
-        <w:t>Supported Statuses</w:t>
-      </w:r>
-    </w:p>
-    <w:p>
-      <w:pPr>
-        <w:numPr>
-          <w:ilvl w:val="0"/>
-          <w:numId w:val="23"/>
-        </w:numPr>
-      </w:pPr>
-      <w:r>
-        <w:t>saved</w:t>
-      </w:r>
-    </w:p>
-    <w:p>
-      <w:pPr>
-        <w:numPr>
-          <w:ilvl w:val="0"/>
-          <w:numId w:val="23"/>
-        </w:numPr>
-      </w:pPr>
-      <w:r>
-        <w:t>preparing</w:t>
-      </w:r>
-    </w:p>
-    <w:p>
-      <w:pPr>
-        <w:numPr>
-          <w:ilvl w:val="0"/>
-          <w:numId w:val="23"/>
-        </w:numPr>
-      </w:pPr>
-      <w:r>
-        <w:t>applied</w:t>
-      </w:r>
-    </w:p>
-    <w:p>
-      <w:pPr>
-        <w:numPr>
-          <w:ilvl w:val="0"/>
-          <w:numId w:val="23"/>
-        </w:numPr>
-      </w:pPr>
-      <w:r>
-        <w:t>online assessment</w:t>
-      </w:r>
-    </w:p>
-    <w:p>
-      <w:pPr>
-        <w:numPr>
-          <w:ilvl w:val="0"/>
-          <w:numId w:val="23"/>
-        </w:numPr>
-      </w:pPr>
-      <w:r>
-        <w:t>interview</w:t>
-      </w:r>
-    </w:p>
-    <w:p>
-      <w:pPr>
-        <w:numPr>
-          <w:ilvl w:val="0"/>
-          <w:numId w:val="23"/>
-        </w:numPr>
-      </w:pPr>
-      <w:r>
-        <w:t>final round</w:t>
-      </w:r>
-    </w:p>
-    <w:p>
-      <w:pPr>
-        <w:numPr>
-          <w:ilvl w:val="0"/>
-          <w:numId w:val="23"/>
-        </w:numPr>
-      </w:pPr>
-      <w:r>
-        <w:t>rejected</w:t>
-      </w:r>
-    </w:p>
-    <w:p>
-      <w:pPr>
-        <w:numPr>
-          <w:ilvl w:val="0"/>
-          <w:numId w:val="23"/>
-        </w:numPr>
-      </w:pPr>
-      <w:r>
-        <w:lastRenderedPageBreak/>
-        <w:t>offer received</w:t>
-      </w:r>
-    </w:p>
-    <w:p>
-      <w:pPr>
-        <w:numPr>
-          <w:ilvl w:val="0"/>
-          <w:numId w:val="23"/>
-        </w:numPr>
-      </w:pPr>
-      <w:r>
-        <w:t>accepted</w:t>
-      </w:r>
-    </w:p>
-    <w:p>
-      <w:pPr>
-        <w:numPr>
-          <w:ilvl w:val="0"/>
-          <w:numId w:val="23"/>
-        </w:numPr>
-      </w:pPr>
-      <w:r>
-        <w:t>archived</w:t>
-      </w:r>
-    </w:p>
-    <w:p>
-      <w:pPr>
-        <w:rPr>
-          <w:b/>
-          <w:bCs/>
-        </w:rPr>
-      </w:pPr>
-      <w:r>
-        <w:rPr>
-          <w:b/>
-          <w:bCs/>
-        </w:rPr>
-        <w:t>Features</w:t>
-      </w:r>
-    </w:p>
-    <w:p>
-      <w:r>
-        <w:t>Users can:</w:t>
-      </w:r>
-    </w:p>
-    <w:p>
-      <w:pPr>
-        <w:numPr>
-          <w:ilvl w:val="0"/>
-          <w:numId w:val="24"/>
-        </w:numPr>
-      </w:pPr>
-      <w:r>
-        <w:t>add notes</w:t>
-      </w:r>
-    </w:p>
-    <w:p>
-      <w:pPr>
-        <w:numPr>
-          <w:ilvl w:val="0"/>
-          <w:numId w:val="24"/>
-        </w:numPr>
-      </w:pPr>
-      <w:r>
-        <w:t>attach contacts</w:t>
-      </w:r>
-    </w:p>
-    <w:p>
-      <w:pPr>
-        <w:numPr>
-          <w:ilvl w:val="0"/>
-          <w:numId w:val="24"/>
-        </w:numPr>
-      </w:pPr>
-      <w:r>
-        <w:t>track recruiter information</w:t>
-      </w:r>
-    </w:p>
-    <w:p>
-      <w:pPr>
-        <w:numPr>
-          <w:ilvl w:val="0"/>
-          <w:numId w:val="24"/>
-        </w:numPr>
-      </w:pPr>
-      <w:r>
-        <w:t>monitor timelines</w:t>
-      </w:r>
-    </w:p>
-    <w:p>
-      <w:pPr>
-        <w:numPr>
-          <w:ilvl w:val="0"/>
-          <w:numId w:val="24"/>
-        </w:numPr>
-      </w:pPr>
-      <w:r>
-        <w:t>store interview feedback</w:t>
-      </w:r>
-    </w:p>
-    <w:p>
-      <w:pPr>
-        <w:numPr>
-          <w:ilvl w:val="0"/>
-          <w:numId w:val="24"/>
-        </w:numPr>
-      </w:pPr>
-      <w:r>
-        <w:t>save salary information</w:t>
-      </w:r>
-    </w:p>
-    <w:p>
-      <w:pPr>
-        <w:numPr>
-          <w:ilvl w:val="0"/>
-          <w:numId w:val="24"/>
-        </w:numPr>
-      </w:pPr>
-      <w:r>
-        <w:t>organize opportunities</w:t>
-      </w:r>
-    </w:p>
-    <w:p>
-      <w:pPr>
-        <w:rPr>
-          <w:b/>
-          <w:bCs/>
-        </w:rPr>
-      </w:pPr>
-      <w:r>
-        <w:rPr>
-          <w:b/>
-          <w:bCs/>
-        </w:rPr>
-        <w:t>Timeline Tracking</w:t>
-      </w:r>
-    </w:p>
-    <w:p>
-      <w:r>
-        <w:t>The system records:</w:t>
-      </w:r>
-    </w:p>
-    <w:p>
-      <w:pPr>
-        <w:numPr>
-          <w:ilvl w:val="0"/>
-          <w:numId w:val="25"/>
-        </w:numPr>
-      </w:pPr>
-      <w:r>
-        <w:t>application dates</w:t>
-      </w:r>
-    </w:p>
-    <w:p>
-      <w:pPr>
-        <w:numPr>
-          <w:ilvl w:val="0"/>
-          <w:numId w:val="25"/>
-        </w:numPr>
-      </w:pPr>
-      <w:r>
-        <w:t>response times</w:t>
-      </w:r>
-    </w:p>
-    <w:p>
-      <w:pPr>
-        <w:numPr>
-          <w:ilvl w:val="0"/>
-          <w:numId w:val="25"/>
-        </w:numPr>
-      </w:pPr>
-      <w:r>
-        <w:t>interview stages</w:t>
-      </w:r>
-    </w:p>
-    <w:p>
-      <w:pPr>
-        <w:numPr>
-          <w:ilvl w:val="0"/>
-          <w:numId w:val="25"/>
-        </w:numPr>
-      </w:pPr>
-      <w:r>
-        <w:t>follow-up reminders</w:t>
-      </w:r>
-    </w:p>
-    <w:p>
-      <w:r>
-        <w:pict w14:anchorId="11552D62">
-          <v:rect id="_x0000_i1033" style="width:0;height:1.5pt" o:hralign="center" o:hrstd="t" o:hr="t" fillcolor="#a0a0a0" stroked="f"/>
-        </w:pict>
-      </w:r>
-    </w:p>
-    <w:p>
-      <w:pPr>
-        <w:rPr>
-          <w:b/>
-          <w:bCs/>
-        </w:rPr>
-      </w:pPr>
-      <w:r>
-        <w:rPr>
-          <w:b/>
-          <w:bCs/>
-        </w:rPr>
-        <w:t>8. Batch Processing System</w:t>
-      </w:r>
-    </w:p>
-    <w:p>
-      <w:r>
-        <w:t>Batch processing is a major productivity feature.</w:t>
-      </w:r>
-    </w:p>
-    <w:p>
-      <w:r>
-        <w:t>Users can import multiple jobs simultaneously.</w:t>
-      </w:r>
-    </w:p>
-    <w:p>
-      <w:r>
-        <w:t>Example workflow:</w:t>
-      </w:r>
-    </w:p>
-    <w:p>
-      <w:r>
-        <w:t>Import 50 jobs</w:t>
-      </w:r>
-    </w:p>
-    <w:p>
-      <w:r>
-        <w:t>→</w:t>
-      </w:r>
-    </w:p>
-    <w:p>
-      <w:r>
-        <w:t>Analyze all jobs</w:t>
-      </w:r>
-    </w:p>
-    <w:p>
-      <w:r>
-        <w:t>→</w:t>
-      </w:r>
-    </w:p>
-    <w:p>
-      <w:r>
-        <w:t>Generate scores</w:t>
-      </w:r>
-    </w:p>
-    <w:p>
-      <w:r>
-        <w:t>→</w:t>
-      </w:r>
-    </w:p>
-    <w:p>
-      <w:r>
-        <w:t>Rank opportunities</w:t>
-      </w:r>
-    </w:p>
-    <w:p>
-      <w:r>
-        <w:t>→</w:t>
-      </w:r>
-    </w:p>
-    <w:p>
-      <w:r>
-        <w:t>Prioritize best matches</w:t>
-      </w:r>
-    </w:p>
-    <w:p>
-      <w:r>
-        <w:t>This significantly reduces repetitive manual review.</w:t>
-      </w:r>
-    </w:p>
-    <w:p>
-      <w:pPr>
-        <w:rPr>
-          <w:b/>
-          <w:bCs/>
-        </w:rPr>
-      </w:pPr>
-      <w:r>
-        <w:rPr>
-          <w:b/>
-          <w:bCs/>
-        </w:rPr>
-        <w:t>Batch Operations</w:t>
-      </w:r>
-    </w:p>
-    <w:p>
-      <w:r>
-        <w:t>Supported batch actions:</w:t>
-      </w:r>
-    </w:p>
-    <w:p>
-      <w:pPr>
-        <w:numPr>
-          <w:ilvl w:val="0"/>
-          <w:numId w:val="26"/>
-        </w:numPr>
-      </w:pPr>
-      <w:r>
-        <w:lastRenderedPageBreak/>
-        <w:t>bulk imports</w:t>
-      </w:r>
-    </w:p>
-    <w:p>
-      <w:pPr>
-        <w:numPr>
-          <w:ilvl w:val="0"/>
-          <w:numId w:val="26"/>
-        </w:numPr>
-      </w:pPr>
-      <w:r>
-        <w:t>bulk analysis</w:t>
-      </w:r>
-    </w:p>
-    <w:p>
-      <w:pPr>
-        <w:numPr>
-          <w:ilvl w:val="0"/>
-          <w:numId w:val="26"/>
-        </w:numPr>
-      </w:pPr>
-      <w:r>
-        <w:t>bulk scoring</w:t>
-      </w:r>
-    </w:p>
-    <w:p>
-      <w:pPr>
-        <w:numPr>
-          <w:ilvl w:val="0"/>
-          <w:numId w:val="26"/>
-        </w:numPr>
-      </w:pPr>
-      <w:r>
-        <w:t>bulk status updates</w:t>
-      </w:r>
-    </w:p>
-    <w:p>
-      <w:pPr>
-        <w:numPr>
-          <w:ilvl w:val="0"/>
-          <w:numId w:val="26"/>
-        </w:numPr>
-      </w:pPr>
-      <w:r>
-        <w:t>bulk tagging</w:t>
-      </w:r>
-    </w:p>
-    <w:p>
-      <w:pPr>
-        <w:numPr>
-          <w:ilvl w:val="0"/>
-          <w:numId w:val="26"/>
-        </w:numPr>
-      </w:pPr>
-      <w:r>
-        <w:t>bulk archiving</w:t>
-      </w:r>
-    </w:p>
-    <w:p>
-      <w:r>
-        <w:pict w14:anchorId="0BBAB2CA">
-          <v:rect id="_x0000_i1034" style="width:0;height:1.5pt" o:hralign="center" o:hrstd="t" o:hr="t" fillcolor="#a0a0a0" stroked="f"/>
-        </w:pict>
-      </w:r>
-    </w:p>
-    <w:p>
-      <w:pPr>
-        <w:rPr>
-          <w:b/>
-          <w:bCs/>
-        </w:rPr>
-      </w:pPr>
-      <w:r>
-        <w:rPr>
-          <w:b/>
-          <w:bCs/>
-        </w:rPr>
-        <w:t>9. Search and Filtering System</w:t>
-      </w:r>
-    </w:p>
-    <w:p>
-      <w:proofErr w:type="spellStart"/>
-      <w:r>
-        <w:t>SiraFit</w:t>
-      </w:r>
-      <w:proofErr w:type="spellEnd"/>
-      <w:r>
-        <w:t xml:space="preserve"> provides advanced filtering across jobs and applications.</w:t>
-      </w:r>
-    </w:p>
-    <w:p>
-      <w:pPr>
-        <w:rPr>
-          <w:b/>
-          <w:bCs/>
-        </w:rPr>
-      </w:pPr>
-      <w:r>
-        <w:rPr>
-          <w:b/>
-          <w:bCs/>
-        </w:rPr>
-        <w:t>Filters</w:t>
-      </w:r>
-    </w:p>
-    <w:p>
-      <w:r>
-        <w:t>Users can filter by:</w:t>
-      </w:r>
-    </w:p>
-    <w:p>
-      <w:pPr>
-        <w:numPr>
-          <w:ilvl w:val="0"/>
-          <w:numId w:val="27"/>
-        </w:numPr>
-      </w:pPr>
-      <w:r>
-        <w:t>score</w:t>
-      </w:r>
-    </w:p>
-    <w:p>
-      <w:pPr>
-        <w:numPr>
-          <w:ilvl w:val="0"/>
-          <w:numId w:val="27"/>
-        </w:numPr>
-      </w:pPr>
-      <w:r>
-        <w:t>salary</w:t>
-      </w:r>
-    </w:p>
-    <w:p>
-      <w:pPr>
-        <w:numPr>
-          <w:ilvl w:val="0"/>
-          <w:numId w:val="27"/>
-        </w:numPr>
-      </w:pPr>
-      <w:r>
-        <w:t>remote status</w:t>
-      </w:r>
-    </w:p>
-    <w:p>
-      <w:pPr>
-        <w:numPr>
-          <w:ilvl w:val="0"/>
-          <w:numId w:val="27"/>
-        </w:numPr>
-      </w:pPr>
-      <w:r>
-        <w:t>country</w:t>
-      </w:r>
-    </w:p>
-    <w:p>
-      <w:pPr>
-        <w:numPr>
-          <w:ilvl w:val="0"/>
-          <w:numId w:val="27"/>
-        </w:numPr>
-      </w:pPr>
-      <w:r>
-        <w:t>sponsorship availability</w:t>
-      </w:r>
-    </w:p>
-    <w:p>
-      <w:pPr>
-        <w:numPr>
-          <w:ilvl w:val="0"/>
-          <w:numId w:val="27"/>
-        </w:numPr>
-      </w:pPr>
-      <w:r>
-        <w:t>technology stack</w:t>
-      </w:r>
-    </w:p>
-    <w:p>
-      <w:pPr>
-        <w:numPr>
-          <w:ilvl w:val="0"/>
-          <w:numId w:val="27"/>
-        </w:numPr>
-      </w:pPr>
-      <w:r>
-        <w:t>company name</w:t>
-      </w:r>
-    </w:p>
-    <w:p>
-      <w:pPr>
-        <w:numPr>
-          <w:ilvl w:val="0"/>
-          <w:numId w:val="27"/>
-        </w:numPr>
-      </w:pPr>
-      <w:r>
-        <w:t>application status</w:t>
-      </w:r>
-    </w:p>
-    <w:p>
-      <w:pPr>
-        <w:numPr>
-          <w:ilvl w:val="0"/>
-          <w:numId w:val="27"/>
-        </w:numPr>
-      </w:pPr>
-      <w:r>
-        <w:t>experience level</w:t>
-      </w:r>
-    </w:p>
-    <w:p>
-      <w:pPr>
-        <w:numPr>
-          <w:ilvl w:val="0"/>
-          <w:numId w:val="27"/>
-        </w:numPr>
-      </w:pPr>
-      <w:r>
-        <w:t>role category</w:t>
-      </w:r>
-    </w:p>
-    <w:p>
-      <w:pPr>
-        <w:rPr>
-          <w:b/>
-          <w:bCs/>
-        </w:rPr>
-      </w:pPr>
-      <w:r>
-        <w:rPr>
-          <w:b/>
-          <w:bCs/>
-        </w:rPr>
-        <w:t>Search</w:t>
-      </w:r>
-    </w:p>
-    <w:p>
-      <w:r>
-        <w:t>The platform supports:</w:t>
-      </w:r>
-    </w:p>
-    <w:p>
-      <w:pPr>
-        <w:numPr>
-          <w:ilvl w:val="0"/>
-          <w:numId w:val="28"/>
-        </w:numPr>
-      </w:pPr>
-      <w:r>
-        <w:t>full-text search</w:t>
-      </w:r>
-    </w:p>
-    <w:p>
-      <w:pPr>
-        <w:numPr>
-          <w:ilvl w:val="0"/>
-          <w:numId w:val="28"/>
-        </w:numPr>
-      </w:pPr>
-      <w:r>
-        <w:t>semantic filtering</w:t>
-      </w:r>
-    </w:p>
-    <w:p>
-      <w:pPr>
-        <w:numPr>
-          <w:ilvl w:val="0"/>
-          <w:numId w:val="28"/>
-        </w:numPr>
-      </w:pPr>
-      <w:r>
-        <w:t>keyword matching</w:t>
-      </w:r>
-    </w:p>
-    <w:p>
-      <w:pPr>
-        <w:numPr>
-          <w:ilvl w:val="0"/>
-          <w:numId w:val="28"/>
-        </w:numPr>
-      </w:pPr>
-      <w:r>
-        <w:t>technology filtering</w:t>
-      </w:r>
-    </w:p>
-    <w:p>
-      <w:r>
-        <w:pict w14:anchorId="1469ACFA">
-          <v:rect id="_x0000_i1035" style="width:0;height:1.5pt" o:hralign="center" o:hrstd="t" o:hr="t" fillcolor="#a0a0a0" stroked="f"/>
-        </w:pict>
-      </w:r>
-    </w:p>
-    <w:p>
-      <w:pPr>
-        <w:rPr>
-          <w:b/>
-          <w:bCs/>
-        </w:rPr>
-      </w:pPr>
-      <w:r>
-        <w:rPr>
-          <w:b/>
-          <w:bCs/>
-        </w:rPr>
-        <w:t>10. Analytics and Insights</w:t>
-      </w:r>
-    </w:p>
-    <w:p>
-      <w:proofErr w:type="spellStart"/>
-      <w:r>
-        <w:t>SiraFit</w:t>
-      </w:r>
-      <w:proofErr w:type="spellEnd"/>
-      <w:r>
-        <w:t xml:space="preserve"> provides analytics to improve application strategy.</w:t>
-      </w:r>
-    </w:p>
-    <w:p>
-      <w:pPr>
-        <w:rPr>
-          <w:b/>
-          <w:bCs/>
-        </w:rPr>
-      </w:pPr>
-      <w:r>
-        <w:rPr>
-          <w:b/>
-          <w:bCs/>
-        </w:rPr>
-        <w:t>Metrics</w:t>
-      </w:r>
-    </w:p>
-    <w:p>
-      <w:r>
-        <w:t>Users can track:</w:t>
-      </w:r>
-    </w:p>
-    <w:p>
-      <w:pPr>
-        <w:numPr>
-          <w:ilvl w:val="0"/>
-          <w:numId w:val="29"/>
-        </w:numPr>
-      </w:pPr>
-      <w:r>
-        <w:t>application success rate</w:t>
-      </w:r>
-    </w:p>
-    <w:p>
-      <w:pPr>
-        <w:numPr>
-          <w:ilvl w:val="0"/>
-          <w:numId w:val="29"/>
-        </w:numPr>
-      </w:pPr>
-      <w:r>
-        <w:t>interview conversion rate</w:t>
-      </w:r>
-    </w:p>
-    <w:p>
-      <w:pPr>
-        <w:numPr>
-          <w:ilvl w:val="0"/>
-          <w:numId w:val="29"/>
-        </w:numPr>
-      </w:pPr>
-      <w:r>
-        <w:t>average response time</w:t>
-      </w:r>
-    </w:p>
-    <w:p>
-      <w:pPr>
-        <w:numPr>
-          <w:ilvl w:val="0"/>
-          <w:numId w:val="29"/>
-        </w:numPr>
-      </w:pPr>
-      <w:r>
-        <w:lastRenderedPageBreak/>
-        <w:t>highest scoring roles</w:t>
-      </w:r>
-    </w:p>
-    <w:p>
-      <w:pPr>
-        <w:numPr>
-          <w:ilvl w:val="0"/>
-          <w:numId w:val="29"/>
-        </w:numPr>
-      </w:pPr>
-      <w:r>
-        <w:t>most common rejection stage</w:t>
-      </w:r>
-    </w:p>
-    <w:p>
-      <w:pPr>
-        <w:numPr>
-          <w:ilvl w:val="0"/>
-          <w:numId w:val="29"/>
-        </w:numPr>
-      </w:pPr>
-      <w:r>
-        <w:t>top matching technologies</w:t>
-      </w:r>
-    </w:p>
-    <w:p>
-      <w:pPr>
-        <w:numPr>
-          <w:ilvl w:val="0"/>
-          <w:numId w:val="29"/>
-        </w:numPr>
-      </w:pPr>
-      <w:r>
-        <w:t>geographic distribution</w:t>
-      </w:r>
-    </w:p>
-    <w:p>
-      <w:pPr>
-        <w:rPr>
-          <w:b/>
-          <w:bCs/>
-        </w:rPr>
-      </w:pPr>
-      <w:r>
-        <w:rPr>
-          <w:b/>
-          <w:bCs/>
-        </w:rPr>
-        <w:t>Insights</w:t>
-      </w:r>
-    </w:p>
-    <w:p>
-      <w:r>
-        <w:t>The platform can identify:</w:t>
-      </w:r>
-    </w:p>
-    <w:p>
-      <w:pPr>
-        <w:numPr>
-          <w:ilvl w:val="0"/>
-          <w:numId w:val="30"/>
-        </w:numPr>
-      </w:pPr>
-      <w:r>
-        <w:t>strongest technical alignment areas</w:t>
-      </w:r>
-    </w:p>
-    <w:p>
-      <w:pPr>
-        <w:numPr>
-          <w:ilvl w:val="0"/>
-          <w:numId w:val="30"/>
-        </w:numPr>
-      </w:pPr>
-      <w:r>
-        <w:t>weak skill gaps</w:t>
-      </w:r>
-    </w:p>
-    <w:p>
-      <w:pPr>
-        <w:numPr>
-          <w:ilvl w:val="0"/>
-          <w:numId w:val="30"/>
-        </w:numPr>
-      </w:pPr>
-      <w:r>
-        <w:t>over-applied role categories</w:t>
-      </w:r>
-    </w:p>
-    <w:p>
-      <w:pPr>
-        <w:numPr>
-          <w:ilvl w:val="0"/>
-          <w:numId w:val="30"/>
-        </w:numPr>
-      </w:pPr>
-      <w:r>
-        <w:t>underperforming resume types</w:t>
-      </w:r>
-    </w:p>
-    <w:p>
-      <w:r>
-        <w:pict w14:anchorId="351DB223">
-          <v:rect id="_x0000_i1036" style="width:0;height:1.5pt" o:hralign="center" o:hrstd="t" o:hr="t" fillcolor="#a0a0a0" stroked="f"/>
-        </w:pict>
-      </w:r>
-    </w:p>
-    <w:p>
-      <w:pPr>
-        <w:rPr>
-          <w:b/>
-          <w:bCs/>
-        </w:rPr>
-      </w:pPr>
-      <w:r>
-        <w:rPr>
-          <w:b/>
-          <w:bCs/>
-        </w:rPr>
-        <w:t>11. Notifications and Reminders</w:t>
-      </w:r>
-    </w:p>
-    <w:p>
-      <w:r>
-        <w:t>The platform includes reminder functionality.</w:t>
-      </w:r>
-    </w:p>
-    <w:p>
-      <w:r>
-        <w:t>Users can receive reminders for:</w:t>
-      </w:r>
-    </w:p>
-    <w:p>
-      <w:pPr>
-        <w:numPr>
-          <w:ilvl w:val="0"/>
-          <w:numId w:val="31"/>
-        </w:numPr>
-      </w:pPr>
-      <w:r>
-        <w:t>follow-ups</w:t>
-      </w:r>
-    </w:p>
-    <w:p>
-      <w:pPr>
-        <w:numPr>
-          <w:ilvl w:val="0"/>
-          <w:numId w:val="31"/>
-        </w:numPr>
-      </w:pPr>
-      <w:r>
-        <w:t>interview preparation</w:t>
-      </w:r>
-    </w:p>
-    <w:p>
-      <w:pPr>
-        <w:numPr>
-          <w:ilvl w:val="0"/>
-          <w:numId w:val="31"/>
-        </w:numPr>
-      </w:pPr>
-      <w:r>
-        <w:t>application deadlines</w:t>
-      </w:r>
-    </w:p>
-    <w:p>
-      <w:pPr>
-        <w:numPr>
-          <w:ilvl w:val="0"/>
-          <w:numId w:val="31"/>
-        </w:numPr>
-      </w:pPr>
-      <w:r>
-        <w:t>assessment deadlines</w:t>
-      </w:r>
-    </w:p>
-    <w:p>
-      <w:pPr>
-        <w:numPr>
-          <w:ilvl w:val="0"/>
-          <w:numId w:val="31"/>
-        </w:numPr>
-      </w:pPr>
-      <w:r>
-        <w:t>recruiter responses</w:t>
-      </w:r>
-    </w:p>
-    <w:p>
-      <w:r>
-        <w:t>Notifications can be delivered through:</w:t>
-      </w:r>
-    </w:p>
-    <w:p>
-      <w:pPr>
-        <w:numPr>
-          <w:ilvl w:val="0"/>
-          <w:numId w:val="32"/>
-        </w:numPr>
-      </w:pPr>
-      <w:r>
-        <w:t>email</w:t>
-      </w:r>
-    </w:p>
-    <w:p>
-      <w:pPr>
-        <w:numPr>
-          <w:ilvl w:val="0"/>
-          <w:numId w:val="32"/>
-        </w:numPr>
-      </w:pPr>
-      <w:r>
-        <w:t>in-app alerts</w:t>
-      </w:r>
-    </w:p>
-    <w:p>
-      <w:r>
-        <w:pict w14:anchorId="4F47AED9">
-          <v:rect id="_x0000_i1037" style="width:0;height:1.5pt" o:hralign="center" o:hrstd="t" o:hr="t" fillcolor="#a0a0a0" stroked="f"/>
-        </w:pict>
-      </w:r>
-    </w:p>
-    <w:p>
-      <w:pPr>
-        <w:rPr>
-          <w:b/>
-          <w:bCs/>
-        </w:rPr>
-      </w:pPr>
-      <w:r>
-        <w:rPr>
-          <w:b/>
-          <w:bCs/>
-        </w:rPr>
-        <w:t>12. Multi-Resume Management</w:t>
-      </w:r>
-    </w:p>
-    <w:p>
-      <w:r>
-        <w:t>Users may maintain multiple resume variants.</w:t>
-      </w:r>
-    </w:p>
-    <w:p>
-      <w:r>
-        <w:t>Examples:</w:t>
-      </w:r>
-    </w:p>
-    <w:p>
-      <w:pPr>
-        <w:numPr>
-          <w:ilvl w:val="0"/>
-          <w:numId w:val="33"/>
-        </w:numPr>
-      </w:pPr>
-      <w:r>
-        <w:t>backend engineer resume</w:t>
-      </w:r>
-    </w:p>
-    <w:p>
-      <w:pPr>
-        <w:numPr>
-          <w:ilvl w:val="0"/>
-          <w:numId w:val="33"/>
-        </w:numPr>
-      </w:pPr>
-      <w:r>
-        <w:t>full-stack resume</w:t>
-      </w:r>
-    </w:p>
-    <w:p>
-      <w:pPr>
-        <w:numPr>
-          <w:ilvl w:val="0"/>
-          <w:numId w:val="33"/>
-        </w:numPr>
-      </w:pPr>
-      <w:r>
-        <w:t>DevOps-focused resume</w:t>
-      </w:r>
-    </w:p>
-    <w:p>
-      <w:pPr>
-        <w:numPr>
-          <w:ilvl w:val="0"/>
-          <w:numId w:val="33"/>
-        </w:numPr>
-      </w:pPr>
-      <w:r>
-        <w:t>AI engineer resume</w:t>
-      </w:r>
-    </w:p>
-    <w:p>
-      <w:r>
-        <w:t>The platform can prioritize different resume profiles depending on the job category.</w:t>
-      </w:r>
-    </w:p>
-    <w:p>
-      <w:r>
-        <w:pict w14:anchorId="0C0B9546">
-          <v:rect id="_x0000_i1038" style="width:0;height:1.5pt" o:hralign="center" o:hrstd="t" o:hr="t" fillcolor="#a0a0a0" stroked="f"/>
-        </w:pict>
-      </w:r>
-    </w:p>
-    <w:p>
-      <w:pPr>
-        <w:rPr>
-          <w:b/>
-          <w:bCs/>
-        </w:rPr>
-      </w:pPr>
-      <w:r>
-        <w:rPr>
-          <w:b/>
-          <w:bCs/>
-        </w:rPr>
-        <w:t>Technical Architecture</w:t>
-      </w:r>
-    </w:p>
-    <w:p>
-      <w:pPr>
-        <w:rPr>
-          <w:b/>
-          <w:bCs/>
-        </w:rPr>
-      </w:pPr>
-      <w:r>
-        <w:rPr>
-          <w:b/>
-          <w:bCs/>
-        </w:rPr>
-        <w:t>Backend Architecture</w:t>
-      </w:r>
-    </w:p>
-    <w:p>
-      <w:r>
-        <w:t>The backend uses a modular Python architecture.</w:t>
-      </w:r>
-    </w:p>
-    <w:p>
-      <w:pPr>
-        <w:rPr>
-          <w:b/>
-          <w:bCs/>
-        </w:rPr>
-      </w:pPr>
-      <w:r>
-        <w:rPr>
-          <w:b/>
-          <w:bCs/>
-        </w:rPr>
-        <w:lastRenderedPageBreak/>
-        <w:t>Framework</w:t>
-      </w:r>
-    </w:p>
-    <w:p>
-      <w:r>
-        <w:t>Primary framework:</w:t>
-      </w:r>
-    </w:p>
-    <w:p>
-      <w:pPr>
-        <w:numPr>
-          <w:ilvl w:val="0"/>
-          <w:numId w:val="34"/>
-        </w:numPr>
-      </w:pPr>
-      <w:proofErr w:type="spellStart"/>
-      <w:r>
-        <w:t>FastAPI</w:t>
-      </w:r>
-      <w:proofErr w:type="spellEnd"/>
-    </w:p>
-    <w:p>
-      <w:r>
-        <w:t>Reasons:</w:t>
-      </w:r>
-    </w:p>
-    <w:p>
-      <w:pPr>
-        <w:numPr>
-          <w:ilvl w:val="0"/>
-          <w:numId w:val="35"/>
-        </w:numPr>
-      </w:pPr>
-      <w:r>
-        <w:t>asynchronous support</w:t>
-      </w:r>
-    </w:p>
-    <w:p>
-      <w:pPr>
-        <w:numPr>
-          <w:ilvl w:val="0"/>
-          <w:numId w:val="35"/>
-        </w:numPr>
-      </w:pPr>
-      <w:r>
-        <w:t>high performance</w:t>
-      </w:r>
-    </w:p>
-    <w:p>
-      <w:pPr>
-        <w:numPr>
-          <w:ilvl w:val="0"/>
-          <w:numId w:val="35"/>
-        </w:numPr>
-      </w:pPr>
-      <w:r>
-        <w:t>clean API structure</w:t>
-      </w:r>
-    </w:p>
-    <w:p>
-      <w:pPr>
-        <w:numPr>
-          <w:ilvl w:val="0"/>
-          <w:numId w:val="35"/>
-        </w:numPr>
-      </w:pPr>
-      <w:r>
-        <w:t>strong typing support</w:t>
-      </w:r>
-    </w:p>
-    <w:p>
-      <w:pPr>
-        <w:numPr>
-          <w:ilvl w:val="0"/>
-          <w:numId w:val="35"/>
-        </w:numPr>
-      </w:pPr>
-      <w:r>
-        <w:t>modern Python ecosystem</w:t>
-      </w:r>
-    </w:p>
-    <w:p>
-      <w:pPr>
-        <w:numPr>
-          <w:ilvl w:val="0"/>
-          <w:numId w:val="35"/>
-        </w:numPr>
-      </w:pPr>
-      <w:r>
-        <w:t>background task compatibility</w:t>
-      </w:r>
-    </w:p>
-    <w:p>
-      <w:pPr>
-        <w:rPr>
-          <w:b/>
-          <w:bCs/>
-        </w:rPr>
-      </w:pPr>
-      <w:r>
-        <w:rPr>
-          <w:b/>
-          <w:bCs/>
-        </w:rPr>
-        <w:t>Supporting Technologies</w:t>
-      </w:r>
-    </w:p>
-    <w:p>
-      <w:pPr>
-        <w:numPr>
-          <w:ilvl w:val="0"/>
-          <w:numId w:val="36"/>
-        </w:numPr>
-      </w:pPr>
-      <w:proofErr w:type="spellStart"/>
-      <w:r>
-        <w:t>SQLAlchemy</w:t>
-      </w:r>
-      <w:proofErr w:type="spellEnd"/>
-    </w:p>
-    <w:p>
-      <w:pPr>
-        <w:numPr>
-          <w:ilvl w:val="0"/>
-          <w:numId w:val="36"/>
-        </w:numPr>
-      </w:pPr>
-      <w:r>
-        <w:t>PostgreSQL</w:t>
-      </w:r>
-    </w:p>
-    <w:p>
-      <w:pPr>
-        <w:numPr>
-          <w:ilvl w:val="0"/>
-          <w:numId w:val="36"/>
-        </w:numPr>
-      </w:pPr>
-      <w:r>
-        <w:t>Redis</w:t>
-      </w:r>
-    </w:p>
-    <w:p>
-      <w:pPr>
-        <w:numPr>
-          <w:ilvl w:val="0"/>
-          <w:numId w:val="36"/>
-        </w:numPr>
-      </w:pPr>
-      <w:r>
-        <w:t>Celery</w:t>
-      </w:r>
-    </w:p>
-    <w:p>
-      <w:pPr>
-        <w:numPr>
-          <w:ilvl w:val="0"/>
-          <w:numId w:val="36"/>
-        </w:numPr>
-      </w:pPr>
-      <w:r>
-        <w:t>Playwright</w:t>
-      </w:r>
-    </w:p>
-    <w:p>
-      <w:pPr>
-        <w:numPr>
-          <w:ilvl w:val="0"/>
-          <w:numId w:val="36"/>
-        </w:numPr>
-      </w:pPr>
-      <w:r>
-        <w:t>Jinja2</w:t>
-      </w:r>
-    </w:p>
-    <w:p>
-      <w:r>
-        <w:pict w14:anchorId="336A5B1F">
-          <v:rect id="_x0000_i1039" style="width:0;height:1.5pt" o:hralign="center" o:hrstd="t" o:hr="t" fillcolor="#a0a0a0" stroked="f"/>
-        </w:pict>
-      </w:r>
-    </w:p>
-    <w:p>
-      <w:pPr>
-        <w:rPr>
-          <w:b/>
-          <w:bCs/>
-        </w:rPr>
-      </w:pPr>
-      <w:r>
-        <w:rPr>
-          <w:b/>
-          <w:bCs/>
-        </w:rPr>
-        <w:t>Frontend Architecture</w:t>
-      </w:r>
-    </w:p>
-    <w:p>
-      <w:r>
-        <w:t>The frontend uses:</w:t>
-      </w:r>
-    </w:p>
-    <w:p>
-      <w:pPr>
-        <w:numPr>
-          <w:ilvl w:val="0"/>
-          <w:numId w:val="37"/>
-        </w:numPr>
-      </w:pPr>
-      <w:r>
-        <w:t>Next.js</w:t>
-      </w:r>
-    </w:p>
-    <w:p>
-      <w:pPr>
-        <w:numPr>
-          <w:ilvl w:val="0"/>
-          <w:numId w:val="37"/>
-        </w:numPr>
-      </w:pPr>
-      <w:r>
-        <w:t>React</w:t>
-      </w:r>
-    </w:p>
-    <w:p>
-      <w:pPr>
-        <w:numPr>
-          <w:ilvl w:val="0"/>
-          <w:numId w:val="37"/>
-        </w:numPr>
-      </w:pPr>
-      <w:r>
-        <w:t>Tailwind CSS</w:t>
-      </w:r>
-    </w:p>
-    <w:p>
-      <w:pPr>
-        <w:rPr>
-          <w:b/>
-          <w:bCs/>
-        </w:rPr>
-      </w:pPr>
-      <w:r>
-        <w:rPr>
-          <w:b/>
-          <w:bCs/>
-        </w:rPr>
-        <w:t>Frontend Goals</w:t>
-      </w:r>
-    </w:p>
-    <w:p>
-      <w:r>
-        <w:t>The interface prioritizes:</w:t>
-      </w:r>
-    </w:p>
-    <w:p>
-      <w:pPr>
-        <w:numPr>
-          <w:ilvl w:val="0"/>
-          <w:numId w:val="38"/>
-        </w:numPr>
-      </w:pPr>
-      <w:r>
-        <w:t>speed</w:t>
-      </w:r>
-    </w:p>
-    <w:p>
-      <w:pPr>
-        <w:numPr>
-          <w:ilvl w:val="0"/>
-          <w:numId w:val="38"/>
-        </w:numPr>
-      </w:pPr>
-      <w:r>
-        <w:t>simplicity</w:t>
-      </w:r>
-    </w:p>
-    <w:p>
-      <w:pPr>
-        <w:numPr>
-          <w:ilvl w:val="0"/>
-          <w:numId w:val="38"/>
-        </w:numPr>
-      </w:pPr>
-      <w:r>
-        <w:t>workflow clarity</w:t>
-      </w:r>
-    </w:p>
-    <w:p>
-      <w:pPr>
-        <w:numPr>
-          <w:ilvl w:val="0"/>
-          <w:numId w:val="38"/>
-        </w:numPr>
-      </w:pPr>
-      <w:r>
-        <w:t>responsive design</w:t>
-      </w:r>
-    </w:p>
-    <w:p>
-      <w:pPr>
-        <w:numPr>
-          <w:ilvl w:val="0"/>
-          <w:numId w:val="38"/>
-        </w:numPr>
-      </w:pPr>
-      <w:r>
-        <w:t>dashboard usability</w:t>
-      </w:r>
-    </w:p>
-    <w:p>
-      <w:r>
-        <w:pict w14:anchorId="1236930D">
-          <v:rect id="_x0000_i1040" style="width:0;height:1.5pt" o:hralign="center" o:hrstd="t" o:hr="t" fillcolor="#a0a0a0" stroked="f"/>
-        </w:pict>
-      </w:r>
-    </w:p>
-    <w:p>
-      <w:pPr>
-        <w:rPr>
-          <w:b/>
-          <w:bCs/>
-        </w:rPr>
-      </w:pPr>
-      <w:r>
-        <w:rPr>
-          <w:b/>
-          <w:bCs/>
-        </w:rPr>
-        <w:t>AI Architecture</w:t>
-      </w:r>
-    </w:p>
-    <w:p>
-      <w:r>
-        <w:t>The AI layer is intentionally controlled.</w:t>
-      </w:r>
-    </w:p>
-    <w:p>
-      <w:r>
-        <w:t>The platform avoids fully autonomous agent systems.</w:t>
-      </w:r>
-    </w:p>
-    <w:p>
-      <w:pPr>
-        <w:rPr>
-          <w:b/>
-          <w:bCs/>
-        </w:rPr>
-      </w:pPr>
-      <w:r>
-        <w:rPr>
-          <w:b/>
-          <w:bCs/>
-        </w:rPr>
-        <w:t>AI Responsibilities</w:t>
-      </w:r>
-    </w:p>
-    <w:p>
-      <w:r>
-        <w:lastRenderedPageBreak/>
-        <w:t>AI is responsible for:</w:t>
-      </w:r>
-    </w:p>
-    <w:p>
-      <w:pPr>
-        <w:numPr>
-          <w:ilvl w:val="0"/>
-          <w:numId w:val="39"/>
-        </w:numPr>
-      </w:pPr>
-      <w:r>
-        <w:t>job analysis</w:t>
-      </w:r>
-    </w:p>
-    <w:p>
-      <w:pPr>
-        <w:numPr>
-          <w:ilvl w:val="0"/>
-          <w:numId w:val="39"/>
-        </w:numPr>
-      </w:pPr>
-      <w:r>
-        <w:t>resume tailoring</w:t>
-      </w:r>
-    </w:p>
-    <w:p>
-      <w:pPr>
-        <w:numPr>
-          <w:ilvl w:val="0"/>
-          <w:numId w:val="39"/>
-        </w:numPr>
-      </w:pPr>
-      <w:r>
-        <w:t>cover letter generation</w:t>
-      </w:r>
-    </w:p>
-    <w:p>
-      <w:pPr>
-        <w:numPr>
-          <w:ilvl w:val="0"/>
-          <w:numId w:val="39"/>
-        </w:numPr>
-      </w:pPr>
-      <w:r>
-        <w:t>scoring explanations</w:t>
-      </w:r>
-    </w:p>
-    <w:p>
-      <w:pPr>
-        <w:numPr>
-          <w:ilvl w:val="0"/>
-          <w:numId w:val="39"/>
-        </w:numPr>
-      </w:pPr>
-      <w:r>
-        <w:t>semantic extraction</w:t>
-      </w:r>
-    </w:p>
-    <w:p>
-      <w:pPr>
-        <w:rPr>
-          <w:b/>
-          <w:bCs/>
-        </w:rPr>
-      </w:pPr>
-      <w:r>
-        <w:rPr>
-          <w:b/>
-          <w:bCs/>
-        </w:rPr>
-        <w:t>AI Restrictions</w:t>
-      </w:r>
-    </w:p>
-    <w:p>
-      <w:r>
-        <w:t>AI is not responsible for:</w:t>
-      </w:r>
-    </w:p>
-    <w:p>
-      <w:pPr>
-        <w:numPr>
-          <w:ilvl w:val="0"/>
-          <w:numId w:val="40"/>
-        </w:numPr>
-      </w:pPr>
-      <w:r>
-        <w:t>application submission</w:t>
-      </w:r>
-    </w:p>
-    <w:p>
-      <w:pPr>
-        <w:numPr>
-          <w:ilvl w:val="0"/>
-          <w:numId w:val="40"/>
-        </w:numPr>
-      </w:pPr>
-      <w:r>
-        <w:t>uncontrolled decision making</w:t>
-      </w:r>
-    </w:p>
-    <w:p>
-      <w:pPr>
-        <w:numPr>
-          <w:ilvl w:val="0"/>
-          <w:numId w:val="40"/>
-        </w:numPr>
-      </w:pPr>
-      <w:r>
-        <w:t>scoring logic</w:t>
-      </w:r>
-    </w:p>
-    <w:p>
-      <w:pPr>
-        <w:numPr>
-          <w:ilvl w:val="0"/>
-          <w:numId w:val="40"/>
-        </w:numPr>
-      </w:pPr>
-      <w:r>
-        <w:t>system orchestration</w:t>
-      </w:r>
-    </w:p>
-    <w:p>
-      <w:r>
-        <w:t>The system uses deterministic pipelines.</w:t>
-      </w:r>
-    </w:p>
-    <w:p>
-      <w:r>
-        <w:t>This improves:</w:t>
-      </w:r>
-    </w:p>
-    <w:p>
-      <w:pPr>
-        <w:numPr>
-          <w:ilvl w:val="0"/>
-          <w:numId w:val="41"/>
-        </w:numPr>
-      </w:pPr>
-      <w:r>
-        <w:t>reliability</w:t>
-      </w:r>
-    </w:p>
-    <w:p>
-      <w:pPr>
-        <w:numPr>
-          <w:ilvl w:val="0"/>
-          <w:numId w:val="41"/>
-        </w:numPr>
-      </w:pPr>
-      <w:r>
-        <w:t>predictability</w:t>
-      </w:r>
-    </w:p>
-    <w:p>
-      <w:pPr>
-        <w:numPr>
-          <w:ilvl w:val="0"/>
-          <w:numId w:val="41"/>
-        </w:numPr>
-      </w:pPr>
-      <w:r>
-        <w:t>maintainability</w:t>
-      </w:r>
-    </w:p>
-    <w:p>
-      <w:pPr>
-        <w:numPr>
-          <w:ilvl w:val="0"/>
-          <w:numId w:val="41"/>
-        </w:numPr>
-      </w:pPr>
-      <w:r>
-        <w:t>debugging</w:t>
-      </w:r>
-    </w:p>
-    <w:p>
-      <w:r>
-        <w:pict w14:anchorId="52B40495">
-          <v:rect id="_x0000_i1041" style="width:0;height:1.5pt" o:hralign="center" o:hrstd="t" o:hr="t" fillcolor="#a0a0a0" stroked="f"/>
-        </w:pict>
-      </w:r>
-    </w:p>
-    <w:p>
-      <w:pPr>
-        <w:rPr>
-          <w:b/>
-          <w:bCs/>
-        </w:rPr>
-      </w:pPr>
-      <w:r>
-        <w:rPr>
-          <w:b/>
-          <w:bCs/>
-        </w:rPr>
-        <w:t>Worker Architecture</w:t>
-      </w:r>
-    </w:p>
-    <w:p>
-      <w:r>
-        <w:t>Long-running operations execute in background workers.</w:t>
-      </w:r>
-    </w:p>
-    <w:p>
-      <w:pPr>
-        <w:rPr>
-          <w:b/>
-          <w:bCs/>
-        </w:rPr>
-      </w:pPr>
-      <w:r>
-        <w:rPr>
-          <w:b/>
-          <w:bCs/>
-        </w:rPr>
-        <w:t>Background Tasks</w:t>
-      </w:r>
-    </w:p>
-    <w:p>
-      <w:r>
-        <w:t>Workers handle:</w:t>
-      </w:r>
-    </w:p>
-    <w:p>
-      <w:pPr>
-        <w:numPr>
-          <w:ilvl w:val="0"/>
-          <w:numId w:val="42"/>
-        </w:numPr>
-      </w:pPr>
-      <w:r>
-        <w:t>scraping</w:t>
-      </w:r>
-    </w:p>
-    <w:p>
-      <w:pPr>
-        <w:numPr>
-          <w:ilvl w:val="0"/>
-          <w:numId w:val="42"/>
-        </w:numPr>
-      </w:pPr>
-      <w:r>
-        <w:t>AI generation</w:t>
-      </w:r>
-    </w:p>
-    <w:p>
-      <w:pPr>
-        <w:numPr>
-          <w:ilvl w:val="0"/>
-          <w:numId w:val="42"/>
-        </w:numPr>
-      </w:pPr>
-      <w:r>
-        <w:t>PDF rendering</w:t>
-      </w:r>
-    </w:p>
-    <w:p>
-      <w:pPr>
-        <w:numPr>
-          <w:ilvl w:val="0"/>
-          <w:numId w:val="42"/>
-        </w:numPr>
-      </w:pPr>
-      <w:r>
-        <w:t>bulk processing</w:t>
-      </w:r>
-    </w:p>
-    <w:p>
-      <w:pPr>
-        <w:numPr>
-          <w:ilvl w:val="0"/>
-          <w:numId w:val="42"/>
-        </w:numPr>
-      </w:pPr>
-      <w:r>
-        <w:t>scheduled jobs</w:t>
-      </w:r>
-    </w:p>
-    <w:p>
-      <w:pPr>
-        <w:rPr>
-          <w:b/>
-          <w:bCs/>
-        </w:rPr>
-      </w:pPr>
-      <w:r>
-        <w:rPr>
-          <w:b/>
-          <w:bCs/>
-        </w:rPr>
-        <w:t>Benefits</w:t>
-      </w:r>
-    </w:p>
-    <w:p>
-      <w:r>
-        <w:t>This prevents:</w:t>
-      </w:r>
-    </w:p>
-    <w:p>
-      <w:pPr>
-        <w:numPr>
-          <w:ilvl w:val="0"/>
-          <w:numId w:val="43"/>
-        </w:numPr>
-      </w:pPr>
-      <w:r>
-        <w:t>API blocking</w:t>
-      </w:r>
-    </w:p>
-    <w:p>
-      <w:pPr>
-        <w:numPr>
-          <w:ilvl w:val="0"/>
-          <w:numId w:val="43"/>
-        </w:numPr>
-      </w:pPr>
-      <w:r>
-        <w:t>timeout issues</w:t>
-      </w:r>
-    </w:p>
-    <w:p>
-      <w:pPr>
-        <w:numPr>
-          <w:ilvl w:val="0"/>
-          <w:numId w:val="43"/>
-        </w:numPr>
-      </w:pPr>
-      <w:r>
-        <w:t>frontend delays</w:t>
-      </w:r>
-    </w:p>
-    <w:p>
-      <w:r>
         <w:pict w14:anchorId="5F209E12">
           <v:rect id="_x0000_i1042" style="width:0;height:1.5pt" o:hralign="center" o:hrstd="t" o:hr="t" fillcolor="#a0a0a0" stroked="f"/>
         </w:pict>
@@ -4380,7 +4276,6 @@
     </w:p>
     <w:p>
       <w:r>
-        <w:lastRenderedPageBreak/>
         <w:t>The system uses PostgreSQL as the primary database.</w:t>
       </w:r>
     </w:p>
@@ -4732,6 +4627,7 @@
         </w:numPr>
       </w:pPr>
       <w:r>
+        <w:lastRenderedPageBreak/>
         <w:t>input validation</w:t>
       </w:r>
     </w:p>
@@ -4754,7 +4650,6 @@
         </w:numPr>
       </w:pPr>
       <w:r>
-        <w:lastRenderedPageBreak/>
         <w:t>environment-based secrets</w:t>
       </w:r>
     </w:p>
@@ -4895,21 +4790,8 @@
       </w:r>
     </w:p>
     <w:p>
-      <w:proofErr w:type="spellStart"/>
-      <w:r>
-        <w:t>SiraFit</w:t>
-      </w:r>
-      <w:proofErr w:type="spellEnd"/>
-      <w:r>
-        <w:t xml:space="preserve"> is designed as a modular </w:t>
-      </w:r>
-      <w:proofErr w:type="spellStart"/>
-      <w:r>
-        <w:t>monorepo</w:t>
-      </w:r>
-      <w:proofErr w:type="spellEnd"/>
-      <w:r>
-        <w:t>.</w:t>
+      <w:r>
+        <w:t>SiraFit is designed as a modular monorepo.</w:t>
       </w:r>
     </w:p>
     <w:p>
@@ -5083,6 +4965,7 @@
         </w:numPr>
       </w:pPr>
       <w:r>
+        <w:lastRenderedPageBreak/>
         <w:t>networking tracker</w:t>
       </w:r>
     </w:p>
@@ -5105,7 +4988,6 @@
         </w:numPr>
       </w:pPr>
       <w:r>
-        <w:lastRenderedPageBreak/>
         <w:t>LinkedIn import</w:t>
       </w:r>
     </w:p>
@@ -5181,13 +5063,8 @@
       </w:r>
     </w:p>
     <w:p>
-      <w:proofErr w:type="spellStart"/>
-      <w:r>
-        <w:t>SiraFit</w:t>
-      </w:r>
-      <w:proofErr w:type="spellEnd"/>
-      <w:r>
-        <w:t xml:space="preserve"> is not designed to replace users.</w:t>
+      <w:r>
+        <w:t>SiraFit is not designed to replace users.</w:t>
       </w:r>
     </w:p>
     <w:p>
